--- a/4-质量管理/流程制度规范类文件/040105-客户满意度调查管理制度.docx
+++ b/4-质量管理/流程制度规范类文件/040105-客户满意度调查管理制度.docx
@@ -1,14 +1,13 @@
 
 <file path=word/document.xml><?xml version="1.0" encoding="utf-8"?>
-<w:document xmlns:wpc="http://schemas.microsoft.com/office/word/2010/wordprocessingCanvas" xmlns:mc="http://schemas.openxmlformats.org/markup-compatibility/2006" xmlns:o="urn:schemas-microsoft-com:office:office" xmlns:r="http://schemas.openxmlformats.org/officeDocument/2006/relationships" xmlns:m="http://schemas.openxmlformats.org/officeDocument/2006/math" xmlns:v="urn:schemas-microsoft-com:vml" xmlns:wp14="http://schemas.microsoft.com/office/word/2010/wordprocessingDrawing" xmlns:wp="http://schemas.openxmlformats.org/drawingml/2006/wordprocessingDrawing" xmlns:w10="urn:schemas-microsoft-com:office:word" xmlns:w="http://schemas.openxmlformats.org/wordprocessingml/2006/main" xmlns:w14="http://schemas.microsoft.com/office/word/2010/wordml" xmlns:w15="http://schemas.microsoft.com/office/word/2012/wordml" xmlns:wne="http://schemas.microsoft.com/office/word/2006/wordml" xmlns:wpg="http://schemas.microsoft.com/office/word/2010/wordprocessingGroup" xmlns:wpi="http://schemas.microsoft.com/office/word/2010/wordprocessingInk" xmlns:wps="http://schemas.microsoft.com/office/word/2010/wordprocessingShape" mc:Ignorable="w14 w15 wp14">
-  <!-- Generated by Aspose.Words for .NET 13.3.0.1 -->
+<w:document xmlns:wpc="http://schemas.microsoft.com/office/word/2010/wordprocessingCanvas" xmlns:mc="http://schemas.openxmlformats.org/markup-compatibility/2006" xmlns:o="urn:schemas-microsoft-com:office:office" xmlns:r="http://schemas.openxmlformats.org/officeDocument/2006/relationships" xmlns:m="http://schemas.openxmlformats.org/officeDocument/2006/math" xmlns:v="urn:schemas-microsoft-com:vml" xmlns:wp14="http://schemas.microsoft.com/office/word/2010/wordprocessingDrawing" xmlns:wp="http://schemas.openxmlformats.org/drawingml/2006/wordprocessingDrawing" xmlns:w="http://schemas.openxmlformats.org/wordprocessingml/2006/main" xmlns:w14="http://schemas.microsoft.com/office/word/2010/wordml" xmlns:w10="urn:schemas-microsoft-com:office:word" xmlns:w15="http://schemas.microsoft.com/office/word/2012/wordml" xmlns:wpg="http://schemas.microsoft.com/office/word/2010/wordprocessingGroup" xmlns:wpi="http://schemas.microsoft.com/office/word/2010/wordprocessingInk" xmlns:wne="http://schemas.microsoft.com/office/word/2006/wordml" xmlns:wps="http://schemas.microsoft.com/office/word/2010/wordprocessingShape" xmlns:wpsCustomData="http://www.wps.cn/officeDocument/2013/wpsCustomData" mc:Ignorable="w14 w15 wp14">
   <w:body>
     <w:p>
       <w:pPr>
         <w:spacing w:before="78" w:line="219" w:lineRule="auto"/>
         <w:ind w:left="25"/>
         <w:rPr>
-          <w:rFonts w:ascii="宋体" w:eastAsia="宋体" w:hAnsi="宋体" w:cs="宋体" w:hint="default"/>
+          <w:rFonts w:hint="default" w:ascii="宋体" w:hAnsi="宋体" w:eastAsia="宋体" w:cs="宋体"/>
           <w:sz w:val="24"/>
           <w:szCs w:val="24"/>
           <w:lang w:val="en-US" w:eastAsia="zh-CN"/>
@@ -16,7 +15,7 @@
       </w:pPr>
       <w:r>
         <w:rPr>
-          <w:rFonts w:ascii="宋体" w:eastAsia="宋体" w:hAnsi="宋体" w:cs="宋体"/>
+          <w:rFonts w:ascii="宋体" w:hAnsi="宋体" w:eastAsia="宋体" w:cs="宋体"/>
           <w:b/>
           <w:bCs/>
           <w:spacing w:val="-3"/>
@@ -27,7 +26,7 @@
       </w:r>
       <w:r>
         <w:rPr>
-          <w:rFonts w:ascii="宋体" w:hAnsi="宋体" w:cs="宋体" w:hint="eastAsia"/>
+          <w:rFonts w:hint="eastAsia" w:ascii="宋体" w:hAnsi="宋体" w:cs="宋体"/>
           <w:b/>
           <w:bCs/>
           <w:spacing w:val="-3"/>
@@ -39,7 +38,7 @@
       </w:r>
       <w:r>
         <w:rPr>
-          <w:rFonts w:ascii="宋体" w:eastAsia="宋体" w:hAnsi="宋体" w:cs="宋体"/>
+          <w:rFonts w:ascii="宋体" w:hAnsi="宋体" w:eastAsia="宋体" w:cs="宋体"/>
           <w:b/>
           <w:bCs/>
           <w:spacing w:val="-3"/>
@@ -50,7 +49,7 @@
       </w:r>
       <w:r>
         <w:rPr>
-          <w:rFonts w:ascii="宋体" w:eastAsia="宋体" w:hAnsi="宋体" w:cs="宋体" w:hint="eastAsia"/>
+          <w:rFonts w:hint="eastAsia" w:ascii="宋体" w:hAnsi="宋体" w:eastAsia="宋体" w:cs="宋体"/>
           <w:b/>
           <w:bCs/>
           <w:spacing w:val="-3"/>
@@ -62,7 +61,7 @@
       </w:r>
       <w:r>
         <w:rPr>
-          <w:rFonts w:ascii="宋体" w:hAnsi="宋体" w:cs="宋体" w:hint="eastAsia"/>
+          <w:rFonts w:hint="eastAsia" w:ascii="宋体" w:hAnsi="宋体" w:cs="宋体"/>
           <w:b/>
           <w:bCs/>
           <w:spacing w:val="-3"/>
@@ -92,14 +91,14 @@
         <w:ind w:left="23"/>
         <w:textAlignment w:val="auto"/>
         <w:rPr>
-          <w:rFonts w:ascii="宋体" w:eastAsia="宋体" w:hAnsi="宋体" w:cs="宋体"/>
+          <w:rFonts w:ascii="宋体" w:hAnsi="宋体" w:eastAsia="宋体" w:cs="宋体"/>
           <w:sz w:val="24"/>
           <w:szCs w:val="24"/>
         </w:rPr>
       </w:pPr>
       <w:r>
         <w:rPr>
-          <w:rFonts w:ascii="宋体" w:eastAsia="宋体" w:hAnsi="宋体" w:cs="宋体"/>
+          <w:rFonts w:ascii="宋体" w:hAnsi="宋体" w:eastAsia="宋体" w:cs="宋体"/>
           <w:b/>
           <w:bCs/>
           <w:spacing w:val="240"/>
@@ -111,7 +110,7 @@
       </w:r>
       <w:r>
         <w:rPr>
-          <w:rFonts w:ascii="宋体" w:eastAsia="宋体" w:hAnsi="宋体" w:cs="宋体"/>
+          <w:rFonts w:ascii="宋体" w:hAnsi="宋体" w:eastAsia="宋体" w:cs="宋体"/>
           <w:b/>
           <w:bCs/>
           <w:spacing w:val="0"/>
@@ -123,7 +122,7 @@
       </w:r>
       <w:r>
         <w:rPr>
-          <w:rFonts w:ascii="宋体" w:eastAsia="宋体" w:hAnsi="宋体" w:cs="宋体"/>
+          <w:rFonts w:ascii="宋体" w:hAnsi="宋体" w:eastAsia="宋体" w:cs="宋体"/>
           <w:b/>
           <w:bCs/>
           <w:spacing w:val="-5"/>
@@ -135,7 +134,7 @@
     </w:p>
     <w:p>
       <w:pPr>
-        <w:pStyle w:val="a"/>
+        <w:pStyle w:val="24"/>
         <w:bidi w:val="0"/>
       </w:pPr>
       <w:bookmarkStart w:id="0" w:name="_Toc9631"/>
@@ -150,7 +149,7 @@
     </w:p>
     <w:p>
       <w:pPr>
-        <w:pStyle w:val="a0"/>
+        <w:pStyle w:val="25"/>
         <w:bidi w:val="0"/>
         <w:rPr>
           <w:rFonts w:hint="default"/>
@@ -169,17 +168,18 @@
     </w:p>
     <w:tbl>
       <w:tblPr>
-        <w:tblStyle w:val="TableGrid"/>
+        <w:tblStyle w:val="21"/>
         <w:tblW w:w="0" w:type="auto"/>
         <w:tblInd w:w="2443" w:type="dxa"/>
         <w:tblBorders>
-          <w:top w:val="nil"/>
-          <w:left w:val="nil"/>
-          <w:bottom w:val="nil"/>
-          <w:right w:val="nil"/>
-          <w:insideH w:val="nil"/>
-          <w:insideV w:val="nil"/>
+          <w:top w:val="none" w:color="auto" w:sz="0" w:space="0"/>
+          <w:left w:val="none" w:color="auto" w:sz="0" w:space="0"/>
+          <w:bottom w:val="none" w:color="auto" w:sz="0" w:space="0"/>
+          <w:right w:val="none" w:color="auto" w:sz="0" w:space="0"/>
+          <w:insideH w:val="none" w:color="auto" w:sz="0" w:space="0"/>
+          <w:insideV w:val="none" w:color="auto" w:sz="0" w:space="0"/>
         </w:tblBorders>
+        <w:tblLayout w:type="autofit"/>
         <w:tblCellMar>
           <w:top w:w="0" w:type="dxa"/>
           <w:left w:w="108" w:type="dxa"/>
@@ -193,15 +193,13 @@
       </w:tblGrid>
       <w:tr>
         <w:tblPrEx>
-          <w:tblW w:w="0" w:type="auto"/>
-          <w:tblInd w:w="2443" w:type="dxa"/>
           <w:tblBorders>
-            <w:top w:val="nil"/>
-            <w:left w:val="nil"/>
-            <w:bottom w:val="nil"/>
-            <w:right w:val="nil"/>
-            <w:insideH w:val="nil"/>
-            <w:insideV w:val="nil"/>
+            <w:top w:val="none" w:color="auto" w:sz="0" w:space="0"/>
+            <w:left w:val="none" w:color="auto" w:sz="0" w:space="0"/>
+            <w:bottom w:val="none" w:color="auto" w:sz="0" w:space="0"/>
+            <w:right w:val="none" w:color="auto" w:sz="0" w:space="0"/>
+            <w:insideH w:val="none" w:color="auto" w:sz="0" w:space="0"/>
+            <w:insideV w:val="none" w:color="auto" w:sz="0" w:space="0"/>
           </w:tblBorders>
           <w:tblCellMar>
             <w:top w:w="0" w:type="dxa"/>
@@ -211,7 +209,7 @@
           </w:tblCellMar>
         </w:tblPrEx>
         <w:trPr>
-          <w:trHeight w:val="810"/>
+          <w:trHeight w:val="810" w:hRule="atLeast"/>
         </w:trPr>
         <w:tc>
           <w:tcPr>
@@ -236,7 +234,7 @@
             </w:r>
             <w:r>
               <w:rPr>
-                <w:rFonts w:asciiTheme="minorAscii" w:eastAsiaTheme="minorEastAsia" w:hAnsiTheme="minorAscii" w:hint="default"/>
+                <w:rFonts w:hint="default" w:asciiTheme="minorAscii" w:hAnsiTheme="minorAscii" w:eastAsiaTheme="minorEastAsia"/>
                 <w:spacing w:val="227"/>
                 <w:sz w:val="21"/>
                 <w:vertAlign w:val="baseline"/>
@@ -280,7 +278,7 @@
             </w:r>
             <w:r>
               <w:rPr>
-                <w:rFonts w:asciiTheme="minorAscii" w:eastAsiaTheme="minorEastAsia" w:hAnsiTheme="minorAscii" w:hint="eastAsia"/>
+                <w:rFonts w:hint="eastAsia" w:asciiTheme="minorAscii" w:hAnsiTheme="minorAscii" w:eastAsiaTheme="minorEastAsia"/>
                 <w:spacing w:val="227"/>
                 <w:sz w:val="21"/>
                 <w:vertAlign w:val="baseline"/>
@@ -302,8 +300,14 @@
       </w:tr>
       <w:tr>
         <w:tblPrEx>
-          <w:tblW w:w="0" w:type="auto"/>
-          <w:tblInd w:w="2443" w:type="dxa"/>
+          <w:tblBorders>
+            <w:top w:val="none" w:color="auto" w:sz="0" w:space="0"/>
+            <w:left w:val="none" w:color="auto" w:sz="0" w:space="0"/>
+            <w:bottom w:val="none" w:color="auto" w:sz="0" w:space="0"/>
+            <w:right w:val="none" w:color="auto" w:sz="0" w:space="0"/>
+            <w:insideH w:val="none" w:color="auto" w:sz="0" w:space="0"/>
+            <w:insideV w:val="none" w:color="auto" w:sz="0" w:space="0"/>
+          </w:tblBorders>
           <w:tblCellMar>
             <w:top w:w="0" w:type="dxa"/>
             <w:left w:w="108" w:type="dxa"/>
@@ -312,7 +316,7 @@
           </w:tblCellMar>
         </w:tblPrEx>
         <w:trPr>
-          <w:trHeight w:val="810"/>
+          <w:trHeight w:val="810" w:hRule="atLeast"/>
         </w:trPr>
         <w:tc>
           <w:tcPr>
@@ -323,7 +327,7 @@
             <w:pPr>
               <w:widowControl w:val="0"/>
               <w:rPr>
-                <w:rFonts w:ascii="Arial" w:eastAsia="Arial" w:hAnsi="Arial" w:cs="Arial" w:hint="eastAsia"/>
+                <w:rFonts w:hint="eastAsia" w:ascii="Arial" w:hAnsi="Arial" w:eastAsia="Arial" w:cs="Arial"/>
                 <w:snapToGrid w:val="0"/>
                 <w:color w:val="000000"/>
                 <w:kern w:val="0"/>
@@ -343,7 +347,7 @@
             </w:r>
             <w:r>
               <w:rPr>
-                <w:rFonts w:asciiTheme="minorAscii" w:eastAsiaTheme="minorEastAsia" w:hAnsiTheme="minorAscii" w:hint="default"/>
+                <w:rFonts w:hint="default" w:asciiTheme="minorAscii" w:hAnsiTheme="minorAscii" w:eastAsiaTheme="minorEastAsia"/>
                 <w:spacing w:val="227"/>
                 <w:sz w:val="21"/>
                 <w:vertAlign w:val="baseline"/>
@@ -354,13 +358,10 @@
             <w:r>
               <w:rPr>
                 <w:rFonts w:hint="eastAsia"/>
-                <w:spacing w:val="105"/>
-                <w:kern w:val="0"/>
                 <w:u w:val="single"/>
-                <w:vertAlign w:val="baseline"/>
                 <w:lang w:val="en-US" w:eastAsia="zh-CN"/>
               </w:rPr>
-              <w:t>严长运</w:t>
+              <w:t>刘钢要</w:t>
             </w:r>
           </w:p>
         </w:tc>
@@ -373,7 +374,7 @@
             <w:pPr>
               <w:widowControl w:val="0"/>
               <w:rPr>
-                <w:rFonts w:ascii="Arial" w:eastAsia="Arial" w:hAnsi="Arial" w:cs="Arial" w:hint="eastAsia"/>
+                <w:rFonts w:hint="eastAsia" w:ascii="Arial" w:hAnsi="Arial" w:eastAsia="Arial" w:cs="Arial"/>
                 <w:snapToGrid w:val="0"/>
                 <w:color w:val="000000"/>
                 <w:kern w:val="0"/>
@@ -393,7 +394,7 @@
             </w:r>
             <w:r>
               <w:rPr>
-                <w:rFonts w:asciiTheme="minorAscii" w:eastAsiaTheme="minorEastAsia" w:hAnsiTheme="minorAscii" w:hint="eastAsia"/>
+                <w:rFonts w:hint="eastAsia" w:asciiTheme="minorAscii" w:hAnsiTheme="minorAscii" w:eastAsiaTheme="minorEastAsia"/>
                 <w:spacing w:val="227"/>
                 <w:sz w:val="21"/>
                 <w:vertAlign w:val="baseline"/>
@@ -415,8 +416,14 @@
       </w:tr>
       <w:tr>
         <w:tblPrEx>
-          <w:tblW w:w="0" w:type="auto"/>
-          <w:tblInd w:w="2443" w:type="dxa"/>
+          <w:tblBorders>
+            <w:top w:val="none" w:color="auto" w:sz="0" w:space="0"/>
+            <w:left w:val="none" w:color="auto" w:sz="0" w:space="0"/>
+            <w:bottom w:val="none" w:color="auto" w:sz="0" w:space="0"/>
+            <w:right w:val="none" w:color="auto" w:sz="0" w:space="0"/>
+            <w:insideH w:val="none" w:color="auto" w:sz="0" w:space="0"/>
+            <w:insideV w:val="none" w:color="auto" w:sz="0" w:space="0"/>
+          </w:tblBorders>
           <w:tblCellMar>
             <w:top w:w="0" w:type="dxa"/>
             <w:left w:w="108" w:type="dxa"/>
@@ -425,7 +432,7 @@
           </w:tblCellMar>
         </w:tblPrEx>
         <w:trPr>
-          <w:trHeight w:val="635"/>
+          <w:trHeight w:val="635" w:hRule="atLeast"/>
         </w:trPr>
         <w:tc>
           <w:tcPr>
@@ -450,7 +457,7 @@
             </w:r>
             <w:r>
               <w:rPr>
-                <w:rFonts w:asciiTheme="minorAscii" w:eastAsiaTheme="minorEastAsia" w:hAnsiTheme="minorAscii" w:hint="eastAsia"/>
+                <w:rFonts w:hint="eastAsia" w:asciiTheme="minorAscii" w:hAnsiTheme="minorAscii" w:eastAsiaTheme="minorEastAsia"/>
                 <w:spacing w:val="227"/>
                 <w:sz w:val="21"/>
                 <w:vertAlign w:val="baseline"/>
@@ -491,7 +498,7 @@
             </w:r>
             <w:r>
               <w:rPr>
-                <w:rFonts w:asciiTheme="minorAscii" w:eastAsiaTheme="minorEastAsia" w:hAnsiTheme="minorAscii" w:hint="eastAsia"/>
+                <w:rFonts w:hint="eastAsia" w:asciiTheme="minorAscii" w:hAnsiTheme="minorAscii" w:eastAsiaTheme="minorEastAsia"/>
                 <w:spacing w:val="227"/>
                 <w:sz w:val="21"/>
                 <w:vertAlign w:val="baseline"/>
@@ -522,14 +529,14 @@
         <w:spacing w:before="153" w:line="225" w:lineRule="auto"/>
         <w:ind w:left="3634"/>
         <w:rPr>
-          <w:rFonts w:ascii="宋体" w:eastAsia="宋体" w:hAnsi="宋体" w:cs="宋体"/>
+          <w:rFonts w:ascii="宋体" w:hAnsi="宋体" w:eastAsia="宋体" w:cs="宋体"/>
           <w:sz w:val="31"/>
           <w:szCs w:val="31"/>
         </w:rPr>
       </w:pPr>
       <w:r>
         <w:rPr>
-          <w:rFonts w:ascii="宋体" w:eastAsia="宋体" w:hAnsi="宋体" w:cs="宋体"/>
+          <w:rFonts w:ascii="宋体" w:hAnsi="宋体" w:eastAsia="宋体" w:cs="宋体"/>
           <w:b/>
           <w:bCs/>
           <w:spacing w:val="4"/>
@@ -541,16 +548,16 @@
     </w:p>
     <w:tbl>
       <w:tblPr>
-        <w:tblStyle w:val="TableNormal0"/>
+        <w:tblStyle w:val="26"/>
         <w:tblW w:w="8301" w:type="dxa"/>
         <w:tblInd w:w="2" w:type="dxa"/>
         <w:tblBorders>
-          <w:top w:val="single" w:sz="2" w:space="0" w:color="000000"/>
-          <w:left w:val="single" w:sz="2" w:space="0" w:color="000000"/>
-          <w:bottom w:val="single" w:sz="2" w:space="0" w:color="000000"/>
-          <w:right w:val="single" w:sz="2" w:space="0" w:color="000000"/>
-          <w:insideH w:val="single" w:sz="2" w:space="0" w:color="000000"/>
-          <w:insideV w:val="single" w:sz="2" w:space="0" w:color="000000"/>
+          <w:top w:val="single" w:color="000000" w:sz="2" w:space="0"/>
+          <w:left w:val="single" w:color="000000" w:sz="2" w:space="0"/>
+          <w:bottom w:val="single" w:color="000000" w:sz="2" w:space="0"/>
+          <w:right w:val="single" w:color="000000" w:sz="2" w:space="0"/>
+          <w:insideH w:val="single" w:color="000000" w:sz="2" w:space="0"/>
+          <w:insideV w:val="single" w:color="000000" w:sz="2" w:space="0"/>
         </w:tblBorders>
         <w:tblLayout w:type="fixed"/>
         <w:tblCellMar>
@@ -570,17 +577,14 @@
       </w:tblGrid>
       <w:tr>
         <w:tblPrEx>
-          <w:tblW w:w="8301" w:type="dxa"/>
-          <w:tblInd w:w="2" w:type="dxa"/>
           <w:tblBorders>
-            <w:top w:val="single" w:sz="2" w:space="0" w:color="000000"/>
-            <w:left w:val="single" w:sz="2" w:space="0" w:color="000000"/>
-            <w:bottom w:val="single" w:sz="2" w:space="0" w:color="000000"/>
-            <w:right w:val="single" w:sz="2" w:space="0" w:color="000000"/>
-            <w:insideH w:val="single" w:sz="2" w:space="0" w:color="000000"/>
-            <w:insideV w:val="single" w:sz="2" w:space="0" w:color="000000"/>
+            <w:top w:val="single" w:color="000000" w:sz="2" w:space="0"/>
+            <w:left w:val="single" w:color="000000" w:sz="2" w:space="0"/>
+            <w:bottom w:val="single" w:color="000000" w:sz="2" w:space="0"/>
+            <w:right w:val="single" w:color="000000" w:sz="2" w:space="0"/>
+            <w:insideH w:val="single" w:color="000000" w:sz="2" w:space="0"/>
+            <w:insideV w:val="single" w:color="000000" w:sz="2" w:space="0"/>
           </w:tblBorders>
-          <w:tblLayout w:type="fixed"/>
           <w:tblCellMar>
             <w:top w:w="0" w:type="dxa"/>
             <w:left w:w="0" w:type="dxa"/>
@@ -589,7 +593,7 @@
           </w:tblCellMar>
         </w:tblPrEx>
         <w:trPr>
-          <w:trHeight w:val="593"/>
+          <w:trHeight w:val="593" w:hRule="atLeast"/>
         </w:trPr>
         <w:tc>
           <w:tcPr>
@@ -600,14 +604,14 @@
               <w:spacing w:before="176" w:line="228" w:lineRule="auto"/>
               <w:ind w:left="607"/>
               <w:rPr>
-                <w:rFonts w:ascii="宋体" w:eastAsia="宋体" w:hAnsi="宋体" w:cs="宋体"/>
+                <w:rFonts w:ascii="宋体" w:hAnsi="宋体" w:eastAsia="宋体" w:cs="宋体"/>
                 <w:sz w:val="20"/>
                 <w:szCs w:val="20"/>
               </w:rPr>
             </w:pPr>
             <w:r>
               <w:rPr>
-                <w:rFonts w:ascii="宋体" w:eastAsia="宋体" w:hAnsi="宋体" w:cs="宋体"/>
+                <w:rFonts w:ascii="宋体" w:hAnsi="宋体" w:eastAsia="宋体" w:cs="宋体"/>
                 <w:spacing w:val="-14"/>
                 <w:sz w:val="20"/>
                 <w:szCs w:val="20"/>
@@ -625,14 +629,14 @@
               <w:spacing w:before="175" w:line="227" w:lineRule="auto"/>
               <w:ind w:left="253"/>
               <w:rPr>
-                <w:rFonts w:ascii="宋体" w:eastAsia="宋体" w:hAnsi="宋体" w:cs="宋体"/>
+                <w:rFonts w:ascii="宋体" w:hAnsi="宋体" w:eastAsia="宋体" w:cs="宋体"/>
                 <w:sz w:val="20"/>
                 <w:szCs w:val="20"/>
               </w:rPr>
             </w:pPr>
             <w:r>
               <w:rPr>
-                <w:rFonts w:ascii="宋体" w:eastAsia="宋体" w:hAnsi="宋体" w:cs="宋体"/>
+                <w:rFonts w:ascii="宋体" w:hAnsi="宋体" w:eastAsia="宋体" w:cs="宋体"/>
                 <w:spacing w:val="4"/>
                 <w:sz w:val="20"/>
                 <w:szCs w:val="20"/>
@@ -650,14 +654,14 @@
               <w:spacing w:before="175" w:line="228" w:lineRule="auto"/>
               <w:ind w:left="730"/>
               <w:rPr>
-                <w:rFonts w:ascii="宋体" w:eastAsia="宋体" w:hAnsi="宋体" w:cs="宋体"/>
+                <w:rFonts w:ascii="宋体" w:hAnsi="宋体" w:eastAsia="宋体" w:cs="宋体"/>
                 <w:sz w:val="20"/>
                 <w:szCs w:val="20"/>
               </w:rPr>
             </w:pPr>
             <w:r>
               <w:rPr>
-                <w:rFonts w:ascii="宋体" w:eastAsia="宋体" w:hAnsi="宋体" w:cs="宋体"/>
+                <w:rFonts w:ascii="宋体" w:hAnsi="宋体" w:eastAsia="宋体" w:cs="宋体"/>
                 <w:spacing w:val="7"/>
                 <w:sz w:val="20"/>
                 <w:szCs w:val="20"/>
@@ -675,14 +679,14 @@
               <w:spacing w:before="175" w:line="228" w:lineRule="auto"/>
               <w:ind w:left="310"/>
               <w:rPr>
-                <w:rFonts w:ascii="宋体" w:eastAsia="宋体" w:hAnsi="宋体" w:cs="宋体"/>
+                <w:rFonts w:ascii="宋体" w:hAnsi="宋体" w:eastAsia="宋体" w:cs="宋体"/>
                 <w:sz w:val="20"/>
                 <w:szCs w:val="20"/>
               </w:rPr>
             </w:pPr>
             <w:r>
               <w:rPr>
-                <w:rFonts w:ascii="宋体" w:eastAsia="宋体" w:hAnsi="宋体" w:cs="宋体"/>
+                <w:rFonts w:ascii="宋体" w:hAnsi="宋体" w:eastAsia="宋体" w:cs="宋体"/>
                 <w:spacing w:val="6"/>
                 <w:sz w:val="20"/>
                 <w:szCs w:val="20"/>
@@ -700,7 +704,7 @@
               <w:spacing w:before="175" w:line="228" w:lineRule="auto"/>
               <w:ind w:left="310"/>
               <w:rPr>
-                <w:rFonts w:ascii="宋体" w:eastAsia="宋体" w:hAnsi="宋体" w:cs="宋体" w:hint="eastAsia"/>
+                <w:rFonts w:hint="eastAsia" w:ascii="宋体" w:hAnsi="宋体" w:eastAsia="宋体" w:cs="宋体"/>
                 <w:spacing w:val="6"/>
                 <w:sz w:val="20"/>
                 <w:szCs w:val="20"/>
@@ -709,7 +713,7 @@
             </w:pPr>
             <w:r>
               <w:rPr>
-                <w:rFonts w:ascii="宋体" w:eastAsia="宋体" w:hAnsi="宋体" w:cs="宋体" w:hint="eastAsia"/>
+                <w:rFonts w:hint="eastAsia" w:ascii="宋体" w:hAnsi="宋体" w:eastAsia="宋体" w:cs="宋体"/>
                 <w:spacing w:val="6"/>
                 <w:sz w:val="20"/>
                 <w:szCs w:val="20"/>
@@ -728,14 +732,14 @@
               <w:spacing w:before="176" w:line="229" w:lineRule="auto"/>
               <w:ind w:left="311"/>
               <w:rPr>
-                <w:rFonts w:ascii="宋体" w:eastAsia="宋体" w:hAnsi="宋体" w:cs="宋体"/>
+                <w:rFonts w:ascii="宋体" w:hAnsi="宋体" w:eastAsia="宋体" w:cs="宋体"/>
                 <w:sz w:val="20"/>
                 <w:szCs w:val="20"/>
               </w:rPr>
             </w:pPr>
             <w:r>
               <w:rPr>
-                <w:rFonts w:ascii="宋体" w:eastAsia="宋体" w:hAnsi="宋体" w:cs="宋体"/>
+                <w:rFonts w:ascii="宋体" w:hAnsi="宋体" w:eastAsia="宋体" w:cs="宋体"/>
                 <w:spacing w:val="7"/>
                 <w:sz w:val="20"/>
                 <w:szCs w:val="20"/>
@@ -747,9 +751,14 @@
       </w:tr>
       <w:tr>
         <w:tblPrEx>
-          <w:tblW w:w="8301" w:type="dxa"/>
-          <w:tblInd w:w="2" w:type="dxa"/>
-          <w:tblLayout w:type="fixed"/>
+          <w:tblBorders>
+            <w:top w:val="single" w:color="000000" w:sz="2" w:space="0"/>
+            <w:left w:val="single" w:color="000000" w:sz="2" w:space="0"/>
+            <w:bottom w:val="single" w:color="000000" w:sz="2" w:space="0"/>
+            <w:right w:val="single" w:color="000000" w:sz="2" w:space="0"/>
+            <w:insideH w:val="single" w:color="000000" w:sz="2" w:space="0"/>
+            <w:insideV w:val="single" w:color="000000" w:sz="2" w:space="0"/>
+          </w:tblBorders>
           <w:tblCellMar>
             <w:top w:w="0" w:type="dxa"/>
             <w:left w:w="0" w:type="dxa"/>
@@ -758,7 +767,7 @@
           </w:tblCellMar>
         </w:tblPrEx>
         <w:trPr>
-          <w:trHeight w:val="556"/>
+          <w:trHeight w:val="556" w:hRule="atLeast"/>
         </w:trPr>
         <w:tc>
           <w:tcPr>
@@ -769,14 +778,14 @@
               <w:spacing w:before="173" w:line="267" w:lineRule="exact"/>
               <w:ind w:left="260"/>
               <w:rPr>
-                <w:rFonts w:ascii="宋体" w:eastAsia="宋体" w:hAnsi="宋体" w:cs="宋体"/>
+                <w:rFonts w:ascii="宋体" w:hAnsi="宋体" w:eastAsia="宋体" w:cs="宋体"/>
                 <w:sz w:val="20"/>
                 <w:szCs w:val="20"/>
               </w:rPr>
             </w:pPr>
             <w:r>
               <w:rPr>
-                <w:rFonts w:ascii="宋体" w:eastAsia="宋体" w:hAnsi="宋体" w:cs="宋体"/>
+                <w:rFonts w:ascii="宋体" w:hAnsi="宋体" w:eastAsia="宋体" w:cs="宋体"/>
                 <w:spacing w:val="3"/>
                 <w:position w:val="1"/>
                 <w:sz w:val="20"/>
@@ -795,14 +804,14 @@
               <w:spacing w:before="173" w:line="267" w:lineRule="exact"/>
               <w:ind w:left="248"/>
               <w:rPr>
-                <w:rFonts w:ascii="宋体" w:eastAsia="宋体" w:hAnsi="宋体" w:cs="宋体"/>
+                <w:rFonts w:ascii="宋体" w:hAnsi="宋体" w:eastAsia="宋体" w:cs="宋体"/>
                 <w:sz w:val="20"/>
                 <w:szCs w:val="20"/>
               </w:rPr>
             </w:pPr>
             <w:r>
               <w:rPr>
-                <w:rFonts w:ascii="宋体" w:eastAsia="宋体" w:hAnsi="宋体" w:cs="宋体"/>
+                <w:rFonts w:ascii="宋体" w:hAnsi="宋体" w:eastAsia="宋体" w:cs="宋体"/>
                 <w:spacing w:val="4"/>
                 <w:position w:val="1"/>
                 <w:sz w:val="20"/>
@@ -822,14 +831,14 @@
               <w:ind w:left="114"/>
               <w:jc w:val="center"/>
               <w:rPr>
-                <w:rFonts w:ascii="宋体" w:eastAsia="宋体" w:hAnsi="宋体" w:cs="宋体"/>
+                <w:rFonts w:ascii="宋体" w:hAnsi="宋体" w:eastAsia="宋体" w:cs="宋体"/>
                 <w:sz w:val="20"/>
                 <w:szCs w:val="20"/>
               </w:rPr>
             </w:pPr>
             <w:r>
               <w:rPr>
-                <w:rFonts w:ascii="宋体" w:eastAsia="宋体" w:hAnsi="宋体" w:cs="宋体"/>
+                <w:rFonts w:ascii="宋体" w:hAnsi="宋体" w:eastAsia="宋体" w:cs="宋体"/>
                 <w:spacing w:val="7"/>
                 <w:sz w:val="20"/>
                 <w:szCs w:val="20"/>
@@ -847,7 +856,7 @@
               <w:spacing w:before="172" w:line="228" w:lineRule="auto"/>
               <w:ind w:left="313"/>
               <w:rPr>
-                <w:rFonts w:ascii="宋体" w:eastAsia="宋体" w:hAnsi="宋体" w:cs="宋体" w:hint="eastAsia"/>
+                <w:rFonts w:hint="eastAsia" w:ascii="宋体" w:hAnsi="宋体" w:eastAsia="宋体" w:cs="宋体"/>
                 <w:sz w:val="20"/>
                 <w:szCs w:val="20"/>
                 <w:lang w:val="en-US" w:eastAsia="zh-CN"/>
@@ -855,7 +864,7 @@
             </w:pPr>
             <w:r>
               <w:rPr>
-                <w:rFonts w:ascii="宋体" w:eastAsia="宋体" w:hAnsi="宋体" w:cs="宋体" w:hint="eastAsia"/>
+                <w:rFonts w:hint="eastAsia" w:ascii="宋体" w:hAnsi="宋体" w:eastAsia="宋体" w:cs="宋体"/>
                 <w:spacing w:val="7"/>
                 <w:kern w:val="0"/>
                 <w:sz w:val="20"/>
@@ -875,7 +884,7 @@
               <w:spacing w:before="172" w:line="228" w:lineRule="auto"/>
               <w:ind w:left="313"/>
               <w:rPr>
-                <w:rFonts w:ascii="宋体" w:eastAsia="宋体" w:hAnsi="宋体" w:cs="宋体" w:hint="eastAsia"/>
+                <w:rFonts w:hint="eastAsia" w:ascii="宋体" w:hAnsi="宋体" w:eastAsia="宋体" w:cs="宋体"/>
                 <w:spacing w:val="5"/>
                 <w:sz w:val="20"/>
                 <w:szCs w:val="20"/>
@@ -883,34 +892,30 @@
             </w:pPr>
             <w:r>
               <w:rPr>
-                <w:rFonts w:ascii="宋体" w:eastAsia="宋体" w:hAnsi="宋体" w:cs="宋体" w:hint="eastAsia"/>
-                <w:spacing w:val="115"/>
-                <w:kern w:val="0"/>
+                <w:rFonts w:hint="eastAsia"/>
+                <w:lang w:val="en-US" w:eastAsia="zh-CN"/>
+              </w:rPr>
+              <w:t>刘钢要</w:t>
+            </w:r>
+          </w:p>
+        </w:tc>
+        <w:tc>
+          <w:tcPr>
+            <w:tcW w:w="1240" w:type="dxa"/>
+          </w:tcPr>
+          <w:p>
+            <w:pPr>
+              <w:spacing w:before="173" w:line="229" w:lineRule="auto"/>
+              <w:ind w:left="314"/>
+              <w:rPr>
+                <w:rFonts w:ascii="宋体" w:hAnsi="宋体" w:eastAsia="宋体" w:cs="宋体"/>
                 <w:sz w:val="20"/>
                 <w:szCs w:val="20"/>
-                <w:lang w:val="en-US" w:eastAsia="zh-CN"/>
-              </w:rPr>
-              <w:t>严长运</w:t>
-            </w:r>
-          </w:p>
-        </w:tc>
-        <w:tc>
-          <w:tcPr>
-            <w:tcW w:w="1240" w:type="dxa"/>
-          </w:tcPr>
-          <w:p>
-            <w:pPr>
-              <w:spacing w:before="173" w:line="229" w:lineRule="auto"/>
-              <w:ind w:left="314"/>
-              <w:rPr>
-                <w:rFonts w:ascii="宋体" w:eastAsia="宋体" w:hAnsi="宋体" w:cs="宋体"/>
-                <w:sz w:val="20"/>
-                <w:szCs w:val="20"/>
               </w:rPr>
             </w:pPr>
             <w:r>
               <w:rPr>
-                <w:rFonts w:ascii="宋体" w:eastAsia="宋体" w:hAnsi="宋体" w:cs="宋体" w:hint="eastAsia"/>
+                <w:rFonts w:hint="eastAsia" w:ascii="宋体" w:hAnsi="宋体" w:eastAsia="宋体" w:cs="宋体"/>
                 <w:spacing w:val="6"/>
                 <w:sz w:val="20"/>
                 <w:szCs w:val="20"/>
@@ -923,9 +928,14 @@
       </w:tr>
       <w:tr>
         <w:tblPrEx>
-          <w:tblW w:w="8301" w:type="dxa"/>
-          <w:tblInd w:w="2" w:type="dxa"/>
-          <w:tblLayout w:type="fixed"/>
+          <w:tblBorders>
+            <w:top w:val="single" w:color="000000" w:sz="2" w:space="0"/>
+            <w:left w:val="single" w:color="000000" w:sz="2" w:space="0"/>
+            <w:bottom w:val="single" w:color="000000" w:sz="2" w:space="0"/>
+            <w:right w:val="single" w:color="000000" w:sz="2" w:space="0"/>
+            <w:insideH w:val="single" w:color="000000" w:sz="2" w:space="0"/>
+            <w:insideV w:val="single" w:color="000000" w:sz="2" w:space="0"/>
+          </w:tblBorders>
           <w:tblCellMar>
             <w:top w:w="0" w:type="dxa"/>
             <w:left w:w="0" w:type="dxa"/>
@@ -934,7 +944,7 @@
           </w:tblCellMar>
         </w:tblPrEx>
         <w:trPr>
-          <w:trHeight w:val="556"/>
+          <w:trHeight w:val="556" w:hRule="atLeast"/>
         </w:trPr>
         <w:tc>
           <w:tcPr>
@@ -942,7 +952,7 @@
           </w:tcPr>
           <w:p>
             <w:pPr>
-              <w:pStyle w:val="TableText"/>
+              <w:pStyle w:val="27"/>
             </w:pPr>
           </w:p>
         </w:tc>
@@ -952,7 +962,7 @@
           </w:tcPr>
           <w:p>
             <w:pPr>
-              <w:pStyle w:val="TableText"/>
+              <w:pStyle w:val="27"/>
             </w:pPr>
           </w:p>
         </w:tc>
@@ -962,7 +972,7 @@
           </w:tcPr>
           <w:p>
             <w:pPr>
-              <w:pStyle w:val="TableText"/>
+              <w:pStyle w:val="27"/>
             </w:pPr>
           </w:p>
         </w:tc>
@@ -994,16 +1004,21 @@
           </w:tcPr>
           <w:p>
             <w:pPr>
-              <w:pStyle w:val="TableText"/>
+              <w:pStyle w:val="27"/>
             </w:pPr>
           </w:p>
         </w:tc>
       </w:tr>
       <w:tr>
         <w:tblPrEx>
-          <w:tblW w:w="8301" w:type="dxa"/>
-          <w:tblInd w:w="2" w:type="dxa"/>
-          <w:tblLayout w:type="fixed"/>
+          <w:tblBorders>
+            <w:top w:val="single" w:color="000000" w:sz="2" w:space="0"/>
+            <w:left w:val="single" w:color="000000" w:sz="2" w:space="0"/>
+            <w:bottom w:val="single" w:color="000000" w:sz="2" w:space="0"/>
+            <w:right w:val="single" w:color="000000" w:sz="2" w:space="0"/>
+            <w:insideH w:val="single" w:color="000000" w:sz="2" w:space="0"/>
+            <w:insideV w:val="single" w:color="000000" w:sz="2" w:space="0"/>
+          </w:tblBorders>
           <w:tblCellMar>
             <w:top w:w="0" w:type="dxa"/>
             <w:left w:w="0" w:type="dxa"/>
@@ -1012,7 +1027,7 @@
           </w:tblCellMar>
         </w:tblPrEx>
         <w:trPr>
-          <w:trHeight w:val="556"/>
+          <w:trHeight w:val="556" w:hRule="atLeast"/>
         </w:trPr>
         <w:tc>
           <w:tcPr>
@@ -1020,7 +1035,7 @@
           </w:tcPr>
           <w:p>
             <w:pPr>
-              <w:pStyle w:val="TableText"/>
+              <w:pStyle w:val="27"/>
             </w:pPr>
           </w:p>
         </w:tc>
@@ -1030,7 +1045,7 @@
           </w:tcPr>
           <w:p>
             <w:pPr>
-              <w:pStyle w:val="TableText"/>
+              <w:pStyle w:val="27"/>
             </w:pPr>
           </w:p>
         </w:tc>
@@ -1040,7 +1055,7 @@
           </w:tcPr>
           <w:p>
             <w:pPr>
-              <w:pStyle w:val="TableText"/>
+              <w:pStyle w:val="27"/>
             </w:pPr>
           </w:p>
         </w:tc>
@@ -1072,16 +1087,21 @@
           </w:tcPr>
           <w:p>
             <w:pPr>
-              <w:pStyle w:val="TableText"/>
+              <w:pStyle w:val="27"/>
             </w:pPr>
           </w:p>
         </w:tc>
       </w:tr>
       <w:tr>
         <w:tblPrEx>
-          <w:tblW w:w="8301" w:type="dxa"/>
-          <w:tblInd w:w="2" w:type="dxa"/>
-          <w:tblLayout w:type="fixed"/>
+          <w:tblBorders>
+            <w:top w:val="single" w:color="000000" w:sz="2" w:space="0"/>
+            <w:left w:val="single" w:color="000000" w:sz="2" w:space="0"/>
+            <w:bottom w:val="single" w:color="000000" w:sz="2" w:space="0"/>
+            <w:right w:val="single" w:color="000000" w:sz="2" w:space="0"/>
+            <w:insideH w:val="single" w:color="000000" w:sz="2" w:space="0"/>
+            <w:insideV w:val="single" w:color="000000" w:sz="2" w:space="0"/>
+          </w:tblBorders>
           <w:tblCellMar>
             <w:top w:w="0" w:type="dxa"/>
             <w:left w:w="0" w:type="dxa"/>
@@ -1090,7 +1110,7 @@
           </w:tblCellMar>
         </w:tblPrEx>
         <w:trPr>
-          <w:trHeight w:val="557"/>
+          <w:trHeight w:val="557" w:hRule="atLeast"/>
         </w:trPr>
         <w:tc>
           <w:tcPr>
@@ -1098,7 +1118,7 @@
           </w:tcPr>
           <w:p>
             <w:pPr>
-              <w:pStyle w:val="TableText"/>
+              <w:pStyle w:val="27"/>
             </w:pPr>
           </w:p>
         </w:tc>
@@ -1108,7 +1128,7 @@
           </w:tcPr>
           <w:p>
             <w:pPr>
-              <w:pStyle w:val="TableText"/>
+              <w:pStyle w:val="27"/>
             </w:pPr>
           </w:p>
         </w:tc>
@@ -1118,7 +1138,7 @@
           </w:tcPr>
           <w:p>
             <w:pPr>
-              <w:pStyle w:val="TableText"/>
+              <w:pStyle w:val="27"/>
             </w:pPr>
           </w:p>
         </w:tc>
@@ -1128,7 +1148,7 @@
           </w:tcPr>
           <w:p>
             <w:pPr>
-              <w:pStyle w:val="TableText"/>
+              <w:pStyle w:val="27"/>
             </w:pPr>
           </w:p>
         </w:tc>
@@ -1138,7 +1158,7 @@
           </w:tcPr>
           <w:p>
             <w:pPr>
-              <w:pStyle w:val="TableText"/>
+              <w:pStyle w:val="27"/>
             </w:pPr>
           </w:p>
         </w:tc>
@@ -1148,16 +1168,21 @@
           </w:tcPr>
           <w:p>
             <w:pPr>
-              <w:pStyle w:val="TableText"/>
+              <w:pStyle w:val="27"/>
             </w:pPr>
           </w:p>
         </w:tc>
       </w:tr>
       <w:tr>
         <w:tblPrEx>
-          <w:tblW w:w="8301" w:type="dxa"/>
-          <w:tblInd w:w="2" w:type="dxa"/>
-          <w:tblLayout w:type="fixed"/>
+          <w:tblBorders>
+            <w:top w:val="single" w:color="000000" w:sz="2" w:space="0"/>
+            <w:left w:val="single" w:color="000000" w:sz="2" w:space="0"/>
+            <w:bottom w:val="single" w:color="000000" w:sz="2" w:space="0"/>
+            <w:right w:val="single" w:color="000000" w:sz="2" w:space="0"/>
+            <w:insideH w:val="single" w:color="000000" w:sz="2" w:space="0"/>
+            <w:insideV w:val="single" w:color="000000" w:sz="2" w:space="0"/>
+          </w:tblBorders>
           <w:tblCellMar>
             <w:top w:w="0" w:type="dxa"/>
             <w:left w:w="0" w:type="dxa"/>
@@ -1166,7 +1191,7 @@
           </w:tblCellMar>
         </w:tblPrEx>
         <w:trPr>
-          <w:trHeight w:val="556"/>
+          <w:trHeight w:val="556" w:hRule="atLeast"/>
         </w:trPr>
         <w:tc>
           <w:tcPr>
@@ -1174,7 +1199,7 @@
           </w:tcPr>
           <w:p>
             <w:pPr>
-              <w:pStyle w:val="TableText"/>
+              <w:pStyle w:val="27"/>
             </w:pPr>
           </w:p>
         </w:tc>
@@ -1184,7 +1209,7 @@
           </w:tcPr>
           <w:p>
             <w:pPr>
-              <w:pStyle w:val="TableText"/>
+              <w:pStyle w:val="27"/>
             </w:pPr>
           </w:p>
         </w:tc>
@@ -1194,7 +1219,7 @@
           </w:tcPr>
           <w:p>
             <w:pPr>
-              <w:pStyle w:val="TableText"/>
+              <w:pStyle w:val="27"/>
             </w:pPr>
           </w:p>
         </w:tc>
@@ -1204,7 +1229,7 @@
           </w:tcPr>
           <w:p>
             <w:pPr>
-              <w:pStyle w:val="TableText"/>
+              <w:pStyle w:val="27"/>
             </w:pPr>
           </w:p>
         </w:tc>
@@ -1214,7 +1239,7 @@
           </w:tcPr>
           <w:p>
             <w:pPr>
-              <w:pStyle w:val="TableText"/>
+              <w:pStyle w:val="27"/>
             </w:pPr>
           </w:p>
         </w:tc>
@@ -1224,16 +1249,21 @@
           </w:tcPr>
           <w:p>
             <w:pPr>
-              <w:pStyle w:val="TableText"/>
+              <w:pStyle w:val="27"/>
             </w:pPr>
           </w:p>
         </w:tc>
       </w:tr>
       <w:tr>
         <w:tblPrEx>
-          <w:tblW w:w="8301" w:type="dxa"/>
-          <w:tblInd w:w="2" w:type="dxa"/>
-          <w:tblLayout w:type="fixed"/>
+          <w:tblBorders>
+            <w:top w:val="single" w:color="000000" w:sz="2" w:space="0"/>
+            <w:left w:val="single" w:color="000000" w:sz="2" w:space="0"/>
+            <w:bottom w:val="single" w:color="000000" w:sz="2" w:space="0"/>
+            <w:right w:val="single" w:color="000000" w:sz="2" w:space="0"/>
+            <w:insideH w:val="single" w:color="000000" w:sz="2" w:space="0"/>
+            <w:insideV w:val="single" w:color="000000" w:sz="2" w:space="0"/>
+          </w:tblBorders>
           <w:tblCellMar>
             <w:top w:w="0" w:type="dxa"/>
             <w:left w:w="0" w:type="dxa"/>
@@ -1242,7 +1272,7 @@
           </w:tblCellMar>
         </w:tblPrEx>
         <w:trPr>
-          <w:trHeight w:val="561"/>
+          <w:trHeight w:val="561" w:hRule="atLeast"/>
         </w:trPr>
         <w:tc>
           <w:tcPr>
@@ -1250,7 +1280,7 @@
           </w:tcPr>
           <w:p>
             <w:pPr>
-              <w:pStyle w:val="TableText"/>
+              <w:pStyle w:val="27"/>
             </w:pPr>
           </w:p>
         </w:tc>
@@ -1260,7 +1290,7 @@
           </w:tcPr>
           <w:p>
             <w:pPr>
-              <w:pStyle w:val="TableText"/>
+              <w:pStyle w:val="27"/>
             </w:pPr>
           </w:p>
         </w:tc>
@@ -1270,7 +1300,7 @@
           </w:tcPr>
           <w:p>
             <w:pPr>
-              <w:pStyle w:val="TableText"/>
+              <w:pStyle w:val="27"/>
             </w:pPr>
           </w:p>
         </w:tc>
@@ -1280,7 +1310,7 @@
           </w:tcPr>
           <w:p>
             <w:pPr>
-              <w:pStyle w:val="TableText"/>
+              <w:pStyle w:val="27"/>
             </w:pPr>
           </w:p>
         </w:tc>
@@ -1290,7 +1320,7 @@
           </w:tcPr>
           <w:p>
             <w:pPr>
-              <w:pStyle w:val="TableText"/>
+              <w:pStyle w:val="27"/>
             </w:pPr>
           </w:p>
         </w:tc>
@@ -1300,7 +1330,7 @@
           </w:tcPr>
           <w:p>
             <w:pPr>
-              <w:pStyle w:val="TableText"/>
+              <w:pStyle w:val="27"/>
             </w:pPr>
           </w:p>
         </w:tc>
@@ -1314,7 +1344,7 @@
     <w:sdt>
       <w:sdtPr>
         <w:rPr>
-          <w:rFonts w:ascii="宋体" w:eastAsia="宋体" w:hAnsi="宋体" w:cs="Arial"/>
+          <w:rFonts w:ascii="宋体" w:hAnsi="宋体" w:eastAsia="宋体" w:cs="Arial"/>
           <w:snapToGrid w:val="0"/>
           <w:color w:val="000000"/>
           <w:kern w:val="0"/>
@@ -1330,7 +1360,7 @@
       </w:sdtPr>
       <w:sdtEndPr>
         <w:rPr>
-          <w:rFonts w:ascii="宋体" w:eastAsia="宋体" w:hAnsi="宋体" w:cs="宋体" w:hint="eastAsia"/>
+          <w:rFonts w:hint="eastAsia" w:ascii="宋体" w:hAnsi="宋体" w:eastAsia="宋体" w:cs="宋体"/>
           <w:snapToGrid w:val="0"/>
           <w:color w:val="000000"/>
           <w:kern w:val="0"/>
@@ -1343,17 +1373,17 @@
         <w:p>
           <w:pPr>
             <w:spacing w:before="0" w:beforeLines="0" w:after="0" w:afterLines="0" w:line="240" w:lineRule="auto"/>
-            <w:ind w:left="0" w:right="0" w:firstLine="0" w:leftChars="0" w:rightChars="0" w:firstLineChars="0"/>
+            <w:ind w:left="0" w:leftChars="0" w:right="0" w:rightChars="0" w:firstLine="0" w:firstLineChars="0"/>
             <w:jc w:val="center"/>
             <w:rPr>
-              <w:rFonts w:ascii="宋体" w:eastAsia="宋体" w:hAnsi="宋体" w:cs="宋体" w:hint="eastAsia"/>
+              <w:rFonts w:hint="eastAsia" w:ascii="宋体" w:hAnsi="宋体" w:eastAsia="宋体" w:cs="宋体"/>
               <w:sz w:val="24"/>
               <w:szCs w:val="24"/>
             </w:rPr>
           </w:pPr>
           <w:r>
             <w:rPr>
-              <w:rFonts w:ascii="宋体" w:eastAsia="宋体" w:hAnsi="宋体" w:cs="宋体" w:hint="eastAsia"/>
+              <w:rFonts w:hint="eastAsia" w:ascii="宋体" w:hAnsi="宋体" w:eastAsia="宋体" w:cs="宋体"/>
               <w:sz w:val="24"/>
               <w:szCs w:val="24"/>
             </w:rPr>
@@ -1362,16 +1392,14 @@
         </w:p>
         <w:p>
           <w:pPr>
-            <w:pStyle w:val="TOC1"/>
+            <w:pStyle w:val="16"/>
             <w:tabs>
               <w:tab w:val="right" w:leader="dot" w:pos="8306"/>
             </w:tabs>
           </w:pPr>
-          <w:bookmarkStart w:id="2" w:name="_GoBack"/>
-          <w:bookmarkEnd w:id="2"/>
-          <w:r>
-            <w:rPr>
-              <w:rFonts w:ascii="宋体" w:eastAsia="宋体" w:hAnsi="宋体" w:cs="宋体" w:hint="eastAsia"/>
+          <w:r>
+            <w:rPr>
+              <w:rFonts w:hint="eastAsia" w:ascii="宋体" w:hAnsi="宋体" w:eastAsia="宋体" w:cs="宋体"/>
               <w:sz w:val="24"/>
               <w:szCs w:val="24"/>
             </w:rPr>
@@ -1379,7 +1407,7 @@
           </w:r>
           <w:r>
             <w:rPr>
-              <w:rFonts w:ascii="宋体" w:eastAsia="宋体" w:hAnsi="宋体" w:cs="宋体" w:hint="eastAsia"/>
+              <w:rFonts w:hint="eastAsia" w:ascii="宋体" w:hAnsi="宋体" w:eastAsia="宋体" w:cs="宋体"/>
               <w:sz w:val="24"/>
               <w:szCs w:val="24"/>
             </w:rPr>
@@ -1387,7 +1415,7 @@
           </w:r>
           <w:r>
             <w:rPr>
-              <w:rFonts w:ascii="宋体" w:eastAsia="宋体" w:hAnsi="宋体" w:cs="宋体" w:hint="eastAsia"/>
+              <w:rFonts w:hint="eastAsia" w:ascii="宋体" w:hAnsi="宋体" w:eastAsia="宋体" w:cs="宋体"/>
               <w:sz w:val="24"/>
               <w:szCs w:val="24"/>
             </w:rPr>
@@ -1395,21 +1423,21 @@
           </w:r>
           <w:r>
             <w:rPr>
-              <w:rFonts w:ascii="宋体" w:eastAsia="宋体" w:hAnsi="宋体" w:cs="宋体" w:hint="eastAsia"/>
+              <w:rFonts w:hint="eastAsia" w:ascii="宋体" w:hAnsi="宋体" w:eastAsia="宋体" w:cs="宋体"/>
               <w:szCs w:val="24"/>
             </w:rPr>
             <w:fldChar w:fldCharType="begin"/>
           </w:r>
           <w:r>
             <w:rPr>
-              <w:rFonts w:ascii="宋体" w:eastAsia="宋体" w:hAnsi="宋体" w:cs="宋体" w:hint="eastAsia"/>
+              <w:rFonts w:hint="eastAsia" w:ascii="宋体" w:hAnsi="宋体" w:eastAsia="宋体" w:cs="宋体"/>
               <w:szCs w:val="24"/>
             </w:rPr>
             <w:instrText xml:space="preserve"> HYPERLINK \l _Toc9631 </w:instrText>
           </w:r>
           <w:r>
             <w:rPr>
-              <w:rFonts w:ascii="宋体" w:eastAsia="宋体" w:hAnsi="宋体" w:cs="宋体" w:hint="eastAsia"/>
+              <w:rFonts w:hint="eastAsia" w:ascii="宋体" w:hAnsi="宋体" w:eastAsia="宋体" w:cs="宋体"/>
               <w:szCs w:val="24"/>
             </w:rPr>
             <w:fldChar w:fldCharType="separate"/>
@@ -1441,7 +1469,7 @@
           </w:r>
           <w:r>
             <w:rPr>
-              <w:rFonts w:ascii="宋体" w:eastAsia="宋体" w:hAnsi="宋体" w:cs="宋体" w:hint="eastAsia"/>
+              <w:rFonts w:hint="eastAsia" w:ascii="宋体" w:hAnsi="宋体" w:eastAsia="宋体" w:cs="宋体"/>
               <w:szCs w:val="24"/>
             </w:rPr>
             <w:fldChar w:fldCharType="end"/>
@@ -1449,28 +1477,28 @@
         </w:p>
         <w:p>
           <w:pPr>
-            <w:pStyle w:val="TOC1"/>
+            <w:pStyle w:val="16"/>
             <w:tabs>
               <w:tab w:val="right" w:leader="dot" w:pos="8306"/>
             </w:tabs>
           </w:pPr>
           <w:r>
             <w:rPr>
-              <w:rFonts w:ascii="宋体" w:eastAsia="宋体" w:hAnsi="宋体" w:cs="宋体" w:hint="eastAsia"/>
+              <w:rFonts w:hint="eastAsia" w:ascii="宋体" w:hAnsi="宋体" w:eastAsia="宋体" w:cs="宋体"/>
               <w:szCs w:val="24"/>
             </w:rPr>
             <w:fldChar w:fldCharType="begin"/>
           </w:r>
           <w:r>
             <w:rPr>
-              <w:rFonts w:ascii="宋体" w:eastAsia="宋体" w:hAnsi="宋体" w:cs="宋体" w:hint="eastAsia"/>
+              <w:rFonts w:hint="eastAsia" w:ascii="宋体" w:hAnsi="宋体" w:eastAsia="宋体" w:cs="宋体"/>
               <w:szCs w:val="24"/>
             </w:rPr>
             <w:instrText xml:space="preserve"> HYPERLINK \l _Toc14424 </w:instrText>
           </w:r>
           <w:r>
             <w:rPr>
-              <w:rFonts w:ascii="宋体" w:eastAsia="宋体" w:hAnsi="宋体" w:cs="宋体" w:hint="eastAsia"/>
+              <w:rFonts w:hint="eastAsia" w:ascii="宋体" w:hAnsi="宋体" w:eastAsia="宋体" w:cs="宋体"/>
               <w:szCs w:val="24"/>
             </w:rPr>
             <w:fldChar w:fldCharType="separate"/>
@@ -1502,7 +1530,7 @@
           </w:r>
           <w:r>
             <w:rPr>
-              <w:rFonts w:ascii="宋体" w:eastAsia="宋体" w:hAnsi="宋体" w:cs="宋体" w:hint="eastAsia"/>
+              <w:rFonts w:hint="eastAsia" w:ascii="宋体" w:hAnsi="宋体" w:eastAsia="宋体" w:cs="宋体"/>
               <w:szCs w:val="24"/>
             </w:rPr>
             <w:fldChar w:fldCharType="end"/>
@@ -1510,28 +1538,28 @@
         </w:p>
         <w:p>
           <w:pPr>
-            <w:pStyle w:val="TOC1"/>
+            <w:pStyle w:val="16"/>
             <w:tabs>
               <w:tab w:val="right" w:leader="dot" w:pos="8306"/>
             </w:tabs>
           </w:pPr>
           <w:r>
             <w:rPr>
-              <w:rFonts w:ascii="宋体" w:eastAsia="宋体" w:hAnsi="宋体" w:cs="宋体" w:hint="eastAsia"/>
+              <w:rFonts w:hint="eastAsia" w:ascii="宋体" w:hAnsi="宋体" w:eastAsia="宋体" w:cs="宋体"/>
               <w:szCs w:val="24"/>
             </w:rPr>
             <w:fldChar w:fldCharType="begin"/>
           </w:r>
           <w:r>
             <w:rPr>
-              <w:rFonts w:ascii="宋体" w:eastAsia="宋体" w:hAnsi="宋体" w:cs="宋体" w:hint="eastAsia"/>
+              <w:rFonts w:hint="eastAsia" w:ascii="宋体" w:hAnsi="宋体" w:eastAsia="宋体" w:cs="宋体"/>
               <w:szCs w:val="24"/>
             </w:rPr>
             <w:instrText xml:space="preserve"> HYPERLINK \l _Toc4940 </w:instrText>
           </w:r>
           <w:r>
             <w:rPr>
-              <w:rFonts w:ascii="宋体" w:eastAsia="宋体" w:hAnsi="宋体" w:cs="宋体" w:hint="eastAsia"/>
+              <w:rFonts w:hint="eastAsia" w:ascii="宋体" w:hAnsi="宋体" w:eastAsia="宋体" w:cs="宋体"/>
               <w:szCs w:val="24"/>
             </w:rPr>
             <w:fldChar w:fldCharType="separate"/>
@@ -1565,7 +1593,7 @@
           </w:r>
           <w:r>
             <w:rPr>
-              <w:rFonts w:ascii="宋体" w:eastAsia="宋体" w:hAnsi="宋体" w:cs="宋体" w:hint="eastAsia"/>
+              <w:rFonts w:hint="eastAsia" w:ascii="宋体" w:hAnsi="宋体" w:eastAsia="宋体" w:cs="宋体"/>
               <w:szCs w:val="24"/>
             </w:rPr>
             <w:fldChar w:fldCharType="end"/>
@@ -1573,28 +1601,28 @@
         </w:p>
         <w:p>
           <w:pPr>
-            <w:pStyle w:val="TOC1"/>
+            <w:pStyle w:val="16"/>
             <w:tabs>
               <w:tab w:val="right" w:leader="dot" w:pos="8306"/>
             </w:tabs>
           </w:pPr>
           <w:r>
             <w:rPr>
-              <w:rFonts w:ascii="宋体" w:eastAsia="宋体" w:hAnsi="宋体" w:cs="宋体" w:hint="eastAsia"/>
+              <w:rFonts w:hint="eastAsia" w:ascii="宋体" w:hAnsi="宋体" w:eastAsia="宋体" w:cs="宋体"/>
               <w:szCs w:val="24"/>
             </w:rPr>
             <w:fldChar w:fldCharType="begin"/>
           </w:r>
           <w:r>
             <w:rPr>
-              <w:rFonts w:ascii="宋体" w:eastAsia="宋体" w:hAnsi="宋体" w:cs="宋体" w:hint="eastAsia"/>
+              <w:rFonts w:hint="eastAsia" w:ascii="宋体" w:hAnsi="宋体" w:eastAsia="宋体" w:cs="宋体"/>
               <w:szCs w:val="24"/>
             </w:rPr>
             <w:instrText xml:space="preserve"> HYPERLINK \l _Toc3973 </w:instrText>
           </w:r>
           <w:r>
             <w:rPr>
-              <w:rFonts w:ascii="宋体" w:eastAsia="宋体" w:hAnsi="宋体" w:cs="宋体" w:hint="eastAsia"/>
+              <w:rFonts w:hint="eastAsia" w:ascii="宋体" w:hAnsi="宋体" w:eastAsia="宋体" w:cs="宋体"/>
               <w:szCs w:val="24"/>
             </w:rPr>
             <w:fldChar w:fldCharType="separate"/>
@@ -1633,7 +1661,7 @@
           </w:r>
           <w:r>
             <w:rPr>
-              <w:rFonts w:ascii="宋体" w:eastAsia="宋体" w:hAnsi="宋体" w:cs="宋体" w:hint="eastAsia"/>
+              <w:rFonts w:hint="eastAsia" w:ascii="宋体" w:hAnsi="宋体" w:eastAsia="宋体" w:cs="宋体"/>
               <w:szCs w:val="24"/>
             </w:rPr>
             <w:fldChar w:fldCharType="end"/>
@@ -1641,28 +1669,28 @@
         </w:p>
         <w:p>
           <w:pPr>
-            <w:pStyle w:val="TOC1"/>
+            <w:pStyle w:val="16"/>
             <w:tabs>
               <w:tab w:val="right" w:leader="dot" w:pos="8306"/>
             </w:tabs>
           </w:pPr>
           <w:r>
             <w:rPr>
-              <w:rFonts w:ascii="宋体" w:eastAsia="宋体" w:hAnsi="宋体" w:cs="宋体" w:hint="eastAsia"/>
+              <w:rFonts w:hint="eastAsia" w:ascii="宋体" w:hAnsi="宋体" w:eastAsia="宋体" w:cs="宋体"/>
               <w:szCs w:val="24"/>
             </w:rPr>
             <w:fldChar w:fldCharType="begin"/>
           </w:r>
           <w:r>
             <w:rPr>
-              <w:rFonts w:ascii="宋体" w:eastAsia="宋体" w:hAnsi="宋体" w:cs="宋体" w:hint="eastAsia"/>
+              <w:rFonts w:hint="eastAsia" w:ascii="宋体" w:hAnsi="宋体" w:eastAsia="宋体" w:cs="宋体"/>
               <w:szCs w:val="24"/>
             </w:rPr>
             <w:instrText xml:space="preserve"> HYPERLINK \l _Toc24655 </w:instrText>
           </w:r>
           <w:r>
             <w:rPr>
-              <w:rFonts w:ascii="宋体" w:eastAsia="宋体" w:hAnsi="宋体" w:cs="宋体" w:hint="eastAsia"/>
+              <w:rFonts w:hint="eastAsia" w:ascii="宋体" w:hAnsi="宋体" w:eastAsia="宋体" w:cs="宋体"/>
               <w:szCs w:val="24"/>
             </w:rPr>
             <w:fldChar w:fldCharType="separate"/>
@@ -1703,7 +1731,7 @@
           </w:r>
           <w:r>
             <w:rPr>
-              <w:rFonts w:ascii="宋体" w:eastAsia="宋体" w:hAnsi="宋体" w:cs="宋体" w:hint="eastAsia"/>
+              <w:rFonts w:hint="eastAsia" w:ascii="宋体" w:hAnsi="宋体" w:eastAsia="宋体" w:cs="宋体"/>
               <w:szCs w:val="24"/>
             </w:rPr>
             <w:fldChar w:fldCharType="end"/>
@@ -1711,28 +1739,28 @@
         </w:p>
         <w:p>
           <w:pPr>
-            <w:pStyle w:val="TOC1"/>
+            <w:pStyle w:val="16"/>
             <w:tabs>
               <w:tab w:val="right" w:leader="dot" w:pos="8306"/>
             </w:tabs>
           </w:pPr>
           <w:r>
             <w:rPr>
-              <w:rFonts w:ascii="宋体" w:eastAsia="宋体" w:hAnsi="宋体" w:cs="宋体" w:hint="eastAsia"/>
+              <w:rFonts w:hint="eastAsia" w:ascii="宋体" w:hAnsi="宋体" w:eastAsia="宋体" w:cs="宋体"/>
               <w:szCs w:val="24"/>
             </w:rPr>
             <w:fldChar w:fldCharType="begin"/>
           </w:r>
           <w:r>
             <w:rPr>
-              <w:rFonts w:ascii="宋体" w:eastAsia="宋体" w:hAnsi="宋体" w:cs="宋体" w:hint="eastAsia"/>
+              <w:rFonts w:hint="eastAsia" w:ascii="宋体" w:hAnsi="宋体" w:eastAsia="宋体" w:cs="宋体"/>
               <w:szCs w:val="24"/>
             </w:rPr>
             <w:instrText xml:space="preserve"> HYPERLINK \l _Toc6014 </w:instrText>
           </w:r>
           <w:r>
             <w:rPr>
-              <w:rFonts w:ascii="宋体" w:eastAsia="宋体" w:hAnsi="宋体" w:cs="宋体" w:hint="eastAsia"/>
+              <w:rFonts w:hint="eastAsia" w:ascii="宋体" w:hAnsi="宋体" w:eastAsia="宋体" w:cs="宋体"/>
               <w:szCs w:val="24"/>
             </w:rPr>
             <w:fldChar w:fldCharType="separate"/>
@@ -1771,7 +1799,7 @@
           </w:r>
           <w:r>
             <w:rPr>
-              <w:rFonts w:ascii="宋体" w:eastAsia="宋体" w:hAnsi="宋体" w:cs="宋体" w:hint="eastAsia"/>
+              <w:rFonts w:hint="eastAsia" w:ascii="宋体" w:hAnsi="宋体" w:eastAsia="宋体" w:cs="宋体"/>
               <w:szCs w:val="24"/>
             </w:rPr>
             <w:fldChar w:fldCharType="end"/>
@@ -1779,28 +1807,28 @@
         </w:p>
         <w:p>
           <w:pPr>
-            <w:pStyle w:val="TOC2"/>
+            <w:pStyle w:val="17"/>
             <w:tabs>
               <w:tab w:val="right" w:leader="dot" w:pos="8306"/>
             </w:tabs>
           </w:pPr>
           <w:r>
             <w:rPr>
-              <w:rFonts w:ascii="宋体" w:eastAsia="宋体" w:hAnsi="宋体" w:cs="宋体" w:hint="eastAsia"/>
+              <w:rFonts w:hint="eastAsia" w:ascii="宋体" w:hAnsi="宋体" w:eastAsia="宋体" w:cs="宋体"/>
               <w:szCs w:val="24"/>
             </w:rPr>
             <w:fldChar w:fldCharType="begin"/>
           </w:r>
           <w:r>
             <w:rPr>
-              <w:rFonts w:ascii="宋体" w:eastAsia="宋体" w:hAnsi="宋体" w:cs="宋体" w:hint="eastAsia"/>
+              <w:rFonts w:hint="eastAsia" w:ascii="宋体" w:hAnsi="宋体" w:eastAsia="宋体" w:cs="宋体"/>
               <w:szCs w:val="24"/>
             </w:rPr>
             <w:instrText xml:space="preserve"> HYPERLINK \l _Toc18293 </w:instrText>
           </w:r>
           <w:r>
             <w:rPr>
-              <w:rFonts w:ascii="宋体" w:eastAsia="宋体" w:hAnsi="宋体" w:cs="宋体" w:hint="eastAsia"/>
+              <w:rFonts w:hint="eastAsia" w:ascii="宋体" w:hAnsi="宋体" w:eastAsia="宋体" w:cs="宋体"/>
               <w:szCs w:val="24"/>
             </w:rPr>
             <w:fldChar w:fldCharType="separate"/>
@@ -1817,7 +1845,7 @@
               <w:rFonts w:hint="eastAsia"/>
               <w:lang w:val="en-US" w:eastAsia="zh-CN"/>
             </w:rPr>
-            <w:t>交付部</w:t>
+            <w:t>质量部</w:t>
           </w:r>
           <w:r>
             <w:tab/>
@@ -1839,7 +1867,7 @@
           </w:r>
           <w:r>
             <w:rPr>
-              <w:rFonts w:ascii="宋体" w:eastAsia="宋体" w:hAnsi="宋体" w:cs="宋体" w:hint="eastAsia"/>
+              <w:rFonts w:hint="eastAsia" w:ascii="宋体" w:hAnsi="宋体" w:eastAsia="宋体" w:cs="宋体"/>
               <w:szCs w:val="24"/>
             </w:rPr>
             <w:fldChar w:fldCharType="end"/>
@@ -1847,35 +1875,35 @@
         </w:p>
         <w:p>
           <w:pPr>
-            <w:pStyle w:val="TOC1"/>
+            <w:pStyle w:val="16"/>
             <w:tabs>
               <w:tab w:val="right" w:leader="dot" w:pos="8306"/>
             </w:tabs>
           </w:pPr>
           <w:r>
             <w:rPr>
-              <w:rFonts w:ascii="宋体" w:eastAsia="宋体" w:hAnsi="宋体" w:cs="宋体" w:hint="eastAsia"/>
+              <w:rFonts w:hint="eastAsia" w:ascii="宋体" w:hAnsi="宋体" w:eastAsia="宋体" w:cs="宋体"/>
               <w:szCs w:val="24"/>
             </w:rPr>
             <w:fldChar w:fldCharType="begin"/>
           </w:r>
           <w:r>
             <w:rPr>
-              <w:rFonts w:ascii="宋体" w:eastAsia="宋体" w:hAnsi="宋体" w:cs="宋体" w:hint="eastAsia"/>
+              <w:rFonts w:hint="eastAsia" w:ascii="宋体" w:hAnsi="宋体" w:eastAsia="宋体" w:cs="宋体"/>
               <w:szCs w:val="24"/>
             </w:rPr>
             <w:instrText xml:space="preserve"> HYPERLINK \l _Toc118 </w:instrText>
           </w:r>
           <w:r>
             <w:rPr>
-              <w:rFonts w:ascii="宋体" w:eastAsia="宋体" w:hAnsi="宋体" w:cs="宋体" w:hint="eastAsia"/>
+              <w:rFonts w:hint="eastAsia" w:ascii="宋体" w:hAnsi="宋体" w:eastAsia="宋体" w:cs="宋体"/>
               <w:szCs w:val="24"/>
             </w:rPr>
             <w:fldChar w:fldCharType="separate"/>
           </w:r>
           <w:r>
             <w:rPr>
-              <w:rFonts w:eastAsia="宋体" w:hint="default"/>
+              <w:rFonts w:hint="default" w:eastAsia="宋体"/>
               <w:lang w:val="en-US" w:eastAsia="zh-CN"/>
             </w:rPr>
             <w:t xml:space="preserve">5. </w:t>
@@ -1907,7 +1935,7 @@
           </w:r>
           <w:r>
             <w:rPr>
-              <w:rFonts w:ascii="宋体" w:eastAsia="宋体" w:hAnsi="宋体" w:cs="宋体" w:hint="eastAsia"/>
+              <w:rFonts w:hint="eastAsia" w:ascii="宋体" w:hAnsi="宋体" w:eastAsia="宋体" w:cs="宋体"/>
               <w:szCs w:val="24"/>
             </w:rPr>
             <w:fldChar w:fldCharType="end"/>
@@ -1915,28 +1943,28 @@
         </w:p>
         <w:p>
           <w:pPr>
-            <w:pStyle w:val="TOC2"/>
+            <w:pStyle w:val="17"/>
             <w:tabs>
               <w:tab w:val="right" w:leader="dot" w:pos="8306"/>
             </w:tabs>
           </w:pPr>
           <w:r>
             <w:rPr>
-              <w:rFonts w:ascii="宋体" w:eastAsia="宋体" w:hAnsi="宋体" w:cs="宋体" w:hint="eastAsia"/>
+              <w:rFonts w:hint="eastAsia" w:ascii="宋体" w:hAnsi="宋体" w:eastAsia="宋体" w:cs="宋体"/>
               <w:szCs w:val="24"/>
             </w:rPr>
             <w:fldChar w:fldCharType="begin"/>
           </w:r>
           <w:r>
             <w:rPr>
-              <w:rFonts w:ascii="宋体" w:eastAsia="宋体" w:hAnsi="宋体" w:cs="宋体" w:hint="eastAsia"/>
+              <w:rFonts w:hint="eastAsia" w:ascii="宋体" w:hAnsi="宋体" w:eastAsia="宋体" w:cs="宋体"/>
               <w:szCs w:val="24"/>
             </w:rPr>
             <w:instrText xml:space="preserve"> HYPERLINK \l _Toc24180 </w:instrText>
           </w:r>
           <w:r>
             <w:rPr>
-              <w:rFonts w:ascii="宋体" w:eastAsia="宋体" w:hAnsi="宋体" w:cs="宋体" w:hint="eastAsia"/>
+              <w:rFonts w:hint="eastAsia" w:ascii="宋体" w:hAnsi="宋体" w:eastAsia="宋体" w:cs="宋体"/>
               <w:szCs w:val="24"/>
             </w:rPr>
             <w:fldChar w:fldCharType="separate"/>
@@ -1977,7 +2005,7 @@
           </w:r>
           <w:r>
             <w:rPr>
-              <w:rFonts w:ascii="宋体" w:eastAsia="宋体" w:hAnsi="宋体" w:cs="宋体" w:hint="eastAsia"/>
+              <w:rFonts w:hint="eastAsia" w:ascii="宋体" w:hAnsi="宋体" w:eastAsia="宋体" w:cs="宋体"/>
               <w:szCs w:val="24"/>
             </w:rPr>
             <w:fldChar w:fldCharType="end"/>
@@ -1985,28 +2013,28 @@
         </w:p>
         <w:p>
           <w:pPr>
-            <w:pStyle w:val="TOC2"/>
+            <w:pStyle w:val="17"/>
             <w:tabs>
               <w:tab w:val="right" w:leader="dot" w:pos="8306"/>
             </w:tabs>
           </w:pPr>
           <w:r>
             <w:rPr>
-              <w:rFonts w:ascii="宋体" w:eastAsia="宋体" w:hAnsi="宋体" w:cs="宋体" w:hint="eastAsia"/>
+              <w:rFonts w:hint="eastAsia" w:ascii="宋体" w:hAnsi="宋体" w:eastAsia="宋体" w:cs="宋体"/>
               <w:szCs w:val="24"/>
             </w:rPr>
             <w:fldChar w:fldCharType="begin"/>
           </w:r>
           <w:r>
             <w:rPr>
-              <w:rFonts w:ascii="宋体" w:eastAsia="宋体" w:hAnsi="宋体" w:cs="宋体" w:hint="eastAsia"/>
+              <w:rFonts w:hint="eastAsia" w:ascii="宋体" w:hAnsi="宋体" w:eastAsia="宋体" w:cs="宋体"/>
               <w:szCs w:val="24"/>
             </w:rPr>
             <w:instrText xml:space="preserve"> HYPERLINK \l _Toc15977 </w:instrText>
           </w:r>
           <w:r>
             <w:rPr>
-              <w:rFonts w:ascii="宋体" w:eastAsia="宋体" w:hAnsi="宋体" w:cs="宋体" w:hint="eastAsia"/>
+              <w:rFonts w:hint="eastAsia" w:ascii="宋体" w:hAnsi="宋体" w:eastAsia="宋体" w:cs="宋体"/>
               <w:szCs w:val="24"/>
             </w:rPr>
             <w:fldChar w:fldCharType="separate"/>
@@ -2045,7 +2073,7 @@
           </w:r>
           <w:r>
             <w:rPr>
-              <w:rFonts w:ascii="宋体" w:eastAsia="宋体" w:hAnsi="宋体" w:cs="宋体" w:hint="eastAsia"/>
+              <w:rFonts w:hint="eastAsia" w:ascii="宋体" w:hAnsi="宋体" w:eastAsia="宋体" w:cs="宋体"/>
               <w:szCs w:val="24"/>
             </w:rPr>
             <w:fldChar w:fldCharType="end"/>
@@ -2053,28 +2081,28 @@
         </w:p>
         <w:p>
           <w:pPr>
-            <w:pStyle w:val="TOC2"/>
+            <w:pStyle w:val="17"/>
             <w:tabs>
               <w:tab w:val="right" w:leader="dot" w:pos="8306"/>
             </w:tabs>
           </w:pPr>
           <w:r>
             <w:rPr>
-              <w:rFonts w:ascii="宋体" w:eastAsia="宋体" w:hAnsi="宋体" w:cs="宋体" w:hint="eastAsia"/>
+              <w:rFonts w:hint="eastAsia" w:ascii="宋体" w:hAnsi="宋体" w:eastAsia="宋体" w:cs="宋体"/>
               <w:szCs w:val="24"/>
             </w:rPr>
             <w:fldChar w:fldCharType="begin"/>
           </w:r>
           <w:r>
             <w:rPr>
-              <w:rFonts w:ascii="宋体" w:eastAsia="宋体" w:hAnsi="宋体" w:cs="宋体" w:hint="eastAsia"/>
+              <w:rFonts w:hint="eastAsia" w:ascii="宋体" w:hAnsi="宋体" w:eastAsia="宋体" w:cs="宋体"/>
               <w:szCs w:val="24"/>
             </w:rPr>
             <w:instrText xml:space="preserve"> HYPERLINK \l _Toc12781 </w:instrText>
           </w:r>
           <w:r>
             <w:rPr>
-              <w:rFonts w:ascii="宋体" w:eastAsia="宋体" w:hAnsi="宋体" w:cs="宋体" w:hint="eastAsia"/>
+              <w:rFonts w:hint="eastAsia" w:ascii="宋体" w:hAnsi="宋体" w:eastAsia="宋体" w:cs="宋体"/>
               <w:szCs w:val="24"/>
             </w:rPr>
             <w:fldChar w:fldCharType="separate"/>
@@ -2108,7 +2136,7 @@
           </w:r>
           <w:r>
             <w:rPr>
-              <w:rFonts w:ascii="宋体" w:eastAsia="宋体" w:hAnsi="宋体" w:cs="宋体" w:hint="eastAsia"/>
+              <w:rFonts w:hint="eastAsia" w:ascii="宋体" w:hAnsi="宋体" w:eastAsia="宋体" w:cs="宋体"/>
               <w:szCs w:val="24"/>
             </w:rPr>
             <w:fldChar w:fldCharType="end"/>
@@ -2116,28 +2144,28 @@
         </w:p>
         <w:p>
           <w:pPr>
-            <w:pStyle w:val="TOC2"/>
+            <w:pStyle w:val="17"/>
             <w:tabs>
               <w:tab w:val="right" w:leader="dot" w:pos="8306"/>
             </w:tabs>
           </w:pPr>
           <w:r>
             <w:rPr>
-              <w:rFonts w:ascii="宋体" w:eastAsia="宋体" w:hAnsi="宋体" w:cs="宋体" w:hint="eastAsia"/>
+              <w:rFonts w:hint="eastAsia" w:ascii="宋体" w:hAnsi="宋体" w:eastAsia="宋体" w:cs="宋体"/>
               <w:szCs w:val="24"/>
             </w:rPr>
             <w:fldChar w:fldCharType="begin"/>
           </w:r>
           <w:r>
             <w:rPr>
-              <w:rFonts w:ascii="宋体" w:eastAsia="宋体" w:hAnsi="宋体" w:cs="宋体" w:hint="eastAsia"/>
+              <w:rFonts w:hint="eastAsia" w:ascii="宋体" w:hAnsi="宋体" w:eastAsia="宋体" w:cs="宋体"/>
               <w:szCs w:val="24"/>
             </w:rPr>
             <w:instrText xml:space="preserve"> HYPERLINK \l _Toc22948 </w:instrText>
           </w:r>
           <w:r>
             <w:rPr>
-              <w:rFonts w:ascii="宋体" w:eastAsia="宋体" w:hAnsi="宋体" w:cs="宋体" w:hint="eastAsia"/>
+              <w:rFonts w:hint="eastAsia" w:ascii="宋体" w:hAnsi="宋体" w:eastAsia="宋体" w:cs="宋体"/>
               <w:szCs w:val="24"/>
             </w:rPr>
             <w:fldChar w:fldCharType="separate"/>
@@ -2176,7 +2204,7 @@
           </w:r>
           <w:r>
             <w:rPr>
-              <w:rFonts w:ascii="宋体" w:eastAsia="宋体" w:hAnsi="宋体" w:cs="宋体" w:hint="eastAsia"/>
+              <w:rFonts w:hint="eastAsia" w:ascii="宋体" w:hAnsi="宋体" w:eastAsia="宋体" w:cs="宋体"/>
               <w:szCs w:val="24"/>
             </w:rPr>
             <w:fldChar w:fldCharType="end"/>
@@ -2184,42 +2212,42 @@
         </w:p>
         <w:p>
           <w:pPr>
-            <w:pStyle w:val="TOC1"/>
+            <w:pStyle w:val="16"/>
             <w:tabs>
               <w:tab w:val="right" w:leader="dot" w:pos="8306"/>
             </w:tabs>
           </w:pPr>
           <w:r>
             <w:rPr>
-              <w:rFonts w:ascii="宋体" w:eastAsia="宋体" w:hAnsi="宋体" w:cs="宋体" w:hint="eastAsia"/>
+              <w:rFonts w:hint="eastAsia" w:ascii="宋体" w:hAnsi="宋体" w:eastAsia="宋体" w:cs="宋体"/>
               <w:szCs w:val="24"/>
             </w:rPr>
             <w:fldChar w:fldCharType="begin"/>
           </w:r>
           <w:r>
             <w:rPr>
-              <w:rFonts w:ascii="宋体" w:eastAsia="宋体" w:hAnsi="宋体" w:cs="宋体" w:hint="eastAsia"/>
+              <w:rFonts w:hint="eastAsia" w:ascii="宋体" w:hAnsi="宋体" w:eastAsia="宋体" w:cs="宋体"/>
               <w:szCs w:val="24"/>
             </w:rPr>
             <w:instrText xml:space="preserve"> HYPERLINK \l _Toc26215 </w:instrText>
           </w:r>
           <w:r>
             <w:rPr>
-              <w:rFonts w:ascii="宋体" w:eastAsia="宋体" w:hAnsi="宋体" w:cs="宋体" w:hint="eastAsia"/>
+              <w:rFonts w:hint="eastAsia" w:ascii="宋体" w:hAnsi="宋体" w:eastAsia="宋体" w:cs="宋体"/>
               <w:szCs w:val="24"/>
             </w:rPr>
             <w:fldChar w:fldCharType="separate"/>
           </w:r>
           <w:r>
             <w:rPr>
-              <w:rFonts w:eastAsia="宋体" w:hint="default"/>
+              <w:rFonts w:hint="default" w:eastAsia="宋体"/>
               <w:lang w:val="en-US" w:eastAsia="zh-CN"/>
             </w:rPr>
             <w:t xml:space="preserve">6. </w:t>
           </w:r>
           <w:r>
             <w:rPr>
-              <w:rFonts w:eastAsia="宋体" w:hint="eastAsia"/>
+              <w:rFonts w:hint="eastAsia" w:eastAsia="宋体"/>
               <w:lang w:val="en-US" w:eastAsia="zh-CN"/>
             </w:rPr>
             <w:t>附则</w:t>
@@ -2244,7 +2272,7 @@
           </w:r>
           <w:r>
             <w:rPr>
-              <w:rFonts w:ascii="宋体" w:eastAsia="宋体" w:hAnsi="宋体" w:cs="宋体" w:hint="eastAsia"/>
+              <w:rFonts w:hint="eastAsia" w:ascii="宋体" w:hAnsi="宋体" w:eastAsia="宋体" w:cs="宋体"/>
               <w:szCs w:val="24"/>
             </w:rPr>
             <w:fldChar w:fldCharType="end"/>
@@ -2252,28 +2280,28 @@
         </w:p>
         <w:p>
           <w:pPr>
-            <w:pStyle w:val="TOC1"/>
+            <w:pStyle w:val="16"/>
             <w:tabs>
               <w:tab w:val="right" w:leader="dot" w:pos="8306"/>
             </w:tabs>
           </w:pPr>
           <w:r>
             <w:rPr>
-              <w:rFonts w:ascii="宋体" w:eastAsia="宋体" w:hAnsi="宋体" w:cs="宋体" w:hint="eastAsia"/>
+              <w:rFonts w:hint="eastAsia" w:ascii="宋体" w:hAnsi="宋体" w:eastAsia="宋体" w:cs="宋体"/>
               <w:szCs w:val="24"/>
             </w:rPr>
             <w:fldChar w:fldCharType="begin"/>
           </w:r>
           <w:r>
             <w:rPr>
-              <w:rFonts w:ascii="宋体" w:eastAsia="宋体" w:hAnsi="宋体" w:cs="宋体" w:hint="eastAsia"/>
+              <w:rFonts w:hint="eastAsia" w:ascii="宋体" w:hAnsi="宋体" w:eastAsia="宋体" w:cs="宋体"/>
               <w:szCs w:val="24"/>
             </w:rPr>
             <w:instrText xml:space="preserve"> HYPERLINK \l _Toc21594 </w:instrText>
           </w:r>
           <w:r>
             <w:rPr>
-              <w:rFonts w:ascii="宋体" w:eastAsia="宋体" w:hAnsi="宋体" w:cs="宋体" w:hint="eastAsia"/>
+              <w:rFonts w:hint="eastAsia" w:ascii="宋体" w:hAnsi="宋体" w:eastAsia="宋体" w:cs="宋体"/>
               <w:szCs w:val="24"/>
             </w:rPr>
             <w:fldChar w:fldCharType="separate"/>
@@ -2312,7 +2340,7 @@
           </w:r>
           <w:r>
             <w:rPr>
-              <w:rFonts w:ascii="宋体" w:eastAsia="宋体" w:hAnsi="宋体" w:cs="宋体" w:hint="eastAsia"/>
+              <w:rFonts w:hint="eastAsia" w:ascii="宋体" w:hAnsi="宋体" w:eastAsia="宋体" w:cs="宋体"/>
               <w:szCs w:val="24"/>
             </w:rPr>
             <w:fldChar w:fldCharType="end"/>
@@ -2320,28 +2348,28 @@
         </w:p>
         <w:p>
           <w:pPr>
-            <w:pStyle w:val="TOC1"/>
+            <w:pStyle w:val="16"/>
             <w:tabs>
               <w:tab w:val="right" w:leader="dot" w:pos="8306"/>
             </w:tabs>
           </w:pPr>
           <w:r>
             <w:rPr>
-              <w:rFonts w:ascii="宋体" w:eastAsia="宋体" w:hAnsi="宋体" w:cs="宋体" w:hint="eastAsia"/>
+              <w:rFonts w:hint="eastAsia" w:ascii="宋体" w:hAnsi="宋体" w:eastAsia="宋体" w:cs="宋体"/>
               <w:szCs w:val="24"/>
             </w:rPr>
             <w:fldChar w:fldCharType="begin"/>
           </w:r>
           <w:r>
             <w:rPr>
-              <w:rFonts w:ascii="宋体" w:eastAsia="宋体" w:hAnsi="宋体" w:cs="宋体" w:hint="eastAsia"/>
+              <w:rFonts w:hint="eastAsia" w:ascii="宋体" w:hAnsi="宋体" w:eastAsia="宋体" w:cs="宋体"/>
               <w:szCs w:val="24"/>
             </w:rPr>
             <w:instrText xml:space="preserve"> HYPERLINK \l _Toc11777 </w:instrText>
           </w:r>
           <w:r>
             <w:rPr>
-              <w:rFonts w:ascii="宋体" w:eastAsia="宋体" w:hAnsi="宋体" w:cs="宋体" w:hint="eastAsia"/>
+              <w:rFonts w:hint="eastAsia" w:ascii="宋体" w:hAnsi="宋体" w:eastAsia="宋体" w:cs="宋体"/>
               <w:szCs w:val="24"/>
             </w:rPr>
             <w:fldChar w:fldCharType="separate"/>
@@ -2380,7 +2408,7 @@
           </w:r>
           <w:r>
             <w:rPr>
-              <w:rFonts w:ascii="宋体" w:eastAsia="宋体" w:hAnsi="宋体" w:cs="宋体" w:hint="eastAsia"/>
+              <w:rFonts w:hint="eastAsia" w:ascii="宋体" w:hAnsi="宋体" w:eastAsia="宋体" w:cs="宋体"/>
               <w:szCs w:val="24"/>
             </w:rPr>
             <w:fldChar w:fldCharType="end"/>
@@ -2390,7 +2418,7 @@
           <w:pPr>
             <w:bidi w:val="0"/>
             <w:rPr>
-              <w:rFonts w:ascii="宋体" w:eastAsia="宋体" w:hAnsi="宋体" w:cs="宋体" w:hint="eastAsia"/>
+              <w:rFonts w:hint="eastAsia" w:ascii="宋体" w:hAnsi="宋体" w:eastAsia="宋体" w:cs="宋体"/>
               <w:snapToGrid w:val="0"/>
               <w:color w:val="000000"/>
               <w:kern w:val="0"/>
@@ -2401,7 +2429,7 @@
           </w:pPr>
           <w:r>
             <w:rPr>
-              <w:rFonts w:ascii="宋体" w:eastAsia="宋体" w:hAnsi="宋体" w:cs="宋体" w:hint="eastAsia"/>
+              <w:rFonts w:hint="eastAsia" w:ascii="宋体" w:hAnsi="宋体" w:eastAsia="宋体" w:cs="宋体"/>
               <w:szCs w:val="24"/>
             </w:rPr>
             <w:fldChar w:fldCharType="end"/>
@@ -2412,7 +2440,7 @@
     <w:p>
       <w:pPr>
         <w:rPr>
-          <w:rFonts w:ascii="Arial" w:eastAsia="Arial" w:hAnsi="Arial" w:cs="Arial"/>
+          <w:rFonts w:ascii="Arial" w:hAnsi="Arial" w:eastAsia="Arial" w:cs="Arial"/>
           <w:snapToGrid w:val="0"/>
           <w:color w:val="000000"/>
           <w:kern w:val="0"/>
@@ -2423,7 +2451,7 @@
       </w:pPr>
       <w:r>
         <w:rPr>
-          <w:rFonts w:ascii="Arial" w:eastAsia="Arial" w:hAnsi="Arial" w:cs="Arial"/>
+          <w:rFonts w:ascii="Arial" w:hAnsi="Arial" w:eastAsia="Arial" w:cs="Arial"/>
           <w:snapToGrid w:val="0"/>
           <w:color w:val="000000"/>
           <w:kern w:val="0"/>
@@ -2436,223 +2464,164 @@
     </w:p>
     <w:p>
       <w:pPr>
-        <w:pStyle w:val="1"/>
+        <w:pStyle w:val="28"/>
         <w:bidi w:val="0"/>
       </w:pPr>
-      <w:bookmarkStart w:id="3" w:name="_Toc25083"/>
-      <w:bookmarkStart w:id="4" w:name="_Toc4940"/>
+      <w:bookmarkStart w:id="2" w:name="_Toc25083"/>
+      <w:bookmarkStart w:id="3" w:name="_Toc4940"/>
       <w:r>
         <w:t>目的</w:t>
       </w:r>
+      <w:bookmarkEnd w:id="2"/>
       <w:bookmarkEnd w:id="3"/>
+    </w:p>
+    <w:p>
+      <w:pPr>
+        <w:pStyle w:val="29"/>
+        <w:bidi w:val="0"/>
+      </w:pPr>
+      <w:r>
+        <w:t>依据公司质量目标的要求，为规范本公司的客户服务过程，确保服务过程和质量满足客户要求</w:t>
+      </w:r>
+      <w:r>
+        <w:rPr>
+          <w:rFonts w:hint="eastAsia"/>
+          <w:lang w:eastAsia="zh-CN"/>
+        </w:rPr>
+        <w:t>。</w:t>
+      </w:r>
+      <w:r>
+        <w:rPr>
+          <w:rFonts w:hint="eastAsia"/>
+          <w:lang w:val="en-US" w:eastAsia="zh-CN"/>
+        </w:rPr>
+        <w:t>特</w:t>
+      </w:r>
+      <w:r>
+        <w:t>制定本</w:t>
+      </w:r>
+      <w:r>
+        <w:rPr>
+          <w:rFonts w:hint="eastAsia"/>
+          <w:lang w:val="en-US" w:eastAsia="zh-CN"/>
+        </w:rPr>
+        <w:t>制度</w:t>
+      </w:r>
+      <w:r>
+        <w:t>。</w:t>
+      </w:r>
+    </w:p>
+    <w:p>
+      <w:pPr>
+        <w:pStyle w:val="28"/>
+        <w:bidi w:val="0"/>
+        <w:rPr>
+          <w:rFonts w:hint="eastAsia"/>
+          <w:lang w:val="en-US" w:eastAsia="zh-CN"/>
+        </w:rPr>
+      </w:pPr>
+      <w:bookmarkStart w:id="4" w:name="_Toc3973"/>
+      <w:r>
+        <w:rPr>
+          <w:rFonts w:hint="eastAsia"/>
+          <w:lang w:val="en-US" w:eastAsia="zh-CN"/>
+        </w:rPr>
+        <w:t>原则</w:t>
+      </w:r>
       <w:bookmarkEnd w:id="4"/>
     </w:p>
     <w:p>
       <w:pPr>
-        <w:pStyle w:val="a1"/>
-      </w:pPr>
-      <w:r>
-        <w:rPr>
-          <w:rFonts w:ascii="宋体" w:eastAsia="宋体" w:hAnsi="宋体" w:cs="宋体"/>
-          <w:sz w:val="24"/>
-          <w:szCs w:val="24"/>
-        </w:rPr>
-        <w:t>依据公司质量目标的要求，为规范本公司的客户服务过程，确保服务过程和质量满足客</w:t>
-      </w:r>
-      <w:r>
-        <w:rPr>
-          <w:rFonts w:ascii="宋体" w:eastAsia="宋体" w:hAnsi="宋体" w:cs="宋体"/>
-          <w:spacing w:val="-1"/>
-          <w:sz w:val="24"/>
-          <w:szCs w:val="24"/>
-        </w:rPr>
-        <w:t>户要求</w:t>
-      </w:r>
-      <w:r>
-        <w:rPr>
-          <w:rFonts w:ascii="宋体" w:eastAsia="宋体" w:hAnsi="宋体" w:cs="宋体" w:hint="eastAsia"/>
-          <w:spacing w:val="-1"/>
-          <w:sz w:val="24"/>
-          <w:szCs w:val="24"/>
-          <w:lang w:eastAsia="zh-CN"/>
-        </w:rPr>
-        <w:t>。</w:t>
-      </w:r>
-      <w:r>
-        <w:rPr>
-          <w:rFonts w:ascii="宋体" w:eastAsia="宋体" w:hAnsi="宋体" w:cs="宋体" w:hint="eastAsia"/>
-          <w:spacing w:val="-1"/>
-          <w:sz w:val="24"/>
-          <w:szCs w:val="24"/>
+        <w:pStyle w:val="29"/>
+        <w:bidi w:val="0"/>
+        <w:rPr>
+          <w:rFonts w:hint="eastAsia"/>
           <w:lang w:val="en-US" w:eastAsia="zh-CN"/>
         </w:rPr>
-        <w:t>特</w:t>
-      </w:r>
-      <w:r>
-        <w:rPr>
-          <w:rFonts w:ascii="宋体" w:eastAsia="宋体" w:hAnsi="宋体" w:cs="宋体"/>
-          <w:spacing w:val="-2"/>
-          <w:sz w:val="24"/>
-          <w:szCs w:val="24"/>
-        </w:rPr>
-        <w:t>制定本</w:t>
-      </w:r>
-      <w:r>
-        <w:rPr>
-          <w:rFonts w:ascii="宋体" w:eastAsia="宋体" w:hAnsi="宋体" w:cs="宋体" w:hint="eastAsia"/>
-          <w:spacing w:val="-2"/>
-          <w:sz w:val="24"/>
-          <w:szCs w:val="24"/>
+      </w:pPr>
+      <w:r>
+        <w:rPr>
+          <w:rFonts w:hint="eastAsia"/>
           <w:lang w:val="en-US" w:eastAsia="zh-CN"/>
         </w:rPr>
-        <w:t>制度</w:t>
-      </w:r>
-      <w:r>
-        <w:rPr>
-          <w:rFonts w:ascii="宋体" w:eastAsia="宋体" w:hAnsi="宋体" w:cs="宋体"/>
-          <w:spacing w:val="-2"/>
-          <w:sz w:val="24"/>
-          <w:szCs w:val="24"/>
-        </w:rPr>
-        <w:t>。</w:t>
+        <w:t>满意度调查应遵循</w:t>
+      </w:r>
+      <w:r>
+        <w:t>客观真实、及时有效、可行动的原则</w:t>
       </w:r>
     </w:p>
     <w:p>
       <w:pPr>
-        <w:pStyle w:val="1"/>
+        <w:pStyle w:val="28"/>
         <w:bidi w:val="0"/>
+      </w:pPr>
+      <w:bookmarkStart w:id="5" w:name="_Toc24655"/>
+      <w:r>
         <w:rPr>
           <w:rFonts w:hint="eastAsia"/>
           <w:lang w:val="en-US" w:eastAsia="zh-CN"/>
         </w:rPr>
-      </w:pPr>
-      <w:bookmarkStart w:id="5" w:name="_Toc3973"/>
-      <w:r>
-        <w:rPr>
-          <w:rFonts w:hint="eastAsia"/>
-          <w:lang w:val="en-US" w:eastAsia="zh-CN"/>
-        </w:rPr>
-        <w:t>原则</w:t>
+        <w:t>适用</w:t>
+      </w:r>
+      <w:r>
+        <w:t>范围</w:t>
       </w:r>
       <w:bookmarkEnd w:id="5"/>
     </w:p>
     <w:p>
       <w:pPr>
-        <w:spacing w:before="204" w:line="219" w:lineRule="auto"/>
-        <w:ind w:left="361"/>
-        <w:rPr>
-          <w:rFonts w:ascii="宋体" w:eastAsia="宋体" w:hAnsi="宋体" w:cs="宋体" w:hint="eastAsia"/>
-          <w:spacing w:val="-1"/>
-          <w:sz w:val="24"/>
-          <w:szCs w:val="24"/>
-          <w:lang w:val="en-US" w:eastAsia="zh-CN"/>
-        </w:rPr>
-      </w:pPr>
-      <w:r>
-        <w:rPr>
-          <w:rFonts w:ascii="宋体" w:hAnsi="宋体" w:cs="宋体" w:hint="eastAsia"/>
-          <w:spacing w:val="-1"/>
-          <w:sz w:val="24"/>
-          <w:szCs w:val="24"/>
-          <w:lang w:val="en-US" w:eastAsia="zh-CN"/>
-        </w:rPr>
-        <w:t>满意度调查应遵循</w:t>
-      </w:r>
-      <w:r>
-        <w:rPr>
-          <w:rFonts w:ascii="宋体" w:eastAsia="宋体" w:hAnsi="宋体" w:cs="宋体"/>
-          <w:spacing w:val="-1"/>
-          <w:sz w:val="24"/>
-          <w:szCs w:val="24"/>
-        </w:rPr>
-        <w:t>客观真实、及时有效、可行动的原则</w:t>
+        <w:pStyle w:val="29"/>
+        <w:bidi w:val="0"/>
+      </w:pPr>
+      <w:r>
+        <w:t>适用于公司客户回访、客户满意程度调查和分析的活动控制。</w:t>
       </w:r>
     </w:p>
     <w:p>
       <w:pPr>
-        <w:pStyle w:val="1"/>
+        <w:pStyle w:val="28"/>
         <w:bidi w:val="0"/>
-      </w:pPr>
-      <w:bookmarkStart w:id="6" w:name="_Toc24655"/>
-      <w:r>
         <w:rPr>
           <w:rFonts w:hint="eastAsia"/>
           <w:lang w:val="en-US" w:eastAsia="zh-CN"/>
         </w:rPr>
-        <w:t>适用</w:t>
-      </w:r>
-      <w:r>
-        <w:t>范围</w:t>
+      </w:pPr>
+      <w:bookmarkStart w:id="6" w:name="_Toc6014"/>
+      <w:r>
+        <w:rPr>
+          <w:rFonts w:hint="eastAsia"/>
+          <w:lang w:val="en-US" w:eastAsia="zh-CN"/>
+        </w:rPr>
+        <w:t>岗位职责</w:t>
       </w:r>
       <w:bookmarkEnd w:id="6"/>
     </w:p>
     <w:p>
       <w:pPr>
-        <w:spacing w:before="204" w:line="219" w:lineRule="auto"/>
-        <w:ind w:left="361"/>
-        <w:rPr>
-          <w:rFonts w:ascii="宋体" w:eastAsia="宋体" w:hAnsi="宋体" w:cs="宋体"/>
-          <w:sz w:val="24"/>
-          <w:szCs w:val="24"/>
-        </w:rPr>
-      </w:pPr>
-      <w:r>
-        <w:rPr>
-          <w:rFonts w:ascii="宋体" w:eastAsia="宋体" w:hAnsi="宋体" w:cs="宋体"/>
-          <w:spacing w:val="-1"/>
-          <w:sz w:val="24"/>
-          <w:szCs w:val="24"/>
-        </w:rPr>
-        <w:t>适用于公司客户回访、客户满意程度调查和分析的活动控制。</w:t>
+        <w:pStyle w:val="30"/>
+        <w:bidi w:val="0"/>
+        <w:rPr>
+          <w:rFonts w:hint="default"/>
+          <w:lang w:val="en-US" w:eastAsia="zh-CN"/>
+        </w:rPr>
+      </w:pPr>
+      <w:r>
+        <w:rPr>
+          <w:rFonts w:hint="eastAsia"/>
+          <w:lang w:val="en-US" w:eastAsia="zh-CN"/>
+        </w:rPr>
+        <w:t>质量部</w:t>
       </w:r>
     </w:p>
     <w:p>
       <w:pPr>
-        <w:pStyle w:val="1"/>
-        <w:bidi w:val="0"/>
-        <w:rPr>
-          <w:rFonts w:hint="eastAsia"/>
-          <w:lang w:val="en-US" w:eastAsia="zh-CN"/>
-        </w:rPr>
-      </w:pPr>
-      <w:bookmarkStart w:id="7" w:name="_Toc6014"/>
-      <w:r>
-        <w:rPr>
-          <w:rFonts w:hint="eastAsia"/>
-          <w:lang w:val="en-US" w:eastAsia="zh-CN"/>
-        </w:rPr>
-        <w:t>岗位职责</w:t>
-      </w:r>
-      <w:bookmarkEnd w:id="7"/>
-    </w:p>
-    <w:p>
-      <w:pPr>
-        <w:pStyle w:val="2"/>
-        <w:bidi w:val="0"/>
-        <w:rPr>
-          <w:rFonts w:hint="default"/>
-          <w:lang w:val="en-US" w:eastAsia="zh-CN"/>
-        </w:rPr>
-      </w:pPr>
-      <w:bookmarkStart w:id="8" w:name="_Toc18293"/>
-      <w:r>
-        <w:rPr>
-          <w:rFonts w:hint="eastAsia"/>
-          <w:lang w:val="en-US" w:eastAsia="zh-CN"/>
-        </w:rPr>
-        <w:t>交付部</w:t>
-      </w:r>
-      <w:bookmarkEnd w:id="8"/>
-    </w:p>
-    <w:p>
-      <w:pPr>
-        <w:pStyle w:val="a1"/>
+        <w:pStyle w:val="29"/>
         <w:numPr>
           <w:ilvl w:val="0"/>
           <w:numId w:val="2"/>
         </w:numPr>
         <w:bidi w:val="0"/>
-        <w:ind w:left="425" w:hanging="425" w:leftChars="0" w:firstLineChars="0"/>
+        <w:ind w:left="425" w:leftChars="0" w:hanging="425" w:firstLineChars="0"/>
       </w:pPr>
       <w:r>
         <w:t>收集客户满意方面的信息。</w:t>
@@ -2660,13 +2629,13 @@
     </w:p>
     <w:p>
       <w:pPr>
-        <w:pStyle w:val="a1"/>
+        <w:pStyle w:val="29"/>
         <w:numPr>
           <w:ilvl w:val="0"/>
           <w:numId w:val="2"/>
         </w:numPr>
         <w:bidi w:val="0"/>
-        <w:ind w:left="425" w:hanging="425" w:leftChars="0" w:firstLineChars="0"/>
+        <w:ind w:left="425" w:leftChars="0" w:hanging="425" w:firstLineChars="0"/>
       </w:pPr>
       <w:r>
         <w:t>负责运维服务的客户调查、回访及客户满意度的分析。</w:t>
@@ -2674,112 +2643,132 @@
     </w:p>
     <w:p>
       <w:pPr>
-        <w:pStyle w:val="1"/>
+        <w:pStyle w:val="28"/>
         <w:bidi w:val="0"/>
         <w:rPr>
-          <w:rStyle w:val="1Char"/>
-          <w:rFonts w:eastAsia="宋体" w:hint="default"/>
+          <w:rStyle w:val="38"/>
+          <w:rFonts w:hint="default" w:eastAsia="宋体"/>
           <w:lang w:val="en-US" w:eastAsia="zh-CN"/>
         </w:rPr>
       </w:pPr>
-      <w:bookmarkStart w:id="9" w:name="bookmark3"/>
-      <w:bookmarkEnd w:id="9"/>
-      <w:bookmarkStart w:id="10" w:name="_Toc118"/>
-      <w:bookmarkStart w:id="11" w:name="_Toc17424"/>
+      <w:bookmarkStart w:id="7" w:name="bookmark3"/>
+      <w:bookmarkEnd w:id="7"/>
+      <w:bookmarkStart w:id="8" w:name="_Toc118"/>
+      <w:bookmarkStart w:id="9" w:name="_Toc17424"/>
       <w:r>
         <w:rPr>
           <w:rFonts w:hint="eastAsia"/>
           <w:lang w:val="en-US" w:eastAsia="zh-CN"/>
         </w:rPr>
         <w:t>客户满意度调查流程</w:t>
+      </w:r>
+      <w:bookmarkEnd w:id="8"/>
+    </w:p>
+    <w:p>
+      <w:pPr>
+        <w:pStyle w:val="30"/>
+        <w:bidi w:val="0"/>
+      </w:pPr>
+      <w:bookmarkStart w:id="10" w:name="_Toc24180"/>
+      <w:r>
+        <w:rPr>
+          <w:rFonts w:hint="eastAsia"/>
+          <w:lang w:val="en-US" w:eastAsia="zh-CN"/>
+        </w:rPr>
+        <w:t>确定</w:t>
+      </w:r>
+      <w:r>
+        <w:t>调查方式</w:t>
       </w:r>
       <w:bookmarkEnd w:id="10"/>
     </w:p>
     <w:p>
       <w:pPr>
-        <w:pStyle w:val="2"/>
+        <w:pStyle w:val="29"/>
         <w:bidi w:val="0"/>
       </w:pPr>
-      <w:bookmarkStart w:id="12" w:name="_Toc24180"/>
-      <w:r>
+      <w:r>
+        <w:t>可以通过电话、电子邮件、传真等方式给客户发送《客户满意度调查表》，对于重要的技术或服务环节还可以进行上门访问。</w:t>
+      </w:r>
+    </w:p>
+    <w:p>
+      <w:pPr>
+        <w:pStyle w:val="30"/>
+        <w:bidi w:val="0"/>
         <w:rPr>
           <w:rFonts w:hint="eastAsia"/>
           <w:lang w:val="en-US" w:eastAsia="zh-CN"/>
         </w:rPr>
-        <w:t>确定</w:t>
-      </w:r>
-      <w:r>
-        <w:t>调查方式</w:t>
-      </w:r>
-      <w:bookmarkEnd w:id="12"/>
+      </w:pPr>
+      <w:bookmarkStart w:id="11" w:name="_Toc15977"/>
+      <w:r>
+        <w:rPr>
+          <w:rFonts w:hint="eastAsia"/>
+          <w:lang w:val="en-US" w:eastAsia="zh-CN"/>
+        </w:rPr>
+        <w:t>收集客户满意度</w:t>
+      </w:r>
+      <w:bookmarkEnd w:id="11"/>
     </w:p>
     <w:p>
       <w:pPr>
-        <w:pStyle w:val="a1"/>
-        <w:bidi w:val="0"/>
-      </w:pPr>
-      <w:r>
-        <w:t>可以通过电话、电子邮件、传真等方式给客户发送《客户满意度调查表》，对于重要的技术或服务环节还可以进行上门访问。</w:t>
+        <w:pStyle w:val="29"/>
+        <w:rPr>
+          <w:rFonts w:hint="default"/>
+          <w:lang w:val="en-US" w:eastAsia="zh-CN"/>
+        </w:rPr>
+      </w:pPr>
+      <w:r>
+        <w:rPr>
+          <w:rFonts w:hint="eastAsia"/>
+          <w:lang w:val="en-US" w:eastAsia="zh-CN"/>
+        </w:rPr>
+        <w:t>客户满意掉调查过程中，应该遵循以下条件：</w:t>
       </w:r>
     </w:p>
     <w:p>
       <w:pPr>
-        <w:pStyle w:val="2"/>
-        <w:bidi w:val="0"/>
-        <w:rPr>
-          <w:rFonts w:hint="eastAsia"/>
-          <w:lang w:val="en-US" w:eastAsia="zh-CN"/>
-        </w:rPr>
-      </w:pPr>
-      <w:bookmarkStart w:id="13" w:name="_Toc15977"/>
-      <w:r>
-        <w:rPr>
-          <w:rFonts w:hint="eastAsia"/>
-          <w:lang w:val="en-US" w:eastAsia="zh-CN"/>
-        </w:rPr>
-        <w:t>收集客户满意度</w:t>
-      </w:r>
-      <w:bookmarkEnd w:id="13"/>
-    </w:p>
-    <w:p>
-      <w:pPr>
-        <w:pStyle w:val="a1"/>
-        <w:rPr>
-          <w:rFonts w:hint="default"/>
-          <w:lang w:val="en-US" w:eastAsia="zh-CN"/>
-        </w:rPr>
-      </w:pPr>
-      <w:r>
-        <w:rPr>
-          <w:rFonts w:hint="eastAsia"/>
-          <w:lang w:val="en-US" w:eastAsia="zh-CN"/>
-        </w:rPr>
-        <w:t>客户满意掉调查过程中，应该遵循以下条件：</w:t>
-      </w:r>
-    </w:p>
-    <w:p>
-      <w:pPr>
-        <w:pStyle w:val="a1"/>
+        <w:pStyle w:val="29"/>
         <w:numPr>
           <w:ilvl w:val="0"/>
           <w:numId w:val="3"/>
         </w:numPr>
         <w:bidi w:val="0"/>
-        <w:ind w:left="425" w:hanging="425" w:leftChars="0" w:firstLineChars="0"/>
-      </w:pPr>
-      <w:r>
-        <w:t>由交付部针对公司的产品和服务编制《客户满意度调查表》，并交管理者代表审批通过后递交交付部存档管理。</w:t>
+        <w:ind w:left="425" w:leftChars="0" w:hanging="425" w:firstLineChars="0"/>
+      </w:pPr>
+      <w:r>
+        <w:t>由</w:t>
+      </w:r>
+      <w:r>
+        <w:rPr>
+          <w:rFonts w:hint="eastAsia"/>
+          <w:lang w:val="en-US" w:eastAsia="zh-CN"/>
+        </w:rPr>
+        <w:t>质量部</w:t>
+      </w:r>
+      <w:r>
+        <w:t>针对公司的产品和服务编制《客户满意度调查表》，并交管理者代表审批通过后递交</w:t>
+      </w:r>
+      <w:r>
+        <w:rPr>
+          <w:rFonts w:hint="eastAsia"/>
+          <w:lang w:val="en-US" w:eastAsia="zh-CN"/>
+        </w:rPr>
+        <w:t>质量部</w:t>
+      </w:r>
+      <w:r>
+        <w:t>存档管理。</w:t>
       </w:r>
     </w:p>
     <w:p>
       <w:pPr>
-        <w:pStyle w:val="a1"/>
+        <w:pStyle w:val="29"/>
         <w:numPr>
           <w:ilvl w:val="0"/>
           <w:numId w:val="3"/>
         </w:numPr>
         <w:bidi w:val="0"/>
-        <w:ind w:left="425" w:hanging="425" w:leftChars="0" w:firstLineChars="0"/>
+        <w:ind w:left="425" w:leftChars="0" w:hanging="425" w:firstLineChars="0"/>
       </w:pPr>
       <w:r>
         <w:rPr>
@@ -2789,18 +2778,40 @@
         <w:t>调查频次为</w:t>
       </w:r>
       <w:r>
-        <w:t>每年一次，由交付部进行客户满意度调查，负责向客户提交《客户满意度调查表》,并及时进行回收。</w:t>
+        <w:t>每</w:t>
+      </w:r>
+      <w:r>
+        <w:rPr>
+          <w:rFonts w:hint="eastAsia"/>
+          <w:lang w:val="en-US" w:eastAsia="zh-CN"/>
+        </w:rPr>
+        <w:t>年度</w:t>
+      </w:r>
+      <w:r>
+        <w:t>一次，由</w:t>
+      </w:r>
+      <w:bookmarkStart w:id="20" w:name="_GoBack"/>
+      <w:bookmarkEnd w:id="20"/>
+      <w:r>
+        <w:rPr>
+          <w:rFonts w:hint="eastAsia"/>
+          <w:lang w:eastAsia="zh-CN"/>
+        </w:rPr>
+        <w:t>质量部</w:t>
+      </w:r>
+      <w:r>
+        <w:t>进行客户满意度调查，负责向客户提交《客户满意度调查表》,并及时进行回收。</w:t>
       </w:r>
     </w:p>
     <w:p>
       <w:pPr>
-        <w:pStyle w:val="a1"/>
+        <w:pStyle w:val="29"/>
         <w:numPr>
           <w:ilvl w:val="0"/>
           <w:numId w:val="3"/>
         </w:numPr>
         <w:bidi w:val="0"/>
-        <w:ind w:left="425" w:hanging="425" w:leftChars="0" w:firstLineChars="0"/>
+        <w:ind w:left="425" w:leftChars="0" w:hanging="425" w:firstLineChars="0"/>
       </w:pPr>
       <w:r>
         <w:t>参加调查的客户数应不少于客户总数的30%，而且应覆盖使用不同产品的各类客户。调查表的回收数应不少于分发数的70%，本次调查方为有效。</w:t>
@@ -2808,41 +2819,58 @@
     </w:p>
     <w:p>
       <w:pPr>
-        <w:pStyle w:val="a1"/>
+        <w:pStyle w:val="29"/>
         <w:numPr>
           <w:ilvl w:val="0"/>
           <w:numId w:val="3"/>
         </w:numPr>
         <w:bidi w:val="0"/>
-        <w:ind w:left="425" w:hanging="425" w:leftChars="0" w:firstLineChars="0"/>
-      </w:pPr>
-      <w:r>
-        <w:t>当一个运维服务项目结束后，最晚不超过2周时间，交付部向客户作针对性的回访，详细了解客户对本公司项目人员服务态度、技术水平、产品功能和性能的评价。客户服务受理人员负责《客户回访记录表》的填写。</w:t>
+        <w:ind w:left="425" w:leftChars="0" w:hanging="425" w:firstLineChars="0"/>
+      </w:pPr>
+      <w:r>
+        <w:t>当一个运维服务项目结束后，最晚不超过2周时间，</w:t>
+      </w:r>
+      <w:r>
+        <w:rPr>
+          <w:rFonts w:hint="eastAsia"/>
+          <w:lang w:eastAsia="zh-CN"/>
+        </w:rPr>
+        <w:t>质量部</w:t>
+      </w:r>
+      <w:r>
+        <w:t>向客户作针对性的回访，详细了解客户对本公司项目人员服务态度、技术水平、产品功能和性能的评价。客户服务受理人员负责《客户回访记录表》的填写。</w:t>
       </w:r>
     </w:p>
     <w:p>
       <w:pPr>
-        <w:pStyle w:val="2"/>
+        <w:pStyle w:val="30"/>
         <w:bidi w:val="0"/>
       </w:pPr>
-      <w:bookmarkStart w:id="14" w:name="_Toc12781"/>
+      <w:bookmarkStart w:id="12" w:name="_Toc12781"/>
       <w:r>
         <w:t>分析</w:t>
       </w:r>
-      <w:bookmarkEnd w:id="14"/>
+      <w:bookmarkEnd w:id="12"/>
     </w:p>
     <w:p>
       <w:pPr>
-        <w:pStyle w:val="a1"/>
+        <w:pStyle w:val="29"/>
         <w:numPr>
           <w:ilvl w:val="0"/>
           <w:numId w:val="4"/>
         </w:numPr>
         <w:bidi w:val="0"/>
-        <w:ind w:left="425" w:hanging="425" w:leftChars="0" w:firstLineChars="0"/>
-      </w:pPr>
-      <w:r>
-        <w:t>交付部负责对客户满意度进行分析，形成《</w:t>
+        <w:ind w:left="425" w:leftChars="0" w:hanging="425" w:firstLineChars="0"/>
+      </w:pPr>
+      <w:r>
+        <w:rPr>
+          <w:rFonts w:hint="eastAsia"/>
+          <w:lang w:eastAsia="zh-CN"/>
+        </w:rPr>
+        <w:t>质量部</w:t>
+      </w:r>
+      <w:r>
+        <w:t>负责对客户满意度进行分析，形成《</w:t>
       </w:r>
       <w:r>
         <w:rPr>
@@ -2857,13 +2885,13 @@
     </w:p>
     <w:p>
       <w:pPr>
-        <w:pStyle w:val="a1"/>
+        <w:pStyle w:val="29"/>
         <w:numPr>
           <w:ilvl w:val="0"/>
           <w:numId w:val="4"/>
         </w:numPr>
         <w:bidi w:val="0"/>
-        <w:ind w:left="425" w:hanging="425" w:leftChars="0" w:firstLineChars="0"/>
+        <w:ind w:left="425" w:leftChars="0" w:hanging="425" w:firstLineChars="0"/>
       </w:pPr>
       <w:r>
         <w:t>客户满意度分析报告应包括如下内容：</w:t>
@@ -2871,13 +2899,13 @@
     </w:p>
     <w:p>
       <w:pPr>
-        <w:pStyle w:val="a1"/>
+        <w:pStyle w:val="29"/>
         <w:numPr>
           <w:ilvl w:val="0"/>
           <w:numId w:val="5"/>
         </w:numPr>
         <w:bidi w:val="0"/>
-        <w:ind w:left="845" w:hanging="425" w:leftChars="0" w:firstLineChars="0"/>
+        <w:ind w:left="845" w:leftChars="0" w:hanging="425" w:firstLineChars="0"/>
       </w:pPr>
       <w:r>
         <w:t>客户最满意的方面前两位；</w:t>
@@ -2885,13 +2913,13 @@
     </w:p>
     <w:p>
       <w:pPr>
-        <w:pStyle w:val="a1"/>
+        <w:pStyle w:val="29"/>
         <w:numPr>
           <w:ilvl w:val="0"/>
           <w:numId w:val="5"/>
         </w:numPr>
         <w:bidi w:val="0"/>
-        <w:ind w:left="845" w:hanging="425" w:leftChars="0" w:firstLineChars="0"/>
+        <w:ind w:left="845" w:leftChars="0" w:hanging="425" w:firstLineChars="0"/>
       </w:pPr>
       <w:r>
         <w:t>客户最不满意的方面前两位；</w:t>
@@ -2899,13 +2927,13 @@
     </w:p>
     <w:p>
       <w:pPr>
-        <w:pStyle w:val="a1"/>
+        <w:pStyle w:val="29"/>
         <w:numPr>
           <w:ilvl w:val="0"/>
           <w:numId w:val="5"/>
         </w:numPr>
         <w:bidi w:val="0"/>
-        <w:ind w:left="845" w:hanging="425" w:leftChars="0" w:firstLineChars="0"/>
+        <w:ind w:left="845" w:leftChars="0" w:hanging="425" w:firstLineChars="0"/>
       </w:pPr>
       <w:r>
         <w:t>最满意的客户前两位；</w:t>
@@ -2913,13 +2941,13 @@
     </w:p>
     <w:p>
       <w:pPr>
-        <w:pStyle w:val="a1"/>
+        <w:pStyle w:val="29"/>
         <w:numPr>
           <w:ilvl w:val="0"/>
           <w:numId w:val="5"/>
         </w:numPr>
         <w:bidi w:val="0"/>
-        <w:ind w:left="845" w:hanging="425" w:leftChars="0" w:firstLineChars="0"/>
+        <w:ind w:left="845" w:leftChars="0" w:hanging="425" w:firstLineChars="0"/>
       </w:pPr>
       <w:r>
         <w:t>最不满意的客户前两位；</w:t>
@@ -2927,30 +2955,50 @@
     </w:p>
     <w:p>
       <w:pPr>
-        <w:pStyle w:val="a1"/>
+        <w:pStyle w:val="29"/>
         <w:numPr>
           <w:ilvl w:val="0"/>
           <w:numId w:val="4"/>
         </w:numPr>
         <w:bidi w:val="0"/>
-        <w:ind w:left="425" w:hanging="425" w:leftChars="0" w:firstLineChars="0"/>
-      </w:pPr>
-      <w:r>
-        <w:t>不满意的方面和最不满意的客户，由交付部协调责任部门主管人员分析原因，并采取必要的改进措施。如涉及到对公司质量文件的修改建议，则由交付部负责修改。</w:t>
+        <w:ind w:left="425" w:leftChars="0" w:hanging="425" w:firstLineChars="0"/>
+      </w:pPr>
+      <w:r>
+        <w:t>不满意的方面和最不满意的客户，由</w:t>
+      </w:r>
+      <w:r>
+        <w:rPr>
+          <w:rFonts w:hint="eastAsia"/>
+          <w:lang w:eastAsia="zh-CN"/>
+        </w:rPr>
+        <w:t>质量部</w:t>
+      </w:r>
+      <w:r>
+        <w:t>协调责任部门主管人员分析原因，并采取必要的改进措施。如涉及到对公司质量文件的修改建议，则由</w:t>
+      </w:r>
+      <w:r>
+        <w:rPr>
+          <w:rFonts w:hint="eastAsia"/>
+          <w:lang w:eastAsia="zh-CN"/>
+        </w:rPr>
+        <w:t>质量部</w:t>
+      </w:r>
+      <w:r>
+        <w:t>负责修改。</w:t>
       </w:r>
     </w:p>
     <w:p>
       <w:pPr>
-        <w:pStyle w:val="2"/>
+        <w:pStyle w:val="30"/>
         <w:bidi w:val="0"/>
         <w:rPr>
           <w:rFonts w:hint="default"/>
           <w:lang w:val="en-US" w:eastAsia="zh-CN"/>
         </w:rPr>
       </w:pPr>
-      <w:bookmarkStart w:id="15" w:name="_Toc30186"/>
-      <w:bookmarkStart w:id="16" w:name="_Toc16299"/>
-      <w:bookmarkStart w:id="17" w:name="_Toc22948"/>
+      <w:bookmarkStart w:id="13" w:name="_Toc22948"/>
+      <w:bookmarkStart w:id="14" w:name="_Toc30186"/>
+      <w:bookmarkStart w:id="15" w:name="_Toc16299"/>
       <w:r>
         <w:rPr>
           <w:rFonts w:hint="eastAsia"/>
@@ -2958,23 +3006,24 @@
         </w:rPr>
         <w:t>考核指标</w:t>
       </w:r>
+      <w:bookmarkEnd w:id="13"/>
+      <w:bookmarkEnd w:id="14"/>
       <w:bookmarkEnd w:id="15"/>
-      <w:bookmarkEnd w:id="16"/>
-      <w:bookmarkEnd w:id="17"/>
     </w:p>
     <w:tbl>
       <w:tblPr>
-        <w:tblStyle w:val="TableGrid"/>
+        <w:tblStyle w:val="21"/>
         <w:tblW w:w="0" w:type="auto"/>
         <w:tblInd w:w="0" w:type="dxa"/>
         <w:tblBorders>
-          <w:top w:val="single" w:sz="4" w:space="0" w:color="auto"/>
-          <w:left w:val="single" w:sz="4" w:space="0" w:color="auto"/>
-          <w:bottom w:val="single" w:sz="4" w:space="0" w:color="auto"/>
-          <w:right w:val="single" w:sz="4" w:space="0" w:color="auto"/>
-          <w:insideH w:val="single" w:sz="4" w:space="0" w:color="auto"/>
-          <w:insideV w:val="single" w:sz="4" w:space="0" w:color="auto"/>
+          <w:top w:val="single" w:color="auto" w:sz="4" w:space="0"/>
+          <w:left w:val="single" w:color="auto" w:sz="4" w:space="0"/>
+          <w:bottom w:val="single" w:color="auto" w:sz="4" w:space="0"/>
+          <w:right w:val="single" w:color="auto" w:sz="4" w:space="0"/>
+          <w:insideH w:val="single" w:color="auto" w:sz="4" w:space="0"/>
+          <w:insideV w:val="single" w:color="auto" w:sz="4" w:space="0"/>
         </w:tblBorders>
+        <w:tblLayout w:type="autofit"/>
         <w:tblCellMar>
           <w:top w:w="0" w:type="dxa"/>
           <w:left w:w="108" w:type="dxa"/>
@@ -2983,22 +3032,20 @@
         </w:tblCellMar>
       </w:tblPr>
       <w:tblGrid>
-        <w:gridCol w:w="1720"/>
-        <w:gridCol w:w="2980"/>
-        <w:gridCol w:w="1583"/>
-        <w:gridCol w:w="1583"/>
+        <w:gridCol w:w="1551"/>
+        <w:gridCol w:w="2846"/>
+        <w:gridCol w:w="1268"/>
+        <w:gridCol w:w="1427"/>
       </w:tblGrid>
       <w:tr>
         <w:tblPrEx>
-          <w:tblW w:w="0" w:type="auto"/>
-          <w:tblInd w:w="0" w:type="dxa"/>
           <w:tblBorders>
-            <w:top w:val="single" w:sz="4" w:space="0" w:color="auto"/>
-            <w:left w:val="single" w:sz="4" w:space="0" w:color="auto"/>
-            <w:bottom w:val="single" w:sz="4" w:space="0" w:color="auto"/>
-            <w:right w:val="single" w:sz="4" w:space="0" w:color="auto"/>
-            <w:insideH w:val="single" w:sz="4" w:space="0" w:color="auto"/>
-            <w:insideV w:val="single" w:sz="4" w:space="0" w:color="auto"/>
+            <w:top w:val="single" w:color="auto" w:sz="4" w:space="0"/>
+            <w:left w:val="single" w:color="auto" w:sz="4" w:space="0"/>
+            <w:bottom w:val="single" w:color="auto" w:sz="4" w:space="0"/>
+            <w:right w:val="single" w:color="auto" w:sz="4" w:space="0"/>
+            <w:insideH w:val="single" w:color="auto" w:sz="4" w:space="0"/>
+            <w:insideV w:val="single" w:color="auto" w:sz="4" w:space="0"/>
           </w:tblBorders>
           <w:tblCellMar>
             <w:top w:w="0" w:type="dxa"/>
@@ -3009,14 +3056,14 @@
         </w:tblPrEx>
         <w:tc>
           <w:tcPr>
-            <w:tcW w:w="1720" w:type="dxa"/>
+            <w:tcW w:w="1551" w:type="dxa"/>
           </w:tcPr>
           <w:p>
             <w:pPr>
               <w:widowControl w:val="0"/>
               <w:jc w:val="center"/>
               <w:rPr>
-                <w:rFonts w:ascii="宋体" w:eastAsia="宋体" w:hAnsi="宋体" w:cs="宋体" w:hint="default"/>
+                <w:rFonts w:hint="default" w:ascii="宋体" w:hAnsi="宋体" w:eastAsia="宋体" w:cs="宋体"/>
                 <w:b/>
                 <w:bCs/>
                 <w:sz w:val="18"/>
@@ -3026,7 +3073,7 @@
             </w:pPr>
             <w:r>
               <w:rPr>
-                <w:rFonts w:ascii="宋体" w:eastAsia="宋体" w:hAnsi="宋体" w:cs="宋体" w:hint="eastAsia"/>
+                <w:rFonts w:hint="eastAsia" w:ascii="宋体" w:hAnsi="宋体" w:eastAsia="宋体" w:cs="宋体"/>
                 <w:b/>
                 <w:bCs/>
                 <w:sz w:val="18"/>
@@ -3039,14 +3086,14 @@
         </w:tc>
         <w:tc>
           <w:tcPr>
-            <w:tcW w:w="2980" w:type="dxa"/>
+            <w:tcW w:w="2846" w:type="dxa"/>
           </w:tcPr>
           <w:p>
             <w:pPr>
               <w:widowControl w:val="0"/>
               <w:jc w:val="center"/>
               <w:rPr>
-                <w:rFonts w:ascii="宋体" w:eastAsia="宋体" w:hAnsi="宋体" w:cs="宋体" w:hint="default"/>
+                <w:rFonts w:hint="default" w:ascii="宋体" w:hAnsi="宋体" w:eastAsia="宋体" w:cs="宋体"/>
                 <w:b/>
                 <w:bCs/>
                 <w:sz w:val="18"/>
@@ -3056,27 +3103,27 @@
             </w:pPr>
             <w:r>
               <w:rPr>
-                <w:rFonts w:ascii="宋体" w:eastAsia="宋体" w:hAnsi="宋体" w:cs="宋体" w:hint="eastAsia"/>
+                <w:rFonts w:hint="eastAsia" w:ascii="宋体" w:hAnsi="宋体" w:eastAsia="宋体" w:cs="宋体"/>
                 <w:b/>
                 <w:bCs/>
                 <w:sz w:val="18"/>
                 <w:szCs w:val="18"/>
                 <w:lang w:val="en-US" w:eastAsia="zh-CN"/>
               </w:rPr>
-              <w:t>指标计算方式</w:t>
+              <w:t>计算方式</w:t>
             </w:r>
           </w:p>
         </w:tc>
         <w:tc>
           <w:tcPr>
-            <w:tcW w:w="1583" w:type="dxa"/>
+            <w:tcW w:w="1268" w:type="dxa"/>
           </w:tcPr>
           <w:p>
             <w:pPr>
               <w:widowControl w:val="0"/>
               <w:jc w:val="center"/>
               <w:rPr>
-                <w:rFonts w:ascii="宋体" w:eastAsia="宋体" w:hAnsi="宋体" w:cs="宋体" w:hint="default"/>
+                <w:rFonts w:hint="default" w:ascii="宋体" w:hAnsi="宋体" w:eastAsia="宋体" w:cs="宋体"/>
                 <w:b/>
                 <w:bCs/>
                 <w:sz w:val="18"/>
@@ -3086,52 +3133,63 @@
             </w:pPr>
             <w:r>
               <w:rPr>
-                <w:rFonts w:ascii="宋体" w:eastAsia="宋体" w:hAnsi="宋体" w:cs="宋体" w:hint="eastAsia"/>
+                <w:rFonts w:hint="eastAsia" w:ascii="宋体" w:hAnsi="宋体" w:eastAsia="宋体" w:cs="宋体"/>
                 <w:b/>
                 <w:bCs/>
                 <w:sz w:val="18"/>
                 <w:szCs w:val="18"/>
                 <w:lang w:val="en-US" w:eastAsia="zh-CN"/>
               </w:rPr>
-              <w:t>考核频次</w:t>
+              <w:t>目标值</w:t>
             </w:r>
           </w:p>
         </w:tc>
         <w:tc>
           <w:tcPr>
-            <w:tcW w:w="1583" w:type="dxa"/>
+            <w:tcW w:w="1427" w:type="dxa"/>
+            <w:shd w:val="clear" w:color="auto" w:fill="auto"/>
+            <w:vAlign w:val="top"/>
           </w:tcPr>
           <w:p>
             <w:pPr>
               <w:widowControl w:val="0"/>
               <w:jc w:val="center"/>
               <w:rPr>
-                <w:rFonts w:ascii="宋体" w:eastAsia="宋体" w:hAnsi="宋体" w:cs="宋体" w:hint="default"/>
+                <w:rFonts w:hint="eastAsia" w:ascii="宋体" w:hAnsi="宋体" w:eastAsia="宋体" w:cs="宋体"/>
+                <w:b/>
+                <w:bCs/>
+                <w:snapToGrid w:val="0"/>
+                <w:color w:val="000000"/>
+                <w:kern w:val="0"/>
+                <w:sz w:val="18"/>
+                <w:szCs w:val="18"/>
+                <w:lang w:val="en-US" w:eastAsia="zh-CN" w:bidi="ar-SA"/>
+              </w:rPr>
+            </w:pPr>
+            <w:r>
+              <w:rPr>
+                <w:rFonts w:hint="eastAsia" w:ascii="宋体" w:hAnsi="宋体" w:eastAsia="宋体" w:cs="宋体"/>
                 <w:b/>
                 <w:bCs/>
                 <w:sz w:val="18"/>
                 <w:szCs w:val="18"/>
                 <w:lang w:val="en-US" w:eastAsia="zh-CN"/>
               </w:rPr>
-            </w:pPr>
-            <w:r>
-              <w:rPr>
-                <w:rFonts w:ascii="宋体" w:eastAsia="宋体" w:hAnsi="宋体" w:cs="宋体" w:hint="eastAsia"/>
-                <w:b/>
-                <w:bCs/>
-                <w:sz w:val="18"/>
-                <w:szCs w:val="18"/>
-                <w:lang w:val="en-US" w:eastAsia="zh-CN"/>
-              </w:rPr>
-              <w:t>目标值</w:t>
+              <w:t>考核频次</w:t>
             </w:r>
           </w:p>
         </w:tc>
       </w:tr>
       <w:tr>
         <w:tblPrEx>
-          <w:tblW w:w="0" w:type="auto"/>
-          <w:tblInd w:w="0" w:type="dxa"/>
+          <w:tblBorders>
+            <w:top w:val="single" w:color="auto" w:sz="4" w:space="0"/>
+            <w:left w:val="single" w:color="auto" w:sz="4" w:space="0"/>
+            <w:bottom w:val="single" w:color="auto" w:sz="4" w:space="0"/>
+            <w:right w:val="single" w:color="auto" w:sz="4" w:space="0"/>
+            <w:insideH w:val="single" w:color="auto" w:sz="4" w:space="0"/>
+            <w:insideV w:val="single" w:color="auto" w:sz="4" w:space="0"/>
+          </w:tblBorders>
           <w:tblCellMar>
             <w:top w:w="0" w:type="dxa"/>
             <w:left w:w="108" w:type="dxa"/>
@@ -3140,18 +3198,18 @@
           </w:tblCellMar>
         </w:tblPrEx>
         <w:trPr>
-          <w:trHeight w:val="285"/>
+          <w:trHeight w:val="285" w:hRule="atLeast"/>
         </w:trPr>
         <w:tc>
           <w:tcPr>
-            <w:tcW w:w="0" w:type="auto"/>
+            <w:tcW w:w="1551" w:type="dxa"/>
             <w:shd w:val="clear" w:color="auto" w:fill="auto"/>
           </w:tcPr>
           <w:p>
             <w:pPr>
               <w:widowControl w:val="0"/>
               <w:rPr>
-                <w:rFonts w:ascii="宋体" w:eastAsia="宋体" w:hAnsi="宋体" w:cs="宋体" w:hint="default"/>
+                <w:rFonts w:hint="default" w:ascii="宋体" w:hAnsi="宋体" w:eastAsia="宋体" w:cs="宋体"/>
                 <w:snapToGrid w:val="0"/>
                 <w:color w:val="000000"/>
                 <w:kern w:val="0"/>
@@ -3162,7 +3220,7 @@
             </w:pPr>
             <w:r>
               <w:rPr>
-                <w:rFonts w:ascii="宋体" w:hAnsi="宋体" w:cs="宋体" w:hint="eastAsia"/>
+                <w:rFonts w:hint="eastAsia" w:ascii="宋体" w:hAnsi="宋体" w:cs="宋体"/>
                 <w:sz w:val="18"/>
                 <w:szCs w:val="18"/>
                 <w:lang w:val="en-US" w:eastAsia="zh-CN"/>
@@ -3171,7 +3229,7 @@
             </w:r>
             <w:r>
               <w:rPr>
-                <w:rFonts w:ascii="宋体" w:eastAsia="宋体" w:hAnsi="宋体" w:cs="宋体" w:hint="eastAsia"/>
+                <w:rFonts w:hint="eastAsia" w:ascii="宋体" w:hAnsi="宋体" w:eastAsia="宋体" w:cs="宋体"/>
                 <w:sz w:val="18"/>
                 <w:szCs w:val="18"/>
               </w:rPr>
@@ -3181,14 +3239,14 @@
         </w:tc>
         <w:tc>
           <w:tcPr>
-            <w:tcW w:w="0" w:type="auto"/>
+            <w:tcW w:w="2846" w:type="dxa"/>
             <w:shd w:val="clear" w:color="auto" w:fill="auto"/>
           </w:tcPr>
           <w:p>
             <w:pPr>
               <w:widowControl w:val="0"/>
               <w:rPr>
-                <w:rFonts w:ascii="宋体" w:eastAsia="宋体" w:hAnsi="宋体" w:cs="宋体" w:hint="default"/>
+                <w:rFonts w:hint="default" w:ascii="宋体" w:hAnsi="宋体" w:eastAsia="宋体" w:cs="宋体"/>
                 <w:snapToGrid w:val="0"/>
                 <w:color w:val="000000"/>
                 <w:kern w:val="0"/>
@@ -3199,7 +3257,7 @@
             </w:pPr>
             <w:r>
               <w:rPr>
-                <w:rFonts w:ascii="宋体" w:eastAsia="宋体" w:hAnsi="宋体" w:cs="宋体" w:hint="eastAsia"/>
+                <w:rFonts w:hint="eastAsia" w:ascii="宋体" w:hAnsi="宋体" w:eastAsia="宋体" w:cs="宋体"/>
                 <w:sz w:val="18"/>
                 <w:szCs w:val="18"/>
               </w:rPr>
@@ -3209,14 +3267,14 @@
         </w:tc>
         <w:tc>
           <w:tcPr>
-            <w:tcW w:w="0" w:type="auto"/>
+            <w:tcW w:w="1268" w:type="dxa"/>
             <w:shd w:val="clear" w:color="auto" w:fill="auto"/>
           </w:tcPr>
           <w:p>
             <w:pPr>
               <w:widowControl w:val="0"/>
               <w:rPr>
-                <w:rFonts w:ascii="宋体" w:eastAsia="宋体" w:hAnsi="宋体" w:cs="宋体" w:hint="default"/>
+                <w:rFonts w:hint="eastAsia" w:ascii="宋体" w:hAnsi="宋体" w:eastAsia="宋体" w:cs="宋体"/>
                 <w:snapToGrid w:val="0"/>
                 <w:color w:val="000000"/>
                 <w:kern w:val="0"/>
@@ -3227,24 +3285,25 @@
             </w:pPr>
             <w:r>
               <w:rPr>
-                <w:rFonts w:ascii="宋体" w:eastAsia="宋体" w:hAnsi="宋体" w:cs="宋体" w:hint="eastAsia"/>
+                <w:rFonts w:hint="eastAsia" w:ascii="宋体" w:hAnsi="宋体" w:eastAsia="宋体" w:cs="宋体"/>
                 <w:sz w:val="18"/>
                 <w:szCs w:val="18"/>
               </w:rPr>
-              <w:t>每年</w:t>
+              <w:t>≥95.5分</w:t>
             </w:r>
           </w:p>
         </w:tc>
         <w:tc>
           <w:tcPr>
-            <w:tcW w:w="0" w:type="auto"/>
+            <w:tcW w:w="1427" w:type="dxa"/>
             <w:shd w:val="clear" w:color="auto" w:fill="auto"/>
+            <w:vAlign w:val="top"/>
           </w:tcPr>
           <w:p>
             <w:pPr>
               <w:widowControl w:val="0"/>
               <w:rPr>
-                <w:rFonts w:ascii="宋体" w:eastAsia="宋体" w:hAnsi="宋体" w:cs="宋体" w:hint="eastAsia"/>
+                <w:rFonts w:hint="eastAsia" w:ascii="宋体" w:hAnsi="宋体" w:eastAsia="宋体" w:cs="宋体"/>
                 <w:snapToGrid w:val="0"/>
                 <w:color w:val="000000"/>
                 <w:kern w:val="0"/>
@@ -3255,11 +3314,20 @@
             </w:pPr>
             <w:r>
               <w:rPr>
-                <w:rFonts w:ascii="宋体" w:eastAsia="宋体" w:hAnsi="宋体" w:cs="宋体" w:hint="eastAsia"/>
+                <w:rFonts w:hint="eastAsia" w:ascii="宋体" w:hAnsi="宋体" w:eastAsia="宋体" w:cs="宋体"/>
                 <w:sz w:val="18"/>
                 <w:szCs w:val="18"/>
               </w:rPr>
-              <w:t>≥95.5分</w:t>
+              <w:t>每年</w:t>
+            </w:r>
+            <w:r>
+              <w:rPr>
+                <w:rFonts w:hint="eastAsia" w:ascii="宋体" w:hAnsi="宋体" w:cs="宋体"/>
+                <w:sz w:val="18"/>
+                <w:szCs w:val="18"/>
+                <w:lang w:val="en-US" w:eastAsia="zh-CN"/>
+              </w:rPr>
+              <w:t>度</w:t>
             </w:r>
           </w:p>
         </w:tc>
@@ -3267,25 +3335,25 @@
     </w:tbl>
     <w:p>
       <w:pPr>
-        <w:pStyle w:val="1"/>
+        <w:pStyle w:val="28"/>
         <w:bidi w:val="0"/>
         <w:rPr>
-          <w:rStyle w:val="1Char"/>
-          <w:rFonts w:eastAsia="宋体" w:hint="default"/>
+          <w:rStyle w:val="38"/>
+          <w:rFonts w:hint="default" w:eastAsia="宋体"/>
           <w:lang w:val="en-US" w:eastAsia="zh-CN"/>
         </w:rPr>
       </w:pPr>
-      <w:bookmarkStart w:id="18" w:name="_Toc26215"/>
-      <w:r>
-        <w:rPr>
-          <w:rStyle w:val="1Char"/>
-          <w:rFonts w:eastAsia="宋体" w:hint="eastAsia"/>
+      <w:bookmarkStart w:id="16" w:name="_Toc26215"/>
+      <w:r>
+        <w:rPr>
+          <w:rStyle w:val="38"/>
+          <w:rFonts w:hint="eastAsia" w:eastAsia="宋体"/>
           <w:lang w:val="en-US" w:eastAsia="zh-CN"/>
         </w:rPr>
         <w:t>附则</w:t>
       </w:r>
-      <w:bookmarkEnd w:id="11"/>
-      <w:bookmarkEnd w:id="18"/>
+      <w:bookmarkEnd w:id="9"/>
+      <w:bookmarkEnd w:id="16"/>
     </w:p>
     <w:p>
       <w:pPr>
@@ -3307,17 +3375,17 @@
         <w:adjustRightInd w:val="0"/>
         <w:snapToGrid w:val="0"/>
         <w:spacing w:line="360" w:lineRule="auto"/>
-        <w:ind w:left="425" w:hanging="425" w:leftChars="0" w:firstLineChars="0"/>
+        <w:ind w:left="425" w:leftChars="0" w:hanging="425" w:firstLineChars="0"/>
         <w:textAlignment w:val="baseline"/>
         <w:rPr>
-          <w:rFonts w:ascii="宋体" w:eastAsia="宋体" w:hAnsi="宋体" w:cs="宋体"/>
+          <w:rFonts w:ascii="宋体" w:hAnsi="宋体" w:eastAsia="宋体" w:cs="宋体"/>
           <w:sz w:val="24"/>
           <w:szCs w:val="24"/>
         </w:rPr>
       </w:pPr>
       <w:r>
         <w:rPr>
-          <w:rFonts w:ascii="宋体" w:eastAsia="宋体" w:hAnsi="宋体" w:cs="宋体"/>
+          <w:rFonts w:ascii="宋体" w:hAnsi="宋体" w:eastAsia="宋体" w:cs="宋体"/>
           <w:spacing w:val="-1"/>
           <w:sz w:val="24"/>
           <w:szCs w:val="24"/>
@@ -3326,7 +3394,7 @@
       </w:r>
       <w:r>
         <w:rPr>
-          <w:rFonts w:ascii="宋体" w:hAnsi="宋体" w:cs="宋体" w:hint="eastAsia"/>
+          <w:rFonts w:hint="eastAsia" w:ascii="宋体" w:hAnsi="宋体" w:cs="宋体"/>
           <w:spacing w:val="-1"/>
           <w:sz w:val="24"/>
           <w:szCs w:val="24"/>
@@ -3336,7 +3404,7 @@
       </w:r>
       <w:r>
         <w:rPr>
-          <w:rFonts w:ascii="宋体" w:eastAsia="宋体" w:hAnsi="宋体" w:cs="宋体"/>
+          <w:rFonts w:ascii="宋体" w:hAnsi="宋体" w:eastAsia="宋体" w:cs="宋体"/>
           <w:spacing w:val="-1"/>
           <w:sz w:val="24"/>
           <w:szCs w:val="24"/>
@@ -3364,7 +3432,7 @@
         <w:adjustRightInd w:val="0"/>
         <w:snapToGrid w:val="0"/>
         <w:spacing w:line="360" w:lineRule="auto"/>
-        <w:ind w:left="425" w:hanging="425" w:leftChars="0" w:firstLineChars="0"/>
+        <w:ind w:left="425" w:leftChars="0" w:hanging="425" w:firstLineChars="0"/>
         <w:textAlignment w:val="baseline"/>
         <w:rPr>
           <w:rFonts w:hint="default"/>
@@ -3373,7 +3441,7 @@
       </w:pPr>
       <w:r>
         <w:rPr>
-          <w:rFonts w:ascii="宋体" w:eastAsia="宋体" w:hAnsi="宋体" w:cs="宋体"/>
+          <w:rFonts w:ascii="宋体" w:hAnsi="宋体" w:eastAsia="宋体" w:cs="宋体"/>
           <w:spacing w:val="-2"/>
           <w:sz w:val="24"/>
           <w:szCs w:val="24"/>
@@ -3383,16 +3451,16 @@
     </w:p>
     <w:p>
       <w:pPr>
-        <w:pStyle w:val="1"/>
+        <w:pStyle w:val="28"/>
         <w:bidi w:val="0"/>
         <w:rPr>
           <w:rFonts w:hint="default"/>
           <w:lang w:val="en-US" w:eastAsia="zh-CN"/>
         </w:rPr>
       </w:pPr>
-      <w:bookmarkStart w:id="19" w:name="bookmark14"/>
-      <w:bookmarkEnd w:id="19"/>
-      <w:bookmarkStart w:id="20" w:name="_Toc21594"/>
+      <w:bookmarkStart w:id="17" w:name="bookmark14"/>
+      <w:bookmarkEnd w:id="17"/>
+      <w:bookmarkStart w:id="18" w:name="_Toc21594"/>
       <w:r>
         <w:rPr>
           <w:rFonts w:hint="eastAsia"/>
@@ -3400,18 +3468,18 @@
         </w:rPr>
         <w:t>附件</w:t>
       </w:r>
-      <w:bookmarkEnd w:id="20"/>
+      <w:bookmarkEnd w:id="18"/>
     </w:p>
     <w:p>
       <w:pPr>
-        <w:pStyle w:val="1"/>
+        <w:pStyle w:val="28"/>
         <w:bidi w:val="0"/>
         <w:rPr>
           <w:rFonts w:hint="eastAsia"/>
           <w:lang w:val="en-US" w:eastAsia="zh-CN"/>
         </w:rPr>
       </w:pPr>
-      <w:bookmarkStart w:id="21" w:name="_Toc11777"/>
+      <w:bookmarkStart w:id="19" w:name="_Toc11777"/>
       <w:r>
         <w:rPr>
           <w:rFonts w:hint="eastAsia"/>
@@ -3419,11 +3487,11 @@
         </w:rPr>
         <w:t>记录</w:t>
       </w:r>
-      <w:bookmarkEnd w:id="21"/>
+      <w:bookmarkEnd w:id="19"/>
     </w:p>
     <w:p>
       <w:pPr>
-        <w:pStyle w:val="a3"/>
+        <w:pStyle w:val="39"/>
         <w:bidi w:val="0"/>
       </w:pPr>
       <w:r>
@@ -3432,7 +3500,7 @@
     </w:p>
     <w:p>
       <w:pPr>
-        <w:pStyle w:val="a3"/>
+        <w:pStyle w:val="39"/>
         <w:bidi w:val="0"/>
       </w:pPr>
       <w:r>
@@ -3451,7 +3519,7 @@
     </w:p>
     <w:p>
       <w:pPr>
-        <w:pStyle w:val="a3"/>
+        <w:pStyle w:val="39"/>
         <w:bidi w:val="0"/>
         <w:rPr>
           <w:rFonts w:hint="eastAsia"/>
@@ -3463,33 +3531,83 @@
       </w:r>
     </w:p>
     <w:sectPr>
-      <w:headerReference w:type="default" r:id="rId4"/>
+      <w:headerReference r:id="rId5" w:type="default"/>
       <w:pgSz w:w="11906" w:h="16838"/>
       <w:pgMar w:top="1417" w:right="1800" w:bottom="1440" w:left="1800" w:header="1140" w:footer="992" w:gutter="0"/>
-      <w:cols w:num="1" w:space="425"/>
+      <w:cols w:space="425" w:num="1"/>
       <w:docGrid w:type="lines" w:linePitch="312" w:charSpace="0"/>
     </w:sectPr>
   </w:body>
 </w:document>
 </file>
 
+<file path=word/endnotes.xml><?xml version="1.0" encoding="utf-8"?>
+<w:endnotes xmlns:wpc="http://schemas.microsoft.com/office/word/2010/wordprocessingCanvas" xmlns:mc="http://schemas.openxmlformats.org/markup-compatibility/2006" xmlns:o="urn:schemas-microsoft-com:office:office" xmlns:r="http://schemas.openxmlformats.org/officeDocument/2006/relationships" xmlns:m="http://schemas.openxmlformats.org/officeDocument/2006/math" xmlns:v="urn:schemas-microsoft-com:vml" xmlns:wp14="http://schemas.microsoft.com/office/word/2010/wordprocessingDrawing" xmlns:wp="http://schemas.openxmlformats.org/drawingml/2006/wordprocessingDrawing" xmlns:w="http://schemas.openxmlformats.org/wordprocessingml/2006/main" xmlns:w14="http://schemas.microsoft.com/office/word/2010/wordml" xmlns:w15="http://schemas.microsoft.com/office/word/2012/wordml" xmlns:w10="urn:schemas-microsoft-com:office:word" xmlns:wpg="http://schemas.microsoft.com/office/word/2010/wordprocessingGroup" xmlns:wpi="http://schemas.microsoft.com/office/word/2010/wordprocessingInk" xmlns:wne="http://schemas.microsoft.com/office/word/2006/wordml" xmlns:wps="http://schemas.microsoft.com/office/word/2010/wordprocessingShape" xmlns:wpsCustomData="http://www.wps.cn/officeDocument/2013/wpsCustomData" mc:Ignorable="w14 w15 wp14">
+  <w:endnote w:type="separator" w:id="0">
+    <w:p>
+      <w:pPr>
+        <w:spacing w:line="240" w:lineRule="auto"/>
+      </w:pPr>
+      <w:r>
+        <w:separator/>
+      </w:r>
+    </w:p>
+  </w:endnote>
+  <w:endnote w:type="continuationSeparator" w:id="1">
+    <w:p>
+      <w:pPr>
+        <w:spacing w:line="240" w:lineRule="auto"/>
+      </w:pPr>
+      <w:r>
+        <w:continuationSeparator/>
+      </w:r>
+    </w:p>
+  </w:endnote>
+</w:endnotes>
+</file>
+
+<file path=word/footnotes.xml><?xml version="1.0" encoding="utf-8"?>
+<w:footnotes xmlns:wpc="http://schemas.microsoft.com/office/word/2010/wordprocessingCanvas" xmlns:mc="http://schemas.openxmlformats.org/markup-compatibility/2006" xmlns:o="urn:schemas-microsoft-com:office:office" xmlns:r="http://schemas.openxmlformats.org/officeDocument/2006/relationships" xmlns:m="http://schemas.openxmlformats.org/officeDocument/2006/math" xmlns:v="urn:schemas-microsoft-com:vml" xmlns:wp14="http://schemas.microsoft.com/office/word/2010/wordprocessingDrawing" xmlns:wp="http://schemas.openxmlformats.org/drawingml/2006/wordprocessingDrawing" xmlns:w="http://schemas.openxmlformats.org/wordprocessingml/2006/main" xmlns:w14="http://schemas.microsoft.com/office/word/2010/wordml" xmlns:w15="http://schemas.microsoft.com/office/word/2012/wordml" xmlns:w10="urn:schemas-microsoft-com:office:word" xmlns:wpg="http://schemas.microsoft.com/office/word/2010/wordprocessingGroup" xmlns:wpi="http://schemas.microsoft.com/office/word/2010/wordprocessingInk" xmlns:wne="http://schemas.microsoft.com/office/word/2006/wordml" xmlns:wps="http://schemas.microsoft.com/office/word/2010/wordprocessingShape" xmlns:wpsCustomData="http://www.wps.cn/officeDocument/2013/wpsCustomData" mc:Ignorable="w14 w15 wp14">
+  <w:footnote w:type="separator" w:id="0">
+    <w:p>
+      <w:pPr>
+        <w:spacing w:line="360" w:lineRule="auto"/>
+      </w:pPr>
+      <w:r>
+        <w:separator/>
+      </w:r>
+    </w:p>
+  </w:footnote>
+  <w:footnote w:type="continuationSeparator" w:id="1">
+    <w:p>
+      <w:pPr>
+        <w:spacing w:line="360" w:lineRule="auto"/>
+      </w:pPr>
+      <w:r>
+        <w:continuationSeparator/>
+      </w:r>
+    </w:p>
+  </w:footnote>
+</w:footnotes>
+</file>
+
 <file path=word/header1.xml><?xml version="1.0" encoding="utf-8"?>
-<w:hdr xmlns:wpc="http://schemas.microsoft.com/office/word/2010/wordprocessingCanvas" xmlns:mc="http://schemas.openxmlformats.org/markup-compatibility/2006" xmlns:o="urn:schemas-microsoft-com:office:office" xmlns:r="http://schemas.openxmlformats.org/officeDocument/2006/relationships" xmlns:m="http://schemas.openxmlformats.org/officeDocument/2006/math" xmlns:v="urn:schemas-microsoft-com:vml" xmlns:wp14="http://schemas.microsoft.com/office/word/2010/wordprocessingDrawing" xmlns:wp="http://schemas.openxmlformats.org/drawingml/2006/wordprocessingDrawing" xmlns:w10="urn:schemas-microsoft-com:office:word" xmlns:w="http://schemas.openxmlformats.org/wordprocessingml/2006/main" xmlns:w14="http://schemas.microsoft.com/office/word/2010/wordml" xmlns:w15="http://schemas.microsoft.com/office/word/2012/wordml" xmlns:wne="http://schemas.microsoft.com/office/word/2006/wordml" xmlns:wpg="http://schemas.microsoft.com/office/word/2010/wordprocessingGroup" xmlns:wpi="http://schemas.microsoft.com/office/word/2010/wordprocessingInk" xmlns:wps="http://schemas.microsoft.com/office/word/2010/wordprocessingShape" mc:Ignorable="w14 w15 wp14">
+<w:hdr xmlns:wpc="http://schemas.microsoft.com/office/word/2010/wordprocessingCanvas" xmlns:mc="http://schemas.openxmlformats.org/markup-compatibility/2006" xmlns:o="urn:schemas-microsoft-com:office:office" xmlns:r="http://schemas.openxmlformats.org/officeDocument/2006/relationships" xmlns:m="http://schemas.openxmlformats.org/officeDocument/2006/math" xmlns:v="urn:schemas-microsoft-com:vml" xmlns:wp14="http://schemas.microsoft.com/office/word/2010/wordprocessingDrawing" xmlns:wp="http://schemas.openxmlformats.org/drawingml/2006/wordprocessingDrawing" xmlns:w10="urn:schemas-microsoft-com:office:word" xmlns:w="http://schemas.openxmlformats.org/wordprocessingml/2006/main" xmlns:w14="http://schemas.microsoft.com/office/word/2010/wordml" xmlns:w15="http://schemas.microsoft.com/office/word/2012/wordml" xmlns:wpg="http://schemas.microsoft.com/office/word/2010/wordprocessingGroup" xmlns:wpi="http://schemas.microsoft.com/office/word/2010/wordprocessingInk" xmlns:wne="http://schemas.microsoft.com/office/word/2006/wordml" xmlns:wps="http://schemas.microsoft.com/office/word/2010/wordprocessingShape" xmlns:wpsCustomData="http://www.wps.cn/officeDocument/2013/wpsCustomData" mc:Ignorable="w14 w15 wp14">
   <w:p>
     <w:pPr>
-      <w:pStyle w:val="Header"/>
+      <w:pStyle w:val="15"/>
       <w:pBdr>
-        <w:bottom w:val="single" w:sz="4" w:space="1" w:color="auto"/>
+        <w:bottom w:val="single" w:color="auto" w:sz="4" w:space="1"/>
       </w:pBdr>
       <w:jc w:val="right"/>
       <w:rPr>
-        <w:rFonts w:eastAsiaTheme="minorEastAsia" w:hint="eastAsia"/>
+        <w:rFonts w:hint="eastAsia" w:eastAsiaTheme="minorEastAsia"/>
         <w:lang w:eastAsia="zh-CN"/>
       </w:rPr>
     </w:pPr>
     <w:r>
       <w:rPr>
-        <w:rFonts w:eastAsiaTheme="minorEastAsia" w:hint="eastAsia"/>
+        <w:rFonts w:hint="eastAsia" w:eastAsiaTheme="minorEastAsia"/>
         <w:lang w:eastAsia="zh-CN"/>
       </w:rPr>
       <w:t>陕西益利德软件科技有限公司</w:t>
@@ -3499,15 +3617,15 @@
 </file>
 
 <file path=word/numbering.xml><?xml version="1.0" encoding="utf-8"?>
-<w:numbering xmlns:wpc="http://schemas.microsoft.com/office/word/2010/wordprocessingCanvas" xmlns:mc="http://schemas.openxmlformats.org/markup-compatibility/2006" xmlns:o="urn:schemas-microsoft-com:office:office" xmlns:r="http://schemas.openxmlformats.org/officeDocument/2006/relationships" xmlns:m="http://schemas.openxmlformats.org/officeDocument/2006/math" xmlns:v="urn:schemas-microsoft-com:vml" xmlns:wp14="http://schemas.microsoft.com/office/word/2010/wordprocessingDrawing" xmlns:wp="http://schemas.openxmlformats.org/drawingml/2006/wordprocessingDrawing" xmlns:w10="urn:schemas-microsoft-com:office:word" xmlns:w="http://schemas.openxmlformats.org/wordprocessingml/2006/main" xmlns:w14="http://schemas.microsoft.com/office/word/2010/wordml" xmlns:w15="http://schemas.microsoft.com/office/word/2012/wordml" xmlns:wne="http://schemas.microsoft.com/office/word/2006/wordml" xmlns:wpg="http://schemas.microsoft.com/office/word/2010/wordprocessingGroup" xmlns:wpi="http://schemas.microsoft.com/office/word/2010/wordprocessingInk" xmlns:wps="http://schemas.microsoft.com/office/word/2010/wordprocessingShape" mc:Ignorable="w14 w15 wp14">
+<w:numbering xmlns:wpc="http://schemas.microsoft.com/office/word/2010/wordprocessingCanvas" xmlns:mc="http://schemas.openxmlformats.org/markup-compatibility/2006" xmlns:o="urn:schemas-microsoft-com:office:office" xmlns:r="http://schemas.openxmlformats.org/officeDocument/2006/relationships" xmlns:m="http://schemas.openxmlformats.org/officeDocument/2006/math" xmlns:v="urn:schemas-microsoft-com:vml" xmlns:wp14="http://schemas.microsoft.com/office/word/2010/wordprocessingDrawing" xmlns:wp="http://schemas.openxmlformats.org/drawingml/2006/wordprocessingDrawing" xmlns:w10="urn:schemas-microsoft-com:office:word" xmlns:w="http://schemas.openxmlformats.org/wordprocessingml/2006/main" xmlns:w14="http://schemas.microsoft.com/office/word/2010/wordml" xmlns:wpg="http://schemas.microsoft.com/office/word/2010/wordprocessingGroup" xmlns:wpi="http://schemas.microsoft.com/office/word/2010/wordprocessingInk" xmlns:wne="http://schemas.microsoft.com/office/word/2006/wordml" xmlns:wps="http://schemas.microsoft.com/office/word/2010/wordprocessingShape" xmlns:wpsCustomData="http://www.wps.cn/officeDocument/2013/wpsCustomData" mc:Ignorable="w14 wp14">
   <w:abstractNum w:abstractNumId="0">
     <w:nsid w:val="8E964DCE"/>
     <w:multiLevelType w:val="multilevel"/>
     <w:tmpl w:val="8E964DCE"/>
-    <w:lvl w:ilvl="0">
+    <w:lvl w:ilvl="0" w:tentative="0">
       <w:start w:val="1"/>
       <w:numFmt w:val="decimal"/>
-      <w:pStyle w:val="Heading1"/>
+      <w:pStyle w:val="2"/>
       <w:lvlText w:val="%1."/>
       <w:lvlJc w:val="left"/>
       <w:pPr>
@@ -3517,10 +3635,10 @@
         <w:rFonts w:hint="default"/>
       </w:rPr>
     </w:lvl>
-    <w:lvl w:ilvl="1">
+    <w:lvl w:ilvl="1" w:tentative="0">
       <w:start w:val="1"/>
       <w:numFmt w:val="decimal"/>
-      <w:pStyle w:val="Heading2"/>
+      <w:pStyle w:val="3"/>
       <w:lvlText w:val="%1.%2."/>
       <w:lvlJc w:val="left"/>
       <w:pPr>
@@ -3530,10 +3648,10 @@
         <w:rFonts w:hint="default"/>
       </w:rPr>
     </w:lvl>
-    <w:lvl w:ilvl="2">
+    <w:lvl w:ilvl="2" w:tentative="0">
       <w:start w:val="1"/>
       <w:numFmt w:val="decimal"/>
-      <w:pStyle w:val="Heading3"/>
+      <w:pStyle w:val="4"/>
       <w:lvlText w:val="%1.%2.%3."/>
       <w:lvlJc w:val="left"/>
       <w:pPr>
@@ -3543,10 +3661,10 @@
         <w:rFonts w:hint="default"/>
       </w:rPr>
     </w:lvl>
-    <w:lvl w:ilvl="3">
+    <w:lvl w:ilvl="3" w:tentative="0">
       <w:start w:val="1"/>
       <w:numFmt w:val="decimal"/>
-      <w:pStyle w:val="Heading4"/>
+      <w:pStyle w:val="5"/>
       <w:lvlText w:val="%1.%2.%3.%4."/>
       <w:lvlJc w:val="left"/>
       <w:pPr>
@@ -3556,10 +3674,10 @@
         <w:rFonts w:hint="default"/>
       </w:rPr>
     </w:lvl>
-    <w:lvl w:ilvl="4">
+    <w:lvl w:ilvl="4" w:tentative="0">
       <w:start w:val="1"/>
       <w:numFmt w:val="decimal"/>
-      <w:pStyle w:val="Heading5"/>
+      <w:pStyle w:val="6"/>
       <w:lvlText w:val="%1.%2.%3.%4.%5."/>
       <w:lvlJc w:val="left"/>
       <w:pPr>
@@ -3569,10 +3687,10 @@
         <w:rFonts w:hint="default"/>
       </w:rPr>
     </w:lvl>
-    <w:lvl w:ilvl="5">
+    <w:lvl w:ilvl="5" w:tentative="0">
       <w:start w:val="1"/>
       <w:numFmt w:val="decimal"/>
-      <w:pStyle w:val="Heading6"/>
+      <w:pStyle w:val="7"/>
       <w:lvlText w:val="%1.%2.%3.%4.%5.%6."/>
       <w:lvlJc w:val="left"/>
       <w:pPr>
@@ -3582,10 +3700,10 @@
         <w:rFonts w:hint="default"/>
       </w:rPr>
     </w:lvl>
-    <w:lvl w:ilvl="6">
+    <w:lvl w:ilvl="6" w:tentative="0">
       <w:start w:val="1"/>
       <w:numFmt w:val="decimal"/>
-      <w:pStyle w:val="Heading7"/>
+      <w:pStyle w:val="8"/>
       <w:lvlText w:val="%1.%2.%3.%4.%5.%6.%7."/>
       <w:lvlJc w:val="left"/>
       <w:pPr>
@@ -3595,10 +3713,10 @@
         <w:rFonts w:hint="default"/>
       </w:rPr>
     </w:lvl>
-    <w:lvl w:ilvl="7">
+    <w:lvl w:ilvl="7" w:tentative="0">
       <w:start w:val="1"/>
       <w:numFmt w:val="decimal"/>
-      <w:pStyle w:val="Heading8"/>
+      <w:pStyle w:val="9"/>
       <w:lvlText w:val="%1.%2.%3.%4.%5.%6.%7.%8."/>
       <w:lvlJc w:val="left"/>
       <w:pPr>
@@ -3608,10 +3726,10 @@
         <w:rFonts w:hint="default"/>
       </w:rPr>
     </w:lvl>
-    <w:lvl w:ilvl="8">
+    <w:lvl w:ilvl="8" w:tentative="0">
       <w:start w:val="1"/>
       <w:numFmt w:val="decimal"/>
-      <w:pStyle w:val="Heading9"/>
+      <w:pStyle w:val="10"/>
       <w:lvlText w:val="%1.%2.%3.%4.%5.%6.%7.%8.%9."/>
       <w:lvlJc w:val="left"/>
       <w:pPr>
@@ -3623,10 +3741,10 @@
     </w:lvl>
   </w:abstractNum>
   <w:abstractNum w:abstractNumId="1">
-    <w:nsid w:val="F9539CF3"/>
+    <w:nsid w:val="A046A3C2"/>
     <w:multiLevelType w:val="singleLevel"/>
-    <w:tmpl w:val="F9539CF3"/>
-    <w:lvl w:ilvl="0">
+    <w:tmpl w:val="A046A3C2"/>
+    <w:lvl w:ilvl="0" w:tentative="0">
       <w:start w:val="1"/>
       <w:numFmt w:val="decimal"/>
       <w:lvlText w:val="%1."/>
@@ -3640,19 +3758,16 @@
     </w:lvl>
   </w:abstractNum>
   <w:abstractNum w:abstractNumId="2">
-    <w:nsid w:val="0612AB47"/>
+    <w:nsid w:val="F9539CF3"/>
     <w:multiLevelType w:val="singleLevel"/>
-    <w:tmpl w:val="0612AB47"/>
-    <w:lvl w:ilvl="0">
+    <w:tmpl w:val="F9539CF3"/>
+    <w:lvl w:ilvl="0" w:tentative="0">
       <w:start w:val="1"/>
       <w:numFmt w:val="decimal"/>
-      <w:lvlText w:val="(%1)"/>
+      <w:lvlText w:val="%1."/>
       <w:lvlJc w:val="left"/>
       <w:pPr>
-        <w:tabs>
-          <w:tab w:val="left" w:pos="420"/>
-        </w:tabs>
-        <w:ind w:left="845" w:hanging="425"/>
+        <w:ind w:left="425" w:hanging="425"/>
       </w:pPr>
       <w:rPr>
         <w:rFonts w:hint="default"/>
@@ -3660,16 +3775,19 @@
     </w:lvl>
   </w:abstractNum>
   <w:abstractNum w:abstractNumId="3">
-    <w:nsid w:val="3442DBCA"/>
+    <w:nsid w:val="0612AB47"/>
     <w:multiLevelType w:val="singleLevel"/>
-    <w:tmpl w:val="3442DBCA"/>
-    <w:lvl w:ilvl="0">
+    <w:tmpl w:val="0612AB47"/>
+    <w:lvl w:ilvl="0" w:tentative="0">
       <w:start w:val="1"/>
       <w:numFmt w:val="decimal"/>
-      <w:lvlText w:val="%1."/>
+      <w:lvlText w:val="(%1)"/>
       <w:lvlJc w:val="left"/>
       <w:pPr>
-        <w:ind w:left="425" w:hanging="425"/>
+        <w:tabs>
+          <w:tab w:val="left" w:pos="420"/>
+        </w:tabs>
+        <w:ind w:left="845" w:hanging="425"/>
       </w:pPr>
       <w:rPr>
         <w:rFonts w:hint="default"/>
@@ -3677,10 +3795,10 @@
     </w:lvl>
   </w:abstractNum>
   <w:abstractNum w:abstractNumId="4">
-    <w:nsid w:val="650539E7"/>
+    <w:nsid w:val="3442DBCA"/>
     <w:multiLevelType w:val="singleLevel"/>
-    <w:tmpl w:val="650539E7"/>
-    <w:lvl w:ilvl="0">
+    <w:tmpl w:val="3442DBCA"/>
+    <w:lvl w:ilvl="0" w:tentative="0">
       <w:start w:val="1"/>
       <w:numFmt w:val="decimal"/>
       <w:lvlText w:val="%1."/>
@@ -3694,10 +3812,10 @@
     </w:lvl>
   </w:abstractNum>
   <w:abstractNum w:abstractNumId="5">
-    <w:nsid w:val="68E42288"/>
+    <w:nsid w:val="650539E7"/>
     <w:multiLevelType w:val="singleLevel"/>
-    <w:tmpl w:val="68E42288"/>
-    <w:lvl w:ilvl="0">
+    <w:tmpl w:val="650539E7"/>
+    <w:lvl w:ilvl="0" w:tentative="0">
       <w:start w:val="1"/>
       <w:numFmt w:val="decimal"/>
       <w:lvlText w:val="%1."/>
@@ -3714,285 +3832,287 @@
     <w:abstractNumId w:val="0"/>
   </w:num>
   <w:num w:numId="2">
+    <w:abstractNumId w:val="1"/>
+  </w:num>
+  <w:num w:numId="3">
     <w:abstractNumId w:val="5"/>
   </w:num>
-  <w:num w:numId="3">
+  <w:num w:numId="4">
     <w:abstractNumId w:val="4"/>
   </w:num>
-  <w:num w:numId="4">
+  <w:num w:numId="5">
     <w:abstractNumId w:val="3"/>
   </w:num>
-  <w:num w:numId="5">
+  <w:num w:numId="6">
     <w:abstractNumId w:val="2"/>
-  </w:num>
-  <w:num w:numId="6">
-    <w:abstractNumId w:val="1"/>
   </w:num>
 </w:numbering>
 </file>
 
 <file path=word/styles.xml><?xml version="1.0" encoding="utf-8"?>
-<w:styles xmlns:mc="http://schemas.openxmlformats.org/markup-compatibility/2006" xmlns:r="http://schemas.openxmlformats.org/officeDocument/2006/relationships" xmlns:w="http://schemas.openxmlformats.org/wordprocessingml/2006/main" xmlns:w14="http://schemas.microsoft.com/office/word/2010/wordml" xmlns:w15="http://schemas.microsoft.com/office/word/2012/wordml" mc:Ignorable="w14 w15">
+<w:styles xmlns:mc="http://schemas.openxmlformats.org/markup-compatibility/2006" xmlns:o="urn:schemas-microsoft-com:office:office" xmlns:r="http://schemas.openxmlformats.org/officeDocument/2006/relationships" xmlns:m="http://schemas.openxmlformats.org/officeDocument/2006/math" xmlns:v="urn:schemas-microsoft-com:vml" xmlns:w="http://schemas.openxmlformats.org/wordprocessingml/2006/main" xmlns:w14="http://schemas.microsoft.com/office/word/2010/wordml" xmlns:w10="urn:schemas-microsoft-com:office:word" xmlns:sl="http://schemas.openxmlformats.org/schemaLibrary/2006/main" xmlns:wpsCustomData="http://www.wps.cn/officeDocument/2013/wpsCustomData" mc:Ignorable="w14">
   <w:docDefaults>
     <w:rPrDefault>
       <w:rPr>
-        <w:rFonts w:ascii="Times New Roman" w:eastAsia="宋体" w:hAnsi="Times New Roman" w:cs="Times New Roman"/>
+        <w:rFonts w:ascii="Times New Roman" w:hAnsi="Times New Roman" w:eastAsia="宋体" w:cs="Times New Roman"/>
       </w:rPr>
     </w:rPrDefault>
     <w:pPrDefault/>
   </w:docDefaults>
-  <w:latentStyles w:defLockedState="0" w:defUIPriority="99" w:defSemiHidden="1" w:defUnhideWhenUsed="1" w:defQFormat="0" w:count="260">
-    <w:lsdException w:name="Normal" w:semiHidden="0" w:uiPriority="0" w:unhideWhenUsed="0" w:qFormat="1"/>
-    <w:lsdException w:name="heading 1" w:semiHidden="0" w:uiPriority="0" w:unhideWhenUsed="0" w:qFormat="1"/>
-    <w:lsdException w:name="heading 2" w:semiHidden="0" w:uiPriority="0" w:qFormat="1"/>
-    <w:lsdException w:name="heading 3" w:uiPriority="0" w:qFormat="1"/>
-    <w:lsdException w:name="heading 4" w:semiHidden="0" w:uiPriority="0" w:qFormat="1"/>
-    <w:lsdException w:name="heading 5" w:uiPriority="0" w:qFormat="1"/>
-    <w:lsdException w:name="heading 6" w:uiPriority="0" w:qFormat="1"/>
-    <w:lsdException w:name="heading 7" w:uiPriority="0" w:qFormat="1"/>
-    <w:lsdException w:name="heading 8" w:uiPriority="0" w:qFormat="1"/>
-    <w:lsdException w:name="heading 9" w:uiPriority="0" w:qFormat="1"/>
-    <w:lsdException w:name="index 1" w:semiHidden="0" w:uiPriority="0" w:unhideWhenUsed="0"/>
-    <w:lsdException w:name="index 2" w:semiHidden="0" w:uiPriority="0" w:unhideWhenUsed="0"/>
-    <w:lsdException w:name="index 3" w:semiHidden="0" w:uiPriority="0" w:unhideWhenUsed="0"/>
-    <w:lsdException w:name="index 4" w:semiHidden="0" w:uiPriority="0" w:unhideWhenUsed="0"/>
-    <w:lsdException w:name="index 5" w:semiHidden="0" w:uiPriority="0" w:unhideWhenUsed="0"/>
-    <w:lsdException w:name="index 6" w:semiHidden="0" w:uiPriority="0" w:unhideWhenUsed="0"/>
-    <w:lsdException w:name="index 7" w:semiHidden="0" w:uiPriority="0" w:unhideWhenUsed="0"/>
-    <w:lsdException w:name="index 8" w:semiHidden="0" w:uiPriority="0" w:unhideWhenUsed="0"/>
-    <w:lsdException w:name="index 9" w:semiHidden="0" w:uiPriority="0" w:unhideWhenUsed="0"/>
-    <w:lsdException w:name="toc 1" w:semiHidden="0" w:uiPriority="0" w:unhideWhenUsed="0" w:qFormat="1"/>
-    <w:lsdException w:name="toc 2" w:semiHidden="0" w:uiPriority="0" w:unhideWhenUsed="0" w:qFormat="1"/>
-    <w:lsdException w:name="toc 3" w:semiHidden="0" w:uiPriority="0" w:unhideWhenUsed="0" w:qFormat="1"/>
-    <w:lsdException w:name="toc 4" w:semiHidden="0" w:uiPriority="0" w:unhideWhenUsed="0"/>
-    <w:lsdException w:name="toc 5" w:semiHidden="0" w:uiPriority="0" w:unhideWhenUsed="0"/>
-    <w:lsdException w:name="toc 6" w:semiHidden="0" w:uiPriority="0" w:unhideWhenUsed="0"/>
-    <w:lsdException w:name="toc 7" w:semiHidden="0" w:uiPriority="0" w:unhideWhenUsed="0"/>
-    <w:lsdException w:name="toc 8" w:semiHidden="0" w:uiPriority="0" w:unhideWhenUsed="0"/>
-    <w:lsdException w:name="toc 9" w:semiHidden="0" w:uiPriority="0" w:unhideWhenUsed="0"/>
-    <w:lsdException w:name="Normal Indent" w:semiHidden="0" w:uiPriority="0" w:unhideWhenUsed="0"/>
-    <w:lsdException w:name="footnote text" w:semiHidden="0" w:uiPriority="0" w:unhideWhenUsed="0"/>
-    <w:lsdException w:name="annotation text" w:semiHidden="0" w:uiPriority="0" w:unhideWhenUsed="0" w:qFormat="1"/>
-    <w:lsdException w:name="header" w:semiHidden="0" w:uiPriority="0" w:unhideWhenUsed="0" w:qFormat="1"/>
-    <w:lsdException w:name="footer" w:semiHidden="0" w:uiPriority="0" w:unhideWhenUsed="0" w:qFormat="1"/>
-    <w:lsdException w:name="index heading" w:semiHidden="0" w:uiPriority="0" w:unhideWhenUsed="0"/>
-    <w:lsdException w:name="caption" w:uiPriority="0" w:qFormat="1"/>
-    <w:lsdException w:name="table of figures" w:semiHidden="0" w:uiPriority="0" w:unhideWhenUsed="0"/>
-    <w:lsdException w:name="envelope address" w:semiHidden="0" w:uiPriority="0" w:unhideWhenUsed="0"/>
-    <w:lsdException w:name="envelope return" w:semiHidden="0" w:uiPriority="0" w:unhideWhenUsed="0"/>
-    <w:lsdException w:name="footnote reference" w:semiHidden="0" w:uiPriority="0" w:unhideWhenUsed="0"/>
-    <w:lsdException w:name="annotation reference" w:semiHidden="0" w:uiPriority="0" w:unhideWhenUsed="0"/>
-    <w:lsdException w:name="line number" w:semiHidden="0" w:uiPriority="0" w:unhideWhenUsed="0"/>
-    <w:lsdException w:name="page number" w:semiHidden="0" w:uiPriority="0" w:unhideWhenUsed="0"/>
-    <w:lsdException w:name="endnote reference" w:semiHidden="0" w:uiPriority="0" w:unhideWhenUsed="0"/>
-    <w:lsdException w:name="endnote text" w:semiHidden="0" w:uiPriority="0" w:unhideWhenUsed="0"/>
-    <w:lsdException w:name="table of authorities" w:semiHidden="0" w:uiPriority="0" w:unhideWhenUsed="0"/>
-    <w:lsdException w:name="macro" w:semiHidden="0" w:uiPriority="0" w:unhideWhenUsed="0"/>
-    <w:lsdException w:name="toa heading" w:semiHidden="0" w:uiPriority="0" w:unhideWhenUsed="0"/>
-    <w:lsdException w:name="List" w:semiHidden="0" w:uiPriority="0" w:unhideWhenUsed="0"/>
-    <w:lsdException w:name="List Bullet" w:semiHidden="0" w:uiPriority="0" w:unhideWhenUsed="0"/>
-    <w:lsdException w:name="List Number" w:semiHidden="0" w:uiPriority="0" w:unhideWhenUsed="0"/>
-    <w:lsdException w:name="List 2" w:semiHidden="0" w:uiPriority="0" w:unhideWhenUsed="0"/>
-    <w:lsdException w:name="List 3" w:semiHidden="0" w:uiPriority="0" w:unhideWhenUsed="0"/>
-    <w:lsdException w:name="List 4" w:semiHidden="0" w:uiPriority="0" w:unhideWhenUsed="0"/>
-    <w:lsdException w:name="List 5" w:semiHidden="0" w:uiPriority="0" w:unhideWhenUsed="0"/>
-    <w:lsdException w:name="List Bullet 2" w:semiHidden="0" w:uiPriority="0" w:unhideWhenUsed="0"/>
-    <w:lsdException w:name="List Bullet 3" w:semiHidden="0" w:uiPriority="0" w:unhideWhenUsed="0"/>
-    <w:lsdException w:name="List Bullet 4" w:semiHidden="0" w:uiPriority="0" w:unhideWhenUsed="0"/>
-    <w:lsdException w:name="List Bullet 5" w:semiHidden="0" w:uiPriority="0" w:unhideWhenUsed="0"/>
-    <w:lsdException w:name="List Number 2" w:semiHidden="0" w:uiPriority="0" w:unhideWhenUsed="0"/>
-    <w:lsdException w:name="List Number 3" w:semiHidden="0" w:uiPriority="0" w:unhideWhenUsed="0"/>
-    <w:lsdException w:name="List Number 4" w:semiHidden="0" w:uiPriority="0" w:unhideWhenUsed="0"/>
-    <w:lsdException w:name="List Number 5" w:semiHidden="0" w:uiPriority="0" w:unhideWhenUsed="0"/>
-    <w:lsdException w:name="Title" w:semiHidden="0" w:uiPriority="0" w:unhideWhenUsed="0" w:qFormat="1"/>
-    <w:lsdException w:name="Closing" w:semiHidden="0" w:uiPriority="0" w:unhideWhenUsed="0"/>
-    <w:lsdException w:name="Signature" w:semiHidden="0" w:uiPriority="0" w:unhideWhenUsed="0"/>
-    <w:lsdException w:name="Default Paragraph Font" w:uiPriority="0" w:unhideWhenUsed="0" w:qFormat="1"/>
-    <w:lsdException w:name="Body Text" w:uiPriority="0" w:unhideWhenUsed="0" w:qFormat="1"/>
-    <w:lsdException w:name="Body Text Indent" w:semiHidden="0" w:uiPriority="0" w:unhideWhenUsed="0"/>
-    <w:lsdException w:name="List Continue" w:semiHidden="0" w:uiPriority="0" w:unhideWhenUsed="0"/>
-    <w:lsdException w:name="List Continue 2" w:semiHidden="0" w:uiPriority="0" w:unhideWhenUsed="0"/>
-    <w:lsdException w:name="List Continue 3" w:semiHidden="0" w:uiPriority="0" w:unhideWhenUsed="0"/>
-    <w:lsdException w:name="List Continue 4" w:semiHidden="0" w:uiPriority="0" w:unhideWhenUsed="0"/>
-    <w:lsdException w:name="List Continue 5" w:semiHidden="0" w:uiPriority="0" w:unhideWhenUsed="0"/>
-    <w:lsdException w:name="Message Header" w:semiHidden="0" w:uiPriority="0" w:unhideWhenUsed="0"/>
-    <w:lsdException w:name="Subtitle" w:semiHidden="0" w:uiPriority="0" w:unhideWhenUsed="0" w:qFormat="1"/>
-    <w:lsdException w:name="Salutation" w:semiHidden="0" w:uiPriority="0" w:unhideWhenUsed="0"/>
-    <w:lsdException w:name="Date" w:semiHidden="0" w:uiPriority="0" w:unhideWhenUsed="0"/>
-    <w:lsdException w:name="Body Text First Indent" w:semiHidden="0" w:uiPriority="0" w:unhideWhenUsed="0"/>
-    <w:lsdException w:name="Body Text First Indent 2" w:semiHidden="0" w:uiPriority="0" w:unhideWhenUsed="0"/>
-    <w:lsdException w:name="Body Text 2" w:semiHidden="0" w:uiPriority="0" w:unhideWhenUsed="0"/>
-    <w:lsdException w:name="Body Text 3" w:semiHidden="0" w:uiPriority="0" w:unhideWhenUsed="0"/>
-    <w:lsdException w:name="Body Text Indent 2" w:semiHidden="0" w:uiPriority="0" w:unhideWhenUsed="0"/>
-    <w:lsdException w:name="Body Text Indent 3" w:semiHidden="0" w:uiPriority="0" w:unhideWhenUsed="0"/>
-    <w:lsdException w:name="Block Text" w:semiHidden="0" w:uiPriority="0" w:unhideWhenUsed="0"/>
-    <w:lsdException w:name="Hyperlink" w:semiHidden="0" w:uiPriority="0" w:unhideWhenUsed="0"/>
-    <w:lsdException w:name="FollowedHyperlink" w:semiHidden="0" w:uiPriority="0" w:unhideWhenUsed="0"/>
-    <w:lsdException w:name="Strong" w:semiHidden="0" w:uiPriority="0" w:unhideWhenUsed="0" w:qFormat="1"/>
-    <w:lsdException w:name="Emphasis" w:semiHidden="0" w:uiPriority="0" w:unhideWhenUsed="0" w:qFormat="1"/>
-    <w:lsdException w:name="Document Map" w:semiHidden="0" w:uiPriority="0" w:unhideWhenUsed="0"/>
-    <w:lsdException w:name="Plain Text" w:semiHidden="0" w:uiPriority="0" w:unhideWhenUsed="0"/>
-    <w:lsdException w:name="E-mail Signature" w:semiHidden="0" w:uiPriority="0" w:unhideWhenUsed="0"/>
-    <w:lsdException w:name="Normal (Web)" w:semiHidden="0" w:uiPriority="0" w:unhideWhenUsed="0" w:qFormat="1"/>
-    <w:lsdException w:name="HTML Acronym" w:semiHidden="0" w:uiPriority="0" w:unhideWhenUsed="0"/>
-    <w:lsdException w:name="HTML Address" w:semiHidden="0" w:uiPriority="0" w:unhideWhenUsed="0"/>
-    <w:lsdException w:name="HTML Cite" w:semiHidden="0" w:uiPriority="0" w:unhideWhenUsed="0"/>
-    <w:lsdException w:name="HTML Code" w:semiHidden="0" w:uiPriority="0" w:unhideWhenUsed="0"/>
-    <w:lsdException w:name="HTML Definition" w:semiHidden="0" w:uiPriority="0" w:unhideWhenUsed="0"/>
-    <w:lsdException w:name="HTML Keyboard" w:semiHidden="0" w:uiPriority="0" w:unhideWhenUsed="0"/>
-    <w:lsdException w:name="HTML Preformatted" w:semiHidden="0" w:uiPriority="0" w:unhideWhenUsed="0"/>
-    <w:lsdException w:name="HTML Sample" w:semiHidden="0" w:uiPriority="0" w:unhideWhenUsed="0"/>
-    <w:lsdException w:name="HTML Typewriter" w:semiHidden="0" w:uiPriority="0" w:unhideWhenUsed="0"/>
-    <w:lsdException w:name="HTML Variable" w:semiHidden="0" w:uiPriority="0" w:unhideWhenUsed="0"/>
-    <w:lsdException w:name="Normal Table" w:uiPriority="0" w:unhideWhenUsed="0" w:qFormat="1"/>
-    <w:lsdException w:name="annotation subject" w:semiHidden="0" w:uiPriority="0" w:unhideWhenUsed="0"/>
-    <w:lsdException w:name="Table Simple 1" w:semiHidden="0" w:uiPriority="0" w:unhideWhenUsed="0"/>
-    <w:lsdException w:name="Table Simple 2" w:semiHidden="0" w:uiPriority="0" w:unhideWhenUsed="0"/>
-    <w:lsdException w:name="Table Simple 3" w:semiHidden="0" w:uiPriority="0" w:unhideWhenUsed="0"/>
-    <w:lsdException w:name="Table Classic 1" w:semiHidden="0" w:uiPriority="0" w:unhideWhenUsed="0"/>
-    <w:lsdException w:name="Table Classic 2" w:semiHidden="0" w:uiPriority="0" w:unhideWhenUsed="0"/>
-    <w:lsdException w:name="Table Classic 3" w:semiHidden="0" w:uiPriority="0" w:unhideWhenUsed="0"/>
-    <w:lsdException w:name="Table Classic 4" w:semiHidden="0" w:uiPriority="0" w:unhideWhenUsed="0"/>
-    <w:lsdException w:name="Table Colorful 1" w:semiHidden="0" w:uiPriority="0" w:unhideWhenUsed="0"/>
-    <w:lsdException w:name="Table Colorful 2" w:semiHidden="0" w:uiPriority="0" w:unhideWhenUsed="0"/>
-    <w:lsdException w:name="Table Colorful 3" w:semiHidden="0" w:uiPriority="0" w:unhideWhenUsed="0"/>
-    <w:lsdException w:name="Table Columns 1" w:semiHidden="0" w:uiPriority="0" w:unhideWhenUsed="0"/>
-    <w:lsdException w:name="Table Columns 2" w:semiHidden="0" w:uiPriority="0" w:unhideWhenUsed="0"/>
-    <w:lsdException w:name="Table Columns 3" w:semiHidden="0" w:uiPriority="0" w:unhideWhenUsed="0"/>
-    <w:lsdException w:name="Table Columns 4" w:semiHidden="0" w:uiPriority="0" w:unhideWhenUsed="0"/>
-    <w:lsdException w:name="Table Columns 5" w:semiHidden="0" w:uiPriority="0" w:unhideWhenUsed="0"/>
-    <w:lsdException w:name="Table Grid 1" w:semiHidden="0" w:uiPriority="0" w:unhideWhenUsed="0"/>
-    <w:lsdException w:name="Table Grid 2" w:semiHidden="0" w:uiPriority="0" w:unhideWhenUsed="0"/>
-    <w:lsdException w:name="Table Grid 3" w:semiHidden="0" w:uiPriority="0" w:unhideWhenUsed="0"/>
-    <w:lsdException w:name="Table Grid 4" w:semiHidden="0" w:uiPriority="0" w:unhideWhenUsed="0"/>
-    <w:lsdException w:name="Table Grid 5" w:semiHidden="0" w:uiPriority="0" w:unhideWhenUsed="0"/>
-    <w:lsdException w:name="Table Grid 6" w:semiHidden="0" w:uiPriority="0" w:unhideWhenUsed="0"/>
-    <w:lsdException w:name="Table Grid 7" w:semiHidden="0" w:uiPriority="0" w:unhideWhenUsed="0"/>
-    <w:lsdException w:name="Table Grid 8" w:semiHidden="0" w:uiPriority="0" w:unhideWhenUsed="0"/>
-    <w:lsdException w:name="Table List 1" w:semiHidden="0" w:uiPriority="0" w:unhideWhenUsed="0"/>
-    <w:lsdException w:name="Table List 2" w:semiHidden="0" w:uiPriority="0" w:unhideWhenUsed="0"/>
-    <w:lsdException w:name="Table List 3" w:semiHidden="0" w:uiPriority="0" w:unhideWhenUsed="0"/>
-    <w:lsdException w:name="Table List 4" w:semiHidden="0" w:uiPriority="0" w:unhideWhenUsed="0"/>
-    <w:lsdException w:name="Table List 5" w:semiHidden="0" w:uiPriority="0" w:unhideWhenUsed="0"/>
-    <w:lsdException w:name="Table List 6" w:semiHidden="0" w:uiPriority="0" w:unhideWhenUsed="0"/>
-    <w:lsdException w:name="Table List 7" w:semiHidden="0" w:uiPriority="0" w:unhideWhenUsed="0"/>
-    <w:lsdException w:name="Table List 8" w:semiHidden="0" w:uiPriority="0" w:unhideWhenUsed="0"/>
-    <w:lsdException w:name="Table 3D effects 1" w:semiHidden="0" w:uiPriority="0" w:unhideWhenUsed="0"/>
-    <w:lsdException w:name="Table 3D effects 2" w:semiHidden="0" w:uiPriority="0" w:unhideWhenUsed="0"/>
-    <w:lsdException w:name="Table 3D effects 3" w:semiHidden="0" w:uiPriority="0" w:unhideWhenUsed="0"/>
-    <w:lsdException w:name="Table Contemporary" w:semiHidden="0" w:uiPriority="0" w:unhideWhenUsed="0"/>
-    <w:lsdException w:name="Table Elegant" w:semiHidden="0" w:uiPriority="0" w:unhideWhenUsed="0"/>
-    <w:lsdException w:name="Table Professional" w:semiHidden="0" w:uiPriority="0" w:unhideWhenUsed="0"/>
-    <w:lsdException w:name="Table Subtle 1" w:semiHidden="0" w:uiPriority="0" w:unhideWhenUsed="0"/>
-    <w:lsdException w:name="Table Subtle 2" w:semiHidden="0" w:uiPriority="0" w:unhideWhenUsed="0"/>
-    <w:lsdException w:name="Table Web 1" w:semiHidden="0" w:uiPriority="0" w:unhideWhenUsed="0"/>
-    <w:lsdException w:name="Table Web 2" w:semiHidden="0" w:uiPriority="0" w:unhideWhenUsed="0"/>
-    <w:lsdException w:name="Table Web 3" w:semiHidden="0" w:uiPriority="0" w:unhideWhenUsed="0"/>
-    <w:lsdException w:name="Balloon Text" w:semiHidden="0" w:uiPriority="0" w:unhideWhenUsed="0"/>
-    <w:lsdException w:name="Table Grid" w:semiHidden="0" w:uiPriority="0" w:unhideWhenUsed="0" w:qFormat="1"/>
-    <w:lsdException w:name="Table Theme" w:semiHidden="0" w:uiPriority="0" w:unhideWhenUsed="0"/>
-    <w:lsdException w:name="Light Shading" w:semiHidden="0" w:uiPriority="60" w:unhideWhenUsed="0"/>
-    <w:lsdException w:name="Light List" w:semiHidden="0" w:uiPriority="61" w:unhideWhenUsed="0"/>
-    <w:lsdException w:name="Light Grid" w:semiHidden="0" w:uiPriority="62" w:unhideWhenUsed="0"/>
-    <w:lsdException w:name="Medium Shading 1" w:semiHidden="0" w:uiPriority="63" w:unhideWhenUsed="0"/>
-    <w:lsdException w:name="Medium Shading 2" w:semiHidden="0" w:uiPriority="64" w:unhideWhenUsed="0"/>
-    <w:lsdException w:name="Medium List 1" w:semiHidden="0" w:uiPriority="65" w:unhideWhenUsed="0"/>
-    <w:lsdException w:name="Medium List 2" w:semiHidden="0" w:uiPriority="66" w:unhideWhenUsed="0"/>
-    <w:lsdException w:name="Medium Grid 1" w:semiHidden="0" w:uiPriority="67" w:unhideWhenUsed="0"/>
-    <w:lsdException w:name="Medium Grid 2" w:semiHidden="0" w:uiPriority="68" w:unhideWhenUsed="0"/>
-    <w:lsdException w:name="Medium Grid 3" w:semiHidden="0" w:uiPriority="69" w:unhideWhenUsed="0"/>
-    <w:lsdException w:name="Dark List" w:semiHidden="0" w:uiPriority="70" w:unhideWhenUsed="0"/>
-    <w:lsdException w:name="Colorful Shading" w:semiHidden="0" w:uiPriority="71" w:unhideWhenUsed="0"/>
-    <w:lsdException w:name="Colorful List" w:semiHidden="0" w:uiPriority="72" w:unhideWhenUsed="0"/>
-    <w:lsdException w:name="Colorful Grid" w:semiHidden="0" w:uiPriority="73" w:unhideWhenUsed="0"/>
-    <w:lsdException w:name="Light Shading Accent 1" w:semiHidden="0" w:uiPriority="60" w:unhideWhenUsed="0"/>
-    <w:lsdException w:name="Light List Accent 1" w:semiHidden="0" w:uiPriority="61" w:unhideWhenUsed="0"/>
-    <w:lsdException w:name="Light Grid Accent 1" w:semiHidden="0" w:uiPriority="62" w:unhideWhenUsed="0"/>
-    <w:lsdException w:name="Medium Shading 1 Accent 1" w:semiHidden="0" w:uiPriority="63" w:unhideWhenUsed="0"/>
-    <w:lsdException w:name="Medium Shading 2 Accent 1" w:semiHidden="0" w:uiPriority="64" w:unhideWhenUsed="0"/>
-    <w:lsdException w:name="Medium List 1 Accent 1" w:semiHidden="0" w:uiPriority="65" w:unhideWhenUsed="0"/>
-    <w:lsdException w:name="Medium List 2 Accent 1" w:semiHidden="0" w:uiPriority="66" w:unhideWhenUsed="0"/>
-    <w:lsdException w:name="Medium Grid 1 Accent 1" w:semiHidden="0" w:uiPriority="67" w:unhideWhenUsed="0"/>
-    <w:lsdException w:name="Medium Grid 2 Accent 1" w:semiHidden="0" w:uiPriority="68" w:unhideWhenUsed="0"/>
-    <w:lsdException w:name="Medium Grid 3 Accent 1" w:semiHidden="0" w:uiPriority="69" w:unhideWhenUsed="0"/>
-    <w:lsdException w:name="Dark List Accent 1" w:semiHidden="0" w:uiPriority="70" w:unhideWhenUsed="0"/>
-    <w:lsdException w:name="Colorful Shading Accent 1" w:semiHidden="0" w:uiPriority="71" w:unhideWhenUsed="0"/>
-    <w:lsdException w:name="Colorful List Accent 1" w:semiHidden="0" w:uiPriority="72" w:unhideWhenUsed="0"/>
-    <w:lsdException w:name="Colorful Grid Accent 1" w:semiHidden="0" w:uiPriority="73" w:unhideWhenUsed="0"/>
-    <w:lsdException w:name="Light Shading Accent 2" w:semiHidden="0" w:uiPriority="60" w:unhideWhenUsed="0"/>
-    <w:lsdException w:name="Light List Accent 2" w:semiHidden="0" w:uiPriority="61" w:unhideWhenUsed="0"/>
-    <w:lsdException w:name="Light Grid Accent 2" w:semiHidden="0" w:uiPriority="62" w:unhideWhenUsed="0"/>
-    <w:lsdException w:name="Medium Shading 1 Accent 2" w:semiHidden="0" w:uiPriority="63" w:unhideWhenUsed="0"/>
-    <w:lsdException w:name="Medium Shading 2 Accent 2" w:semiHidden="0" w:uiPriority="64" w:unhideWhenUsed="0"/>
-    <w:lsdException w:name="Medium List 1 Accent 2" w:semiHidden="0" w:uiPriority="65" w:unhideWhenUsed="0"/>
-    <w:lsdException w:name="Medium List 2 Accent 2" w:semiHidden="0" w:uiPriority="66" w:unhideWhenUsed="0"/>
-    <w:lsdException w:name="Medium Grid 1 Accent 2" w:semiHidden="0" w:uiPriority="67" w:unhideWhenUsed="0"/>
-    <w:lsdException w:name="Medium Grid 2 Accent 2" w:semiHidden="0" w:uiPriority="68" w:unhideWhenUsed="0"/>
-    <w:lsdException w:name="Medium Grid 3 Accent 2" w:semiHidden="0" w:uiPriority="69" w:unhideWhenUsed="0"/>
-    <w:lsdException w:name="Dark List Accent 2" w:semiHidden="0" w:uiPriority="70" w:unhideWhenUsed="0"/>
-    <w:lsdException w:name="Colorful Shading Accent 2" w:semiHidden="0" w:uiPriority="71" w:unhideWhenUsed="0"/>
-    <w:lsdException w:name="Colorful List Accent 2" w:semiHidden="0" w:uiPriority="72" w:unhideWhenUsed="0"/>
-    <w:lsdException w:name="Colorful Grid Accent 2" w:semiHidden="0" w:uiPriority="73" w:unhideWhenUsed="0"/>
-    <w:lsdException w:name="Light Shading Accent 3" w:semiHidden="0" w:uiPriority="60" w:unhideWhenUsed="0"/>
-    <w:lsdException w:name="Light List Accent 3" w:semiHidden="0" w:uiPriority="61" w:unhideWhenUsed="0"/>
-    <w:lsdException w:name="Light Grid Accent 3" w:semiHidden="0" w:uiPriority="62" w:unhideWhenUsed="0"/>
-    <w:lsdException w:name="Medium Shading 1 Accent 3" w:semiHidden="0" w:uiPriority="63" w:unhideWhenUsed="0"/>
-    <w:lsdException w:name="Medium Shading 2 Accent 3" w:semiHidden="0" w:uiPriority="64" w:unhideWhenUsed="0"/>
-    <w:lsdException w:name="Medium List 1 Accent 3" w:semiHidden="0" w:uiPriority="65" w:unhideWhenUsed="0"/>
-    <w:lsdException w:name="Medium List 2 Accent 3" w:semiHidden="0" w:uiPriority="66" w:unhideWhenUsed="0"/>
-    <w:lsdException w:name="Medium Grid 1 Accent 3" w:semiHidden="0" w:uiPriority="67" w:unhideWhenUsed="0"/>
-    <w:lsdException w:name="Medium Grid 2 Accent 3" w:semiHidden="0" w:uiPriority="68" w:unhideWhenUsed="0"/>
-    <w:lsdException w:name="Medium Grid 3 Accent 3" w:semiHidden="0" w:uiPriority="69" w:unhideWhenUsed="0"/>
-    <w:lsdException w:name="Dark List Accent 3" w:semiHidden="0" w:uiPriority="70" w:unhideWhenUsed="0"/>
-    <w:lsdException w:name="Colorful Shading Accent 3" w:semiHidden="0" w:uiPriority="71" w:unhideWhenUsed="0"/>
-    <w:lsdException w:name="Colorful List Accent 3" w:semiHidden="0" w:uiPriority="72" w:unhideWhenUsed="0"/>
-    <w:lsdException w:name="Colorful Grid Accent 3" w:semiHidden="0" w:uiPriority="73" w:unhideWhenUsed="0"/>
-    <w:lsdException w:name="Light Shading Accent 4" w:semiHidden="0" w:uiPriority="60" w:unhideWhenUsed="0"/>
-    <w:lsdException w:name="Light List Accent 4" w:semiHidden="0" w:uiPriority="61" w:unhideWhenUsed="0"/>
-    <w:lsdException w:name="Light Grid Accent 4" w:semiHidden="0" w:uiPriority="62" w:unhideWhenUsed="0"/>
-    <w:lsdException w:name="Medium Shading 1 Accent 4" w:semiHidden="0" w:uiPriority="63" w:unhideWhenUsed="0"/>
-    <w:lsdException w:name="Medium Shading 2 Accent 4" w:semiHidden="0" w:uiPriority="64" w:unhideWhenUsed="0"/>
-    <w:lsdException w:name="Medium List 1 Accent 4" w:semiHidden="0" w:uiPriority="65" w:unhideWhenUsed="0"/>
-    <w:lsdException w:name="Medium List 2 Accent 4" w:semiHidden="0" w:uiPriority="66" w:unhideWhenUsed="0"/>
-    <w:lsdException w:name="Medium Grid 1 Accent 4" w:semiHidden="0" w:uiPriority="67" w:unhideWhenUsed="0"/>
-    <w:lsdException w:name="Medium Grid 2 Accent 4" w:semiHidden="0" w:uiPriority="68" w:unhideWhenUsed="0"/>
-    <w:lsdException w:name="Medium Grid 3 Accent 4" w:semiHidden="0" w:uiPriority="69" w:unhideWhenUsed="0"/>
-    <w:lsdException w:name="Dark List Accent 4" w:semiHidden="0" w:uiPriority="70" w:unhideWhenUsed="0"/>
-    <w:lsdException w:name="Colorful Shading Accent 4" w:semiHidden="0" w:uiPriority="71" w:unhideWhenUsed="0"/>
-    <w:lsdException w:name="Colorful List Accent 4" w:semiHidden="0" w:uiPriority="72" w:unhideWhenUsed="0"/>
-    <w:lsdException w:name="Colorful Grid Accent 4" w:semiHidden="0" w:uiPriority="73" w:unhideWhenUsed="0"/>
-    <w:lsdException w:name="Light Shading Accent 5" w:semiHidden="0" w:uiPriority="60" w:unhideWhenUsed="0"/>
-    <w:lsdException w:name="Light List Accent 5" w:semiHidden="0" w:uiPriority="61" w:unhideWhenUsed="0"/>
-    <w:lsdException w:name="Light Grid Accent 5" w:semiHidden="0" w:uiPriority="62" w:unhideWhenUsed="0"/>
-    <w:lsdException w:name="Medium Shading 1 Accent 5" w:semiHidden="0" w:uiPriority="63" w:unhideWhenUsed="0"/>
-    <w:lsdException w:name="Medium Shading 2 Accent 5" w:semiHidden="0" w:uiPriority="64" w:unhideWhenUsed="0"/>
-    <w:lsdException w:name="Medium List 1 Accent 5" w:semiHidden="0" w:uiPriority="65" w:unhideWhenUsed="0"/>
-    <w:lsdException w:name="Medium List 2 Accent 5" w:semiHidden="0" w:uiPriority="66" w:unhideWhenUsed="0"/>
-    <w:lsdException w:name="Medium Grid 1 Accent 5" w:semiHidden="0" w:uiPriority="67" w:unhideWhenUsed="0"/>
-    <w:lsdException w:name="Medium Grid 2 Accent 5" w:semiHidden="0" w:uiPriority="68" w:unhideWhenUsed="0"/>
-    <w:lsdException w:name="Medium Grid 3 Accent 5" w:semiHidden="0" w:uiPriority="69" w:unhideWhenUsed="0"/>
-    <w:lsdException w:name="Dark List Accent 5" w:semiHidden="0" w:uiPriority="70" w:unhideWhenUsed="0"/>
-    <w:lsdException w:name="Colorful Shading Accent 5" w:semiHidden="0" w:uiPriority="71" w:unhideWhenUsed="0"/>
-    <w:lsdException w:name="Colorful List Accent 5" w:semiHidden="0" w:uiPriority="72" w:unhideWhenUsed="0"/>
-    <w:lsdException w:name="Colorful Grid Accent 5" w:semiHidden="0" w:uiPriority="73" w:unhideWhenUsed="0"/>
-    <w:lsdException w:name="Light Shading Accent 6" w:semiHidden="0" w:uiPriority="60" w:unhideWhenUsed="0"/>
-    <w:lsdException w:name="Light List Accent 6" w:semiHidden="0" w:uiPriority="61" w:unhideWhenUsed="0"/>
-    <w:lsdException w:name="Light Grid Accent 6" w:semiHidden="0" w:uiPriority="62" w:unhideWhenUsed="0"/>
-    <w:lsdException w:name="Medium Shading 1 Accent 6" w:semiHidden="0" w:uiPriority="63" w:unhideWhenUsed="0"/>
-    <w:lsdException w:name="Medium Shading 2 Accent 6" w:semiHidden="0" w:uiPriority="64" w:unhideWhenUsed="0"/>
-    <w:lsdException w:name="Medium List 1 Accent 6" w:semiHidden="0" w:uiPriority="65" w:unhideWhenUsed="0"/>
-    <w:lsdException w:name="Medium List 2 Accent 6" w:semiHidden="0" w:uiPriority="66" w:unhideWhenUsed="0"/>
-    <w:lsdException w:name="Medium Grid 1 Accent 6" w:semiHidden="0" w:uiPriority="67" w:unhideWhenUsed="0"/>
-    <w:lsdException w:name="Medium Grid 2 Accent 6" w:semiHidden="0" w:uiPriority="68" w:unhideWhenUsed="0"/>
-    <w:lsdException w:name="Medium Grid 3 Accent 6" w:semiHidden="0" w:uiPriority="69" w:unhideWhenUsed="0"/>
-    <w:lsdException w:name="Dark List Accent 6" w:semiHidden="0" w:uiPriority="70" w:unhideWhenUsed="0"/>
-    <w:lsdException w:name="Colorful Shading Accent 6" w:semiHidden="0" w:uiPriority="71" w:unhideWhenUsed="0"/>
-    <w:lsdException w:name="Colorful List Accent 6" w:semiHidden="0" w:uiPriority="72" w:unhideWhenUsed="0"/>
-    <w:lsdException w:name="Colorful Grid Accent 6" w:semiHidden="0" w:uiPriority="73" w:unhideWhenUsed="0"/>
+  <w:latentStyles w:count="260" w:defQFormat="0" w:defUnhideWhenUsed="1" w:defSemiHidden="1" w:defUIPriority="99" w:defLockedState="0">
+    <w:lsdException w:qFormat="1" w:unhideWhenUsed="0" w:uiPriority="0" w:semiHidden="0" w:name="Normal"/>
+    <w:lsdException w:qFormat="1" w:unhideWhenUsed="0" w:uiPriority="0" w:semiHidden="0" w:name="heading 1"/>
+    <w:lsdException w:qFormat="1" w:uiPriority="0" w:semiHidden="0" w:name="heading 2"/>
+    <w:lsdException w:qFormat="1" w:uiPriority="0" w:name="heading 3"/>
+    <w:lsdException w:qFormat="1" w:uiPriority="0" w:semiHidden="0" w:name="heading 4"/>
+    <w:lsdException w:qFormat="1" w:uiPriority="0" w:name="heading 5"/>
+    <w:lsdException w:qFormat="1" w:uiPriority="0" w:name="heading 6"/>
+    <w:lsdException w:qFormat="1" w:uiPriority="0" w:name="heading 7"/>
+    <w:lsdException w:qFormat="1" w:uiPriority="0" w:name="heading 8"/>
+    <w:lsdException w:qFormat="1" w:uiPriority="0" w:name="heading 9"/>
+    <w:lsdException w:unhideWhenUsed="0" w:uiPriority="0" w:semiHidden="0" w:name="index 1"/>
+    <w:lsdException w:unhideWhenUsed="0" w:uiPriority="0" w:semiHidden="0" w:name="index 2"/>
+    <w:lsdException w:unhideWhenUsed="0" w:uiPriority="0" w:semiHidden="0" w:name="index 3"/>
+    <w:lsdException w:unhideWhenUsed="0" w:uiPriority="0" w:semiHidden="0" w:name="index 4"/>
+    <w:lsdException w:unhideWhenUsed="0" w:uiPriority="0" w:semiHidden="0" w:name="index 5"/>
+    <w:lsdException w:unhideWhenUsed="0" w:uiPriority="0" w:semiHidden="0" w:name="index 6"/>
+    <w:lsdException w:unhideWhenUsed="0" w:uiPriority="0" w:semiHidden="0" w:name="index 7"/>
+    <w:lsdException w:unhideWhenUsed="0" w:uiPriority="0" w:semiHidden="0" w:name="index 8"/>
+    <w:lsdException w:unhideWhenUsed="0" w:uiPriority="0" w:semiHidden="0" w:name="index 9"/>
+    <w:lsdException w:qFormat="1" w:unhideWhenUsed="0" w:uiPriority="0" w:semiHidden="0" w:name="toc 1"/>
+    <w:lsdException w:qFormat="1" w:unhideWhenUsed="0" w:uiPriority="0" w:semiHidden="0" w:name="toc 2"/>
+    <w:lsdException w:qFormat="1" w:unhideWhenUsed="0" w:uiPriority="0" w:semiHidden="0" w:name="toc 3"/>
+    <w:lsdException w:unhideWhenUsed="0" w:uiPriority="0" w:semiHidden="0" w:name="toc 4"/>
+    <w:lsdException w:unhideWhenUsed="0" w:uiPriority="0" w:semiHidden="0" w:name="toc 5"/>
+    <w:lsdException w:unhideWhenUsed="0" w:uiPriority="0" w:semiHidden="0" w:name="toc 6"/>
+    <w:lsdException w:unhideWhenUsed="0" w:uiPriority="0" w:semiHidden="0" w:name="toc 7"/>
+    <w:lsdException w:unhideWhenUsed="0" w:uiPriority="0" w:semiHidden="0" w:name="toc 8"/>
+    <w:lsdException w:unhideWhenUsed="0" w:uiPriority="0" w:semiHidden="0" w:name="toc 9"/>
+    <w:lsdException w:unhideWhenUsed="0" w:uiPriority="0" w:semiHidden="0" w:name="Normal Indent"/>
+    <w:lsdException w:unhideWhenUsed="0" w:uiPriority="0" w:semiHidden="0" w:name="footnote text"/>
+    <w:lsdException w:qFormat="1" w:unhideWhenUsed="0" w:uiPriority="0" w:semiHidden="0" w:name="annotation text"/>
+    <w:lsdException w:qFormat="1" w:unhideWhenUsed="0" w:uiPriority="0" w:semiHidden="0" w:name="header"/>
+    <w:lsdException w:qFormat="1" w:unhideWhenUsed="0" w:uiPriority="0" w:semiHidden="0" w:name="footer"/>
+    <w:lsdException w:unhideWhenUsed="0" w:uiPriority="0" w:semiHidden="0" w:name="index heading"/>
+    <w:lsdException w:qFormat="1" w:uiPriority="0" w:name="caption"/>
+    <w:lsdException w:unhideWhenUsed="0" w:uiPriority="0" w:semiHidden="0" w:name="table of figures"/>
+    <w:lsdException w:unhideWhenUsed="0" w:uiPriority="0" w:semiHidden="0" w:name="envelope address"/>
+    <w:lsdException w:unhideWhenUsed="0" w:uiPriority="0" w:semiHidden="0" w:name="envelope return"/>
+    <w:lsdException w:unhideWhenUsed="0" w:uiPriority="0" w:semiHidden="0" w:name="footnote reference"/>
+    <w:lsdException w:unhideWhenUsed="0" w:uiPriority="0" w:semiHidden="0" w:name="annotation reference"/>
+    <w:lsdException w:unhideWhenUsed="0" w:uiPriority="0" w:semiHidden="0" w:name="line number"/>
+    <w:lsdException w:unhideWhenUsed="0" w:uiPriority="0" w:semiHidden="0" w:name="page number"/>
+    <w:lsdException w:unhideWhenUsed="0" w:uiPriority="0" w:semiHidden="0" w:name="endnote reference"/>
+    <w:lsdException w:unhideWhenUsed="0" w:uiPriority="0" w:semiHidden="0" w:name="endnote text"/>
+    <w:lsdException w:unhideWhenUsed="0" w:uiPriority="0" w:semiHidden="0" w:name="table of authorities"/>
+    <w:lsdException w:unhideWhenUsed="0" w:uiPriority="0" w:semiHidden="0" w:name="macro"/>
+    <w:lsdException w:unhideWhenUsed="0" w:uiPriority="0" w:semiHidden="0" w:name="toa heading"/>
+    <w:lsdException w:unhideWhenUsed="0" w:uiPriority="0" w:semiHidden="0" w:name="List"/>
+    <w:lsdException w:unhideWhenUsed="0" w:uiPriority="0" w:semiHidden="0" w:name="List Bullet"/>
+    <w:lsdException w:unhideWhenUsed="0" w:uiPriority="0" w:semiHidden="0" w:name="List Number"/>
+    <w:lsdException w:unhideWhenUsed="0" w:uiPriority="0" w:semiHidden="0" w:name="List 2"/>
+    <w:lsdException w:unhideWhenUsed="0" w:uiPriority="0" w:semiHidden="0" w:name="List 3"/>
+    <w:lsdException w:unhideWhenUsed="0" w:uiPriority="0" w:semiHidden="0" w:name="List 4"/>
+    <w:lsdException w:unhideWhenUsed="0" w:uiPriority="0" w:semiHidden="0" w:name="List 5"/>
+    <w:lsdException w:unhideWhenUsed="0" w:uiPriority="0" w:semiHidden="0" w:name="List Bullet 2"/>
+    <w:lsdException w:unhideWhenUsed="0" w:uiPriority="0" w:semiHidden="0" w:name="List Bullet 3"/>
+    <w:lsdException w:unhideWhenUsed="0" w:uiPriority="0" w:semiHidden="0" w:name="List Bullet 4"/>
+    <w:lsdException w:unhideWhenUsed="0" w:uiPriority="0" w:semiHidden="0" w:name="List Bullet 5"/>
+    <w:lsdException w:unhideWhenUsed="0" w:uiPriority="0" w:semiHidden="0" w:name="List Number 2"/>
+    <w:lsdException w:unhideWhenUsed="0" w:uiPriority="0" w:semiHidden="0" w:name="List Number 3"/>
+    <w:lsdException w:unhideWhenUsed="0" w:uiPriority="0" w:semiHidden="0" w:name="List Number 4"/>
+    <w:lsdException w:unhideWhenUsed="0" w:uiPriority="0" w:semiHidden="0" w:name="List Number 5"/>
+    <w:lsdException w:qFormat="1" w:unhideWhenUsed="0" w:uiPriority="0" w:semiHidden="0" w:name="Title"/>
+    <w:lsdException w:unhideWhenUsed="0" w:uiPriority="0" w:semiHidden="0" w:name="Closing"/>
+    <w:lsdException w:unhideWhenUsed="0" w:uiPriority="0" w:semiHidden="0" w:name="Signature"/>
+    <w:lsdException w:qFormat="1" w:unhideWhenUsed="0" w:uiPriority="0" w:name="Default Paragraph Font"/>
+    <w:lsdException w:qFormat="1" w:unhideWhenUsed="0" w:uiPriority="0" w:name="Body Text"/>
+    <w:lsdException w:unhideWhenUsed="0" w:uiPriority="0" w:semiHidden="0" w:name="Body Text Indent"/>
+    <w:lsdException w:unhideWhenUsed="0" w:uiPriority="0" w:semiHidden="0" w:name="List Continue"/>
+    <w:lsdException w:unhideWhenUsed="0" w:uiPriority="0" w:semiHidden="0" w:name="List Continue 2"/>
+    <w:lsdException w:unhideWhenUsed="0" w:uiPriority="0" w:semiHidden="0" w:name="List Continue 3"/>
+    <w:lsdException w:unhideWhenUsed="0" w:uiPriority="0" w:semiHidden="0" w:name="List Continue 4"/>
+    <w:lsdException w:unhideWhenUsed="0" w:uiPriority="0" w:semiHidden="0" w:name="List Continue 5"/>
+    <w:lsdException w:unhideWhenUsed="0" w:uiPriority="0" w:semiHidden="0" w:name="Message Header"/>
+    <w:lsdException w:qFormat="1" w:unhideWhenUsed="0" w:uiPriority="0" w:semiHidden="0" w:name="Subtitle"/>
+    <w:lsdException w:unhideWhenUsed="0" w:uiPriority="0" w:semiHidden="0" w:name="Salutation"/>
+    <w:lsdException w:unhideWhenUsed="0" w:uiPriority="0" w:semiHidden="0" w:name="Date"/>
+    <w:lsdException w:unhideWhenUsed="0" w:uiPriority="0" w:semiHidden="0" w:name="Body Text First Indent"/>
+    <w:lsdException w:unhideWhenUsed="0" w:uiPriority="0" w:semiHidden="0" w:name="Body Text First Indent 2"/>
+    <w:lsdException w:uiPriority="99" w:name="Note Heading"/>
+    <w:lsdException w:unhideWhenUsed="0" w:uiPriority="0" w:semiHidden="0" w:name="Body Text 2"/>
+    <w:lsdException w:unhideWhenUsed="0" w:uiPriority="0" w:semiHidden="0" w:name="Body Text 3"/>
+    <w:lsdException w:unhideWhenUsed="0" w:uiPriority="0" w:semiHidden="0" w:name="Body Text Indent 2"/>
+    <w:lsdException w:unhideWhenUsed="0" w:uiPriority="0" w:semiHidden="0" w:name="Body Text Indent 3"/>
+    <w:lsdException w:unhideWhenUsed="0" w:uiPriority="0" w:semiHidden="0" w:name="Block Text"/>
+    <w:lsdException w:unhideWhenUsed="0" w:uiPriority="0" w:semiHidden="0" w:name="Hyperlink"/>
+    <w:lsdException w:unhideWhenUsed="0" w:uiPriority="0" w:semiHidden="0" w:name="FollowedHyperlink"/>
+    <w:lsdException w:qFormat="1" w:unhideWhenUsed="0" w:uiPriority="0" w:semiHidden="0" w:name="Strong"/>
+    <w:lsdException w:qFormat="1" w:unhideWhenUsed="0" w:uiPriority="0" w:semiHidden="0" w:name="Emphasis"/>
+    <w:lsdException w:unhideWhenUsed="0" w:uiPriority="0" w:semiHidden="0" w:name="Document Map"/>
+    <w:lsdException w:unhideWhenUsed="0" w:uiPriority="0" w:semiHidden="0" w:name="Plain Text"/>
+    <w:lsdException w:unhideWhenUsed="0" w:uiPriority="0" w:semiHidden="0" w:name="E-mail Signature"/>
+    <w:lsdException w:qFormat="1" w:unhideWhenUsed="0" w:uiPriority="0" w:semiHidden="0" w:name="Normal (Web)"/>
+    <w:lsdException w:unhideWhenUsed="0" w:uiPriority="0" w:semiHidden="0" w:name="HTML Acronym"/>
+    <w:lsdException w:unhideWhenUsed="0" w:uiPriority="0" w:semiHidden="0" w:name="HTML Address"/>
+    <w:lsdException w:unhideWhenUsed="0" w:uiPriority="0" w:semiHidden="0" w:name="HTML Cite"/>
+    <w:lsdException w:unhideWhenUsed="0" w:uiPriority="0" w:semiHidden="0" w:name="HTML Code"/>
+    <w:lsdException w:unhideWhenUsed="0" w:uiPriority="0" w:semiHidden="0" w:name="HTML Definition"/>
+    <w:lsdException w:unhideWhenUsed="0" w:uiPriority="0" w:semiHidden="0" w:name="HTML Keyboard"/>
+    <w:lsdException w:unhideWhenUsed="0" w:uiPriority="0" w:semiHidden="0" w:name="HTML Preformatted"/>
+    <w:lsdException w:unhideWhenUsed="0" w:uiPriority="0" w:semiHidden="0" w:name="HTML Sample"/>
+    <w:lsdException w:unhideWhenUsed="0" w:uiPriority="0" w:semiHidden="0" w:name="HTML Typewriter"/>
+    <w:lsdException w:unhideWhenUsed="0" w:uiPriority="0" w:semiHidden="0" w:name="HTML Variable"/>
+    <w:lsdException w:qFormat="1" w:unhideWhenUsed="0" w:uiPriority="0" w:name="Normal Table"/>
+    <w:lsdException w:unhideWhenUsed="0" w:uiPriority="0" w:semiHidden="0" w:name="annotation subject"/>
+    <w:lsdException w:unhideWhenUsed="0" w:uiPriority="0" w:semiHidden="0" w:name="Table Simple 1"/>
+    <w:lsdException w:unhideWhenUsed="0" w:uiPriority="0" w:semiHidden="0" w:name="Table Simple 2"/>
+    <w:lsdException w:unhideWhenUsed="0" w:uiPriority="0" w:semiHidden="0" w:name="Table Simple 3"/>
+    <w:lsdException w:unhideWhenUsed="0" w:uiPriority="0" w:semiHidden="0" w:name="Table Classic 1"/>
+    <w:lsdException w:unhideWhenUsed="0" w:uiPriority="0" w:semiHidden="0" w:name="Table Classic 2"/>
+    <w:lsdException w:unhideWhenUsed="0" w:uiPriority="0" w:semiHidden="0" w:name="Table Classic 3"/>
+    <w:lsdException w:unhideWhenUsed="0" w:uiPriority="0" w:semiHidden="0" w:name="Table Classic 4"/>
+    <w:lsdException w:unhideWhenUsed="0" w:uiPriority="0" w:semiHidden="0" w:name="Table Colorful 1"/>
+    <w:lsdException w:unhideWhenUsed="0" w:uiPriority="0" w:semiHidden="0" w:name="Table Colorful 2"/>
+    <w:lsdException w:unhideWhenUsed="0" w:uiPriority="0" w:semiHidden="0" w:name="Table Colorful 3"/>
+    <w:lsdException w:unhideWhenUsed="0" w:uiPriority="0" w:semiHidden="0" w:name="Table Columns 1"/>
+    <w:lsdException w:unhideWhenUsed="0" w:uiPriority="0" w:semiHidden="0" w:name="Table Columns 2"/>
+    <w:lsdException w:unhideWhenUsed="0" w:uiPriority="0" w:semiHidden="0" w:name="Table Columns 3"/>
+    <w:lsdException w:unhideWhenUsed="0" w:uiPriority="0" w:semiHidden="0" w:name="Table Columns 4"/>
+    <w:lsdException w:unhideWhenUsed="0" w:uiPriority="0" w:semiHidden="0" w:name="Table Columns 5"/>
+    <w:lsdException w:unhideWhenUsed="0" w:uiPriority="0" w:semiHidden="0" w:name="Table Grid 1"/>
+    <w:lsdException w:unhideWhenUsed="0" w:uiPriority="0" w:semiHidden="0" w:name="Table Grid 2"/>
+    <w:lsdException w:unhideWhenUsed="0" w:uiPriority="0" w:semiHidden="0" w:name="Table Grid 3"/>
+    <w:lsdException w:unhideWhenUsed="0" w:uiPriority="0" w:semiHidden="0" w:name="Table Grid 4"/>
+    <w:lsdException w:unhideWhenUsed="0" w:uiPriority="0" w:semiHidden="0" w:name="Table Grid 5"/>
+    <w:lsdException w:unhideWhenUsed="0" w:uiPriority="0" w:semiHidden="0" w:name="Table Grid 6"/>
+    <w:lsdException w:unhideWhenUsed="0" w:uiPriority="0" w:semiHidden="0" w:name="Table Grid 7"/>
+    <w:lsdException w:unhideWhenUsed="0" w:uiPriority="0" w:semiHidden="0" w:name="Table Grid 8"/>
+    <w:lsdException w:unhideWhenUsed="0" w:uiPriority="0" w:semiHidden="0" w:name="Table List 1"/>
+    <w:lsdException w:unhideWhenUsed="0" w:uiPriority="0" w:semiHidden="0" w:name="Table List 2"/>
+    <w:lsdException w:unhideWhenUsed="0" w:uiPriority="0" w:semiHidden="0" w:name="Table List 3"/>
+    <w:lsdException w:unhideWhenUsed="0" w:uiPriority="0" w:semiHidden="0" w:name="Table List 4"/>
+    <w:lsdException w:unhideWhenUsed="0" w:uiPriority="0" w:semiHidden="0" w:name="Table List 5"/>
+    <w:lsdException w:unhideWhenUsed="0" w:uiPriority="0" w:semiHidden="0" w:name="Table List 6"/>
+    <w:lsdException w:unhideWhenUsed="0" w:uiPriority="0" w:semiHidden="0" w:name="Table List 7"/>
+    <w:lsdException w:unhideWhenUsed="0" w:uiPriority="0" w:semiHidden="0" w:name="Table List 8"/>
+    <w:lsdException w:unhideWhenUsed="0" w:uiPriority="0" w:semiHidden="0" w:name="Table 3D effects 1"/>
+    <w:lsdException w:unhideWhenUsed="0" w:uiPriority="0" w:semiHidden="0" w:name="Table 3D effects 2"/>
+    <w:lsdException w:unhideWhenUsed="0" w:uiPriority="0" w:semiHidden="0" w:name="Table 3D effects 3"/>
+    <w:lsdException w:unhideWhenUsed="0" w:uiPriority="0" w:semiHidden="0" w:name="Table Contemporary"/>
+    <w:lsdException w:unhideWhenUsed="0" w:uiPriority="0" w:semiHidden="0" w:name="Table Elegant"/>
+    <w:lsdException w:unhideWhenUsed="0" w:uiPriority="0" w:semiHidden="0" w:name="Table Professional"/>
+    <w:lsdException w:unhideWhenUsed="0" w:uiPriority="0" w:semiHidden="0" w:name="Table Subtle 1"/>
+    <w:lsdException w:unhideWhenUsed="0" w:uiPriority="0" w:semiHidden="0" w:name="Table Subtle 2"/>
+    <w:lsdException w:unhideWhenUsed="0" w:uiPriority="0" w:semiHidden="0" w:name="Table Web 1"/>
+    <w:lsdException w:unhideWhenUsed="0" w:uiPriority="0" w:semiHidden="0" w:name="Table Web 2"/>
+    <w:lsdException w:unhideWhenUsed="0" w:uiPriority="0" w:semiHidden="0" w:name="Table Web 3"/>
+    <w:lsdException w:unhideWhenUsed="0" w:uiPriority="0" w:semiHidden="0" w:name="Balloon Text"/>
+    <w:lsdException w:qFormat="1" w:unhideWhenUsed="0" w:uiPriority="0" w:semiHidden="0" w:name="Table Grid"/>
+    <w:lsdException w:unhideWhenUsed="0" w:uiPriority="0" w:semiHidden="0" w:name="Table Theme"/>
+    <w:lsdException w:unhideWhenUsed="0" w:uiPriority="60" w:semiHidden="0" w:name="Light Shading"/>
+    <w:lsdException w:unhideWhenUsed="0" w:uiPriority="61" w:semiHidden="0" w:name="Light List"/>
+    <w:lsdException w:unhideWhenUsed="0" w:uiPriority="62" w:semiHidden="0" w:name="Light Grid"/>
+    <w:lsdException w:unhideWhenUsed="0" w:uiPriority="63" w:semiHidden="0" w:name="Medium Shading 1"/>
+    <w:lsdException w:unhideWhenUsed="0" w:uiPriority="64" w:semiHidden="0" w:name="Medium Shading 2"/>
+    <w:lsdException w:unhideWhenUsed="0" w:uiPriority="65" w:semiHidden="0" w:name="Medium List 1"/>
+    <w:lsdException w:unhideWhenUsed="0" w:uiPriority="66" w:semiHidden="0" w:name="Medium List 2"/>
+    <w:lsdException w:unhideWhenUsed="0" w:uiPriority="67" w:semiHidden="0" w:name="Medium Grid 1"/>
+    <w:lsdException w:unhideWhenUsed="0" w:uiPriority="68" w:semiHidden="0" w:name="Medium Grid 2"/>
+    <w:lsdException w:unhideWhenUsed="0" w:uiPriority="69" w:semiHidden="0" w:name="Medium Grid 3"/>
+    <w:lsdException w:unhideWhenUsed="0" w:uiPriority="70" w:semiHidden="0" w:name="Dark List"/>
+    <w:lsdException w:unhideWhenUsed="0" w:uiPriority="71" w:semiHidden="0" w:name="Colorful Shading"/>
+    <w:lsdException w:unhideWhenUsed="0" w:uiPriority="72" w:semiHidden="0" w:name="Colorful List"/>
+    <w:lsdException w:unhideWhenUsed="0" w:uiPriority="73" w:semiHidden="0" w:name="Colorful Grid"/>
+    <w:lsdException w:unhideWhenUsed="0" w:uiPriority="60" w:semiHidden="0" w:name="Light Shading Accent 1"/>
+    <w:lsdException w:unhideWhenUsed="0" w:uiPriority="61" w:semiHidden="0" w:name="Light List Accent 1"/>
+    <w:lsdException w:unhideWhenUsed="0" w:uiPriority="62" w:semiHidden="0" w:name="Light Grid Accent 1"/>
+    <w:lsdException w:unhideWhenUsed="0" w:uiPriority="63" w:semiHidden="0" w:name="Medium Shading 1 Accent 1"/>
+    <w:lsdException w:unhideWhenUsed="0" w:uiPriority="64" w:semiHidden="0" w:name="Medium Shading 2 Accent 1"/>
+    <w:lsdException w:unhideWhenUsed="0" w:uiPriority="65" w:semiHidden="0" w:name="Medium List 1 Accent 1"/>
+    <w:lsdException w:unhideWhenUsed="0" w:uiPriority="66" w:semiHidden="0" w:name="Medium List 2 Accent 1"/>
+    <w:lsdException w:unhideWhenUsed="0" w:uiPriority="67" w:semiHidden="0" w:name="Medium Grid 1 Accent 1"/>
+    <w:lsdException w:unhideWhenUsed="0" w:uiPriority="68" w:semiHidden="0" w:name="Medium Grid 2 Accent 1"/>
+    <w:lsdException w:unhideWhenUsed="0" w:uiPriority="69" w:semiHidden="0" w:name="Medium Grid 3 Accent 1"/>
+    <w:lsdException w:unhideWhenUsed="0" w:uiPriority="70" w:semiHidden="0" w:name="Dark List Accent 1"/>
+    <w:lsdException w:unhideWhenUsed="0" w:uiPriority="71" w:semiHidden="0" w:name="Colorful Shading Accent 1"/>
+    <w:lsdException w:unhideWhenUsed="0" w:uiPriority="72" w:semiHidden="0" w:name="Colorful List Accent 1"/>
+    <w:lsdException w:unhideWhenUsed="0" w:uiPriority="73" w:semiHidden="0" w:name="Colorful Grid Accent 1"/>
+    <w:lsdException w:unhideWhenUsed="0" w:uiPriority="60" w:semiHidden="0" w:name="Light Shading Accent 2"/>
+    <w:lsdException w:unhideWhenUsed="0" w:uiPriority="61" w:semiHidden="0" w:name="Light List Accent 2"/>
+    <w:lsdException w:unhideWhenUsed="0" w:uiPriority="62" w:semiHidden="0" w:name="Light Grid Accent 2"/>
+    <w:lsdException w:unhideWhenUsed="0" w:uiPriority="63" w:semiHidden="0" w:name="Medium Shading 1 Accent 2"/>
+    <w:lsdException w:unhideWhenUsed="0" w:uiPriority="64" w:semiHidden="0" w:name="Medium Shading 2 Accent 2"/>
+    <w:lsdException w:unhideWhenUsed="0" w:uiPriority="65" w:semiHidden="0" w:name="Medium List 1 Accent 2"/>
+    <w:lsdException w:unhideWhenUsed="0" w:uiPriority="66" w:semiHidden="0" w:name="Medium List 2 Accent 2"/>
+    <w:lsdException w:unhideWhenUsed="0" w:uiPriority="67" w:semiHidden="0" w:name="Medium Grid 1 Accent 2"/>
+    <w:lsdException w:unhideWhenUsed="0" w:uiPriority="68" w:semiHidden="0" w:name="Medium Grid 2 Accent 2"/>
+    <w:lsdException w:unhideWhenUsed="0" w:uiPriority="69" w:semiHidden="0" w:name="Medium Grid 3 Accent 2"/>
+    <w:lsdException w:unhideWhenUsed="0" w:uiPriority="70" w:semiHidden="0" w:name="Dark List Accent 2"/>
+    <w:lsdException w:unhideWhenUsed="0" w:uiPriority="71" w:semiHidden="0" w:name="Colorful Shading Accent 2"/>
+    <w:lsdException w:unhideWhenUsed="0" w:uiPriority="72" w:semiHidden="0" w:name="Colorful List Accent 2"/>
+    <w:lsdException w:unhideWhenUsed="0" w:uiPriority="73" w:semiHidden="0" w:name="Colorful Grid Accent 2"/>
+    <w:lsdException w:unhideWhenUsed="0" w:uiPriority="60" w:semiHidden="0" w:name="Light Shading Accent 3"/>
+    <w:lsdException w:unhideWhenUsed="0" w:uiPriority="61" w:semiHidden="0" w:name="Light List Accent 3"/>
+    <w:lsdException w:unhideWhenUsed="0" w:uiPriority="62" w:semiHidden="0" w:name="Light Grid Accent 3"/>
+    <w:lsdException w:unhideWhenUsed="0" w:uiPriority="63" w:semiHidden="0" w:name="Medium Shading 1 Accent 3"/>
+    <w:lsdException w:unhideWhenUsed="0" w:uiPriority="64" w:semiHidden="0" w:name="Medium Shading 2 Accent 3"/>
+    <w:lsdException w:unhideWhenUsed="0" w:uiPriority="65" w:semiHidden="0" w:name="Medium List 1 Accent 3"/>
+    <w:lsdException w:unhideWhenUsed="0" w:uiPriority="66" w:semiHidden="0" w:name="Medium List 2 Accent 3"/>
+    <w:lsdException w:unhideWhenUsed="0" w:uiPriority="67" w:semiHidden="0" w:name="Medium Grid 1 Accent 3"/>
+    <w:lsdException w:unhideWhenUsed="0" w:uiPriority="68" w:semiHidden="0" w:name="Medium Grid 2 Accent 3"/>
+    <w:lsdException w:unhideWhenUsed="0" w:uiPriority="69" w:semiHidden="0" w:name="Medium Grid 3 Accent 3"/>
+    <w:lsdException w:unhideWhenUsed="0" w:uiPriority="70" w:semiHidden="0" w:name="Dark List Accent 3"/>
+    <w:lsdException w:unhideWhenUsed="0" w:uiPriority="71" w:semiHidden="0" w:name="Colorful Shading Accent 3"/>
+    <w:lsdException w:unhideWhenUsed="0" w:uiPriority="72" w:semiHidden="0" w:name="Colorful List Accent 3"/>
+    <w:lsdException w:unhideWhenUsed="0" w:uiPriority="73" w:semiHidden="0" w:name="Colorful Grid Accent 3"/>
+    <w:lsdException w:unhideWhenUsed="0" w:uiPriority="60" w:semiHidden="0" w:name="Light Shading Accent 4"/>
+    <w:lsdException w:unhideWhenUsed="0" w:uiPriority="61" w:semiHidden="0" w:name="Light List Accent 4"/>
+    <w:lsdException w:unhideWhenUsed="0" w:uiPriority="62" w:semiHidden="0" w:name="Light Grid Accent 4"/>
+    <w:lsdException w:unhideWhenUsed="0" w:uiPriority="63" w:semiHidden="0" w:name="Medium Shading 1 Accent 4"/>
+    <w:lsdException w:unhideWhenUsed="0" w:uiPriority="64" w:semiHidden="0" w:name="Medium Shading 2 Accent 4"/>
+    <w:lsdException w:unhideWhenUsed="0" w:uiPriority="65" w:semiHidden="0" w:name="Medium List 1 Accent 4"/>
+    <w:lsdException w:unhideWhenUsed="0" w:uiPriority="66" w:semiHidden="0" w:name="Medium List 2 Accent 4"/>
+    <w:lsdException w:unhideWhenUsed="0" w:uiPriority="67" w:semiHidden="0" w:name="Medium Grid 1 Accent 4"/>
+    <w:lsdException w:unhideWhenUsed="0" w:uiPriority="68" w:semiHidden="0" w:name="Medium Grid 2 Accent 4"/>
+    <w:lsdException w:unhideWhenUsed="0" w:uiPriority="69" w:semiHidden="0" w:name="Medium Grid 3 Accent 4"/>
+    <w:lsdException w:unhideWhenUsed="0" w:uiPriority="70" w:semiHidden="0" w:name="Dark List Accent 4"/>
+    <w:lsdException w:unhideWhenUsed="0" w:uiPriority="71" w:semiHidden="0" w:name="Colorful Shading Accent 4"/>
+    <w:lsdException w:unhideWhenUsed="0" w:uiPriority="72" w:semiHidden="0" w:name="Colorful List Accent 4"/>
+    <w:lsdException w:unhideWhenUsed="0" w:uiPriority="73" w:semiHidden="0" w:name="Colorful Grid Accent 4"/>
+    <w:lsdException w:unhideWhenUsed="0" w:uiPriority="60" w:semiHidden="0" w:name="Light Shading Accent 5"/>
+    <w:lsdException w:unhideWhenUsed="0" w:uiPriority="61" w:semiHidden="0" w:name="Light List Accent 5"/>
+    <w:lsdException w:unhideWhenUsed="0" w:uiPriority="62" w:semiHidden="0" w:name="Light Grid Accent 5"/>
+    <w:lsdException w:unhideWhenUsed="0" w:uiPriority="63" w:semiHidden="0" w:name="Medium Shading 1 Accent 5"/>
+    <w:lsdException w:unhideWhenUsed="0" w:uiPriority="64" w:semiHidden="0" w:name="Medium Shading 2 Accent 5"/>
+    <w:lsdException w:unhideWhenUsed="0" w:uiPriority="65" w:semiHidden="0" w:name="Medium List 1 Accent 5"/>
+    <w:lsdException w:unhideWhenUsed="0" w:uiPriority="66" w:semiHidden="0" w:name="Medium List 2 Accent 5"/>
+    <w:lsdException w:unhideWhenUsed="0" w:uiPriority="67" w:semiHidden="0" w:name="Medium Grid 1 Accent 5"/>
+    <w:lsdException w:unhideWhenUsed="0" w:uiPriority="68" w:semiHidden="0" w:name="Medium Grid 2 Accent 5"/>
+    <w:lsdException w:unhideWhenUsed="0" w:uiPriority="69" w:semiHidden="0" w:name="Medium Grid 3 Accent 5"/>
+    <w:lsdException w:unhideWhenUsed="0" w:uiPriority="70" w:semiHidden="0" w:name="Dark List Accent 5"/>
+    <w:lsdException w:unhideWhenUsed="0" w:uiPriority="71" w:semiHidden="0" w:name="Colorful Shading Accent 5"/>
+    <w:lsdException w:unhideWhenUsed="0" w:uiPriority="72" w:semiHidden="0" w:name="Colorful List Accent 5"/>
+    <w:lsdException w:unhideWhenUsed="0" w:uiPriority="73" w:semiHidden="0" w:name="Colorful Grid Accent 5"/>
+    <w:lsdException w:unhideWhenUsed="0" w:uiPriority="60" w:semiHidden="0" w:name="Light Shading Accent 6"/>
+    <w:lsdException w:unhideWhenUsed="0" w:uiPriority="61" w:semiHidden="0" w:name="Light List Accent 6"/>
+    <w:lsdException w:unhideWhenUsed="0" w:uiPriority="62" w:semiHidden="0" w:name="Light Grid Accent 6"/>
+    <w:lsdException w:unhideWhenUsed="0" w:uiPriority="63" w:semiHidden="0" w:name="Medium Shading 1 Accent 6"/>
+    <w:lsdException w:unhideWhenUsed="0" w:uiPriority="64" w:semiHidden="0" w:name="Medium Shading 2 Accent 6"/>
+    <w:lsdException w:unhideWhenUsed="0" w:uiPriority="65" w:semiHidden="0" w:name="Medium List 1 Accent 6"/>
+    <w:lsdException w:unhideWhenUsed="0" w:uiPriority="66" w:semiHidden="0" w:name="Medium List 2 Accent 6"/>
+    <w:lsdException w:unhideWhenUsed="0" w:uiPriority="67" w:semiHidden="0" w:name="Medium Grid 1 Accent 6"/>
+    <w:lsdException w:unhideWhenUsed="0" w:uiPriority="68" w:semiHidden="0" w:name="Medium Grid 2 Accent 6"/>
+    <w:lsdException w:unhideWhenUsed="0" w:uiPriority="69" w:semiHidden="0" w:name="Medium Grid 3 Accent 6"/>
+    <w:lsdException w:unhideWhenUsed="0" w:uiPriority="70" w:semiHidden="0" w:name="Dark List Accent 6"/>
+    <w:lsdException w:unhideWhenUsed="0" w:uiPriority="71" w:semiHidden="0" w:name="Colorful Shading Accent 6"/>
+    <w:lsdException w:unhideWhenUsed="0" w:uiPriority="72" w:semiHidden="0" w:name="Colorful List Accent 6"/>
+    <w:lsdException w:unhideWhenUsed="0" w:uiPriority="73" w:semiHidden="0" w:name="Colorful Grid Accent 6"/>
   </w:latentStyles>
-  <w:style w:type="paragraph" w:default="1" w:styleId="Normal">
+  <w:style w:type="paragraph" w:default="1" w:styleId="1">
     <w:name w:val="Normal"/>
     <w:qFormat/>
+    <w:uiPriority w:val="0"/>
     <w:pPr>
       <w:kinsoku w:val="0"/>
       <w:autoSpaceDE w:val="0"/>
@@ -4004,7 +4124,7 @@
       <w:textAlignment w:val="baseline"/>
     </w:pPr>
     <w:rPr>
-      <w:rFonts w:ascii="Arial" w:eastAsia="宋体" w:hAnsi="Arial" w:cs="Arial"/>
+      <w:rFonts w:ascii="Arial" w:hAnsi="Arial" w:eastAsia="宋体" w:cs="Arial"/>
       <w:snapToGrid w:val="0"/>
       <w:color w:val="000000"/>
       <w:kern w:val="0"/>
@@ -4013,11 +4133,12 @@
       <w:lang w:val="en-US" w:eastAsia="en-US" w:bidi="ar-SA"/>
     </w:rPr>
   </w:style>
-  <w:style w:type="paragraph" w:styleId="Heading1">
+  <w:style w:type="paragraph" w:styleId="2">
     <w:name w:val="heading 1"/>
-    <w:basedOn w:val="Normal"/>
-    <w:next w:val="Normal"/>
+    <w:basedOn w:val="1"/>
+    <w:next w:val="1"/>
     <w:qFormat/>
+    <w:uiPriority w:val="0"/>
     <w:pPr>
       <w:keepNext/>
       <w:keepLines/>
@@ -4035,12 +4156,13 @@
       <w:sz w:val="44"/>
     </w:rPr>
   </w:style>
-  <w:style w:type="paragraph" w:styleId="Heading2">
+  <w:style w:type="paragraph" w:styleId="3">
     <w:name w:val="heading 2"/>
-    <w:basedOn w:val="Normal"/>
-    <w:next w:val="Normal"/>
+    <w:basedOn w:val="1"/>
+    <w:next w:val="1"/>
     <w:unhideWhenUsed/>
     <w:qFormat/>
+    <w:uiPriority w:val="0"/>
     <w:pPr>
       <w:keepNext/>
       <w:keepLines/>
@@ -4053,18 +4175,19 @@
       <w:outlineLvl w:val="1"/>
     </w:pPr>
     <w:rPr>
-      <w:rFonts w:ascii="Arial" w:eastAsia="黑体" w:hAnsi="Arial"/>
+      <w:rFonts w:ascii="Arial" w:hAnsi="Arial" w:eastAsia="黑体"/>
       <w:b/>
       <w:sz w:val="32"/>
     </w:rPr>
   </w:style>
-  <w:style w:type="paragraph" w:styleId="Heading3">
+  <w:style w:type="paragraph" w:styleId="4">
     <w:name w:val="heading 3"/>
-    <w:basedOn w:val="Normal"/>
-    <w:next w:val="Normal"/>
+    <w:basedOn w:val="1"/>
+    <w:next w:val="1"/>
     <w:semiHidden/>
     <w:unhideWhenUsed/>
     <w:qFormat/>
+    <w:uiPriority w:val="0"/>
     <w:pPr>
       <w:keepNext/>
       <w:keepLines/>
@@ -4081,12 +4204,13 @@
       <w:sz w:val="32"/>
     </w:rPr>
   </w:style>
-  <w:style w:type="paragraph" w:styleId="Heading4">
+  <w:style w:type="paragraph" w:styleId="5">
     <w:name w:val="heading 4"/>
-    <w:basedOn w:val="Normal"/>
-    <w:next w:val="Normal"/>
+    <w:basedOn w:val="1"/>
+    <w:next w:val="1"/>
     <w:unhideWhenUsed/>
     <w:qFormat/>
+    <w:uiPriority w:val="0"/>
     <w:pPr>
       <w:keepNext/>
       <w:keepLines/>
@@ -4099,18 +4223,19 @@
       <w:outlineLvl w:val="3"/>
     </w:pPr>
     <w:rPr>
-      <w:rFonts w:ascii="Arial" w:eastAsia="黑体" w:hAnsi="Arial"/>
+      <w:rFonts w:ascii="Arial" w:hAnsi="Arial" w:eastAsia="黑体"/>
       <w:b/>
       <w:sz w:val="28"/>
     </w:rPr>
   </w:style>
-  <w:style w:type="paragraph" w:styleId="Heading5">
+  <w:style w:type="paragraph" w:styleId="6">
     <w:name w:val="heading 5"/>
-    <w:basedOn w:val="Normal"/>
-    <w:next w:val="Normal"/>
+    <w:basedOn w:val="1"/>
+    <w:next w:val="1"/>
     <w:semiHidden/>
     <w:unhideWhenUsed/>
     <w:qFormat/>
+    <w:uiPriority w:val="0"/>
     <w:pPr>
       <w:keepNext/>
       <w:keepLines/>
@@ -4127,13 +4252,14 @@
       <w:sz w:val="28"/>
     </w:rPr>
   </w:style>
-  <w:style w:type="paragraph" w:styleId="Heading6">
+  <w:style w:type="paragraph" w:styleId="7">
     <w:name w:val="heading 6"/>
-    <w:basedOn w:val="Normal"/>
-    <w:next w:val="Normal"/>
+    <w:basedOn w:val="1"/>
+    <w:next w:val="1"/>
     <w:semiHidden/>
     <w:unhideWhenUsed/>
     <w:qFormat/>
+    <w:uiPriority w:val="0"/>
     <w:pPr>
       <w:keepNext/>
       <w:keepLines/>
@@ -4146,18 +4272,19 @@
       <w:outlineLvl w:val="5"/>
     </w:pPr>
     <w:rPr>
-      <w:rFonts w:ascii="Arial" w:eastAsia="黑体" w:hAnsi="Arial"/>
+      <w:rFonts w:ascii="Arial" w:hAnsi="Arial" w:eastAsia="黑体"/>
       <w:b/>
       <w:sz w:val="24"/>
     </w:rPr>
   </w:style>
-  <w:style w:type="paragraph" w:styleId="Heading7">
+  <w:style w:type="paragraph" w:styleId="8">
     <w:name w:val="heading 7"/>
-    <w:basedOn w:val="Normal"/>
-    <w:next w:val="Normal"/>
+    <w:basedOn w:val="1"/>
+    <w:next w:val="1"/>
     <w:semiHidden/>
     <w:unhideWhenUsed/>
     <w:qFormat/>
+    <w:uiPriority w:val="0"/>
     <w:pPr>
       <w:keepNext/>
       <w:keepLines/>
@@ -4174,13 +4301,14 @@
       <w:sz w:val="24"/>
     </w:rPr>
   </w:style>
-  <w:style w:type="paragraph" w:styleId="Heading8">
+  <w:style w:type="paragraph" w:styleId="9">
     <w:name w:val="heading 8"/>
-    <w:basedOn w:val="Normal"/>
-    <w:next w:val="Normal"/>
+    <w:basedOn w:val="1"/>
+    <w:next w:val="1"/>
     <w:semiHidden/>
     <w:unhideWhenUsed/>
     <w:qFormat/>
+    <w:uiPriority w:val="0"/>
     <w:pPr>
       <w:keepNext/>
       <w:keepLines/>
@@ -4193,17 +4321,18 @@
       <w:outlineLvl w:val="7"/>
     </w:pPr>
     <w:rPr>
-      <w:rFonts w:ascii="Arial" w:eastAsia="黑体" w:hAnsi="Arial"/>
+      <w:rFonts w:ascii="Arial" w:hAnsi="Arial" w:eastAsia="黑体"/>
       <w:sz w:val="24"/>
     </w:rPr>
   </w:style>
-  <w:style w:type="paragraph" w:styleId="Heading9">
+  <w:style w:type="paragraph" w:styleId="10">
     <w:name w:val="heading 9"/>
-    <w:basedOn w:val="Normal"/>
-    <w:next w:val="Normal"/>
+    <w:basedOn w:val="1"/>
+    <w:next w:val="1"/>
     <w:semiHidden/>
     <w:unhideWhenUsed/>
     <w:qFormat/>
+    <w:uiPriority w:val="0"/>
     <w:pPr>
       <w:keepNext/>
       <w:keepLines/>
@@ -4216,19 +4345,21 @@
       <w:outlineLvl w:val="8"/>
     </w:pPr>
     <w:rPr>
-      <w:rFonts w:ascii="Arial" w:eastAsia="黑体" w:hAnsi="Arial"/>
+      <w:rFonts w:ascii="Arial" w:hAnsi="Arial" w:eastAsia="黑体"/>
       <w:sz w:val="21"/>
     </w:rPr>
   </w:style>
-  <w:style w:type="character" w:default="1" w:styleId="DefaultParagraphFont">
+  <w:style w:type="character" w:default="1" w:styleId="22">
     <w:name w:val="Default Paragraph Font"/>
     <w:semiHidden/>
     <w:qFormat/>
+    <w:uiPriority w:val="0"/>
   </w:style>
-  <w:style w:type="table" w:default="1" w:styleId="TableNormal">
+  <w:style w:type="table" w:default="1" w:styleId="20">
     <w:name w:val="Normal Table"/>
     <w:semiHidden/>
     <w:qFormat/>
+    <w:uiPriority w:val="0"/>
     <w:tblPr>
       <w:tblCellMar>
         <w:top w:w="0" w:type="dxa"/>
@@ -4238,39 +4369,43 @@
       </w:tblCellMar>
     </w:tblPr>
   </w:style>
-  <w:style w:type="paragraph" w:styleId="CommentText">
+  <w:style w:type="paragraph" w:styleId="11">
     <w:name w:val="annotation text"/>
-    <w:basedOn w:val="Normal"/>
+    <w:basedOn w:val="1"/>
     <w:qFormat/>
+    <w:uiPriority w:val="0"/>
     <w:pPr>
       <w:jc w:val="left"/>
     </w:pPr>
   </w:style>
-  <w:style w:type="paragraph" w:styleId="BodyText">
+  <w:style w:type="paragraph" w:styleId="12">
     <w:name w:val="Body Text"/>
-    <w:basedOn w:val="Normal"/>
+    <w:basedOn w:val="1"/>
     <w:semiHidden/>
     <w:qFormat/>
+    <w:uiPriority w:val="0"/>
     <w:rPr>
-      <w:rFonts w:ascii="Arial" w:eastAsia="Arial" w:hAnsi="Arial" w:cs="Arial"/>
+      <w:rFonts w:ascii="Arial" w:hAnsi="Arial" w:eastAsia="Arial" w:cs="Arial"/>
       <w:sz w:val="21"/>
       <w:szCs w:val="21"/>
       <w:lang w:val="en-US" w:eastAsia="en-US" w:bidi="ar-SA"/>
     </w:rPr>
   </w:style>
-  <w:style w:type="paragraph" w:styleId="TOC3">
+  <w:style w:type="paragraph" w:styleId="13">
     <w:name w:val="toc 3"/>
-    <w:basedOn w:val="Normal"/>
-    <w:next w:val="Normal"/>
+    <w:basedOn w:val="1"/>
+    <w:next w:val="1"/>
     <w:qFormat/>
+    <w:uiPriority w:val="0"/>
     <w:pPr>
       <w:ind w:left="840" w:leftChars="400"/>
     </w:pPr>
   </w:style>
-  <w:style w:type="paragraph" w:styleId="Footer">
+  <w:style w:type="paragraph" w:styleId="14">
     <w:name w:val="footer"/>
-    <w:basedOn w:val="Normal"/>
+    <w:basedOn w:val="1"/>
     <w:qFormat/>
+    <w:uiPriority w:val="0"/>
     <w:pPr>
       <w:tabs>
         <w:tab w:val="center" w:pos="4153"/>
@@ -4283,16 +4418,17 @@
       <w:sz w:val="18"/>
     </w:rPr>
   </w:style>
-  <w:style w:type="paragraph" w:styleId="Header">
+  <w:style w:type="paragraph" w:styleId="15">
     <w:name w:val="header"/>
-    <w:basedOn w:val="Normal"/>
+    <w:basedOn w:val="1"/>
     <w:qFormat/>
+    <w:uiPriority w:val="0"/>
     <w:pPr>
       <w:pBdr>
-        <w:top w:val="nil"/>
-        <w:left w:val="nil"/>
-        <w:bottom w:val="nil"/>
-        <w:right w:val="nil"/>
+        <w:top w:val="none" w:color="auto" w:sz="0" w:space="0"/>
+        <w:left w:val="none" w:color="auto" w:sz="0" w:space="0"/>
+        <w:bottom w:val="none" w:color="auto" w:sz="0" w:space="0"/>
+        <w:right w:val="none" w:color="auto" w:sz="0" w:space="0"/>
       </w:pBdr>
       <w:tabs>
         <w:tab w:val="center" w:pos="4153"/>
@@ -4307,37 +4443,41 @@
       <w:sz w:val="18"/>
     </w:rPr>
   </w:style>
-  <w:style w:type="paragraph" w:styleId="TOC1">
+  <w:style w:type="paragraph" w:styleId="16">
     <w:name w:val="toc 1"/>
-    <w:basedOn w:val="Normal"/>
-    <w:next w:val="Normal"/>
+    <w:basedOn w:val="1"/>
+    <w:next w:val="1"/>
     <w:qFormat/>
+    <w:uiPriority w:val="0"/>
     <w:rPr>
-      <w:rFonts w:ascii="Arial" w:eastAsia="Microsoft JhengHei" w:hAnsi="Arial"/>
+      <w:rFonts w:ascii="Arial" w:hAnsi="Arial" w:eastAsia="Microsoft JhengHei"/>
       <w:sz w:val="24"/>
     </w:rPr>
   </w:style>
-  <w:style w:type="paragraph" w:styleId="TOC2">
+  <w:style w:type="paragraph" w:styleId="17">
     <w:name w:val="toc 2"/>
-    <w:basedOn w:val="Normal"/>
-    <w:next w:val="Normal"/>
+    <w:basedOn w:val="1"/>
+    <w:next w:val="1"/>
     <w:qFormat/>
+    <w:uiPriority w:val="0"/>
     <w:pPr>
       <w:ind w:left="420" w:leftChars="200"/>
     </w:pPr>
   </w:style>
-  <w:style w:type="paragraph" w:styleId="NormalWeb">
+  <w:style w:type="paragraph" w:styleId="18">
     <w:name w:val="Normal (Web)"/>
-    <w:basedOn w:val="Normal"/>
+    <w:basedOn w:val="1"/>
     <w:qFormat/>
+    <w:uiPriority w:val="0"/>
     <w:rPr>
       <w:sz w:val="24"/>
     </w:rPr>
   </w:style>
-  <w:style w:type="paragraph" w:styleId="Title">
+  <w:style w:type="paragraph" w:styleId="19">
     <w:name w:val="Title"/>
-    <w:basedOn w:val="Normal"/>
+    <w:basedOn w:val="1"/>
     <w:qFormat/>
+    <w:uiPriority w:val="0"/>
     <w:pPr>
       <w:spacing w:before="240" w:beforeLines="0" w:beforeAutospacing="0" w:after="60" w:afterLines="0" w:afterAutospacing="0"/>
       <w:jc w:val="center"/>
@@ -4349,68 +4489,73 @@
       <w:sz w:val="32"/>
     </w:rPr>
   </w:style>
-  <w:style w:type="table" w:styleId="TableGrid">
+  <w:style w:type="table" w:styleId="21">
     <w:name w:val="Table Grid"/>
-    <w:basedOn w:val="TableNormal"/>
+    <w:basedOn w:val="20"/>
     <w:qFormat/>
+    <w:uiPriority w:val="0"/>
     <w:pPr>
       <w:widowControl w:val="0"/>
       <w:jc w:val="both"/>
     </w:pPr>
     <w:tblPr>
       <w:tblBorders>
-        <w:top w:val="single" w:sz="4" w:space="0" w:color="auto"/>
-        <w:left w:val="single" w:sz="4" w:space="0" w:color="auto"/>
-        <w:bottom w:val="single" w:sz="4" w:space="0" w:color="auto"/>
-        <w:right w:val="single" w:sz="4" w:space="0" w:color="auto"/>
-        <w:insideH w:val="single" w:sz="4" w:space="0" w:color="auto"/>
-        <w:insideV w:val="single" w:sz="4" w:space="0" w:color="auto"/>
+        <w:top w:val="single" w:color="auto" w:sz="4" w:space="0"/>
+        <w:left w:val="single" w:color="auto" w:sz="4" w:space="0"/>
+        <w:bottom w:val="single" w:color="auto" w:sz="4" w:space="0"/>
+        <w:right w:val="single" w:color="auto" w:sz="4" w:space="0"/>
+        <w:insideH w:val="single" w:color="auto" w:sz="4" w:space="0"/>
+        <w:insideV w:val="single" w:color="auto" w:sz="4" w:space="0"/>
       </w:tblBorders>
     </w:tblPr>
   </w:style>
-  <w:style w:type="character" w:styleId="Strong">
+  <w:style w:type="character" w:styleId="23">
     <w:name w:val="Strong"/>
-    <w:basedOn w:val="DefaultParagraphFont"/>
+    <w:basedOn w:val="22"/>
     <w:qFormat/>
+    <w:uiPriority w:val="0"/>
     <w:rPr>
       <w:b/>
     </w:rPr>
   </w:style>
-  <w:style w:type="paragraph" w:customStyle="1" w:styleId="a">
+  <w:style w:type="paragraph" w:customStyle="1" w:styleId="24">
     <w:name w:val="柴_公司名"/>
-    <w:basedOn w:val="Title"/>
+    <w:basedOn w:val="19"/>
     <w:qFormat/>
+    <w:uiPriority w:val="0"/>
     <w:pPr>
       <w:spacing w:after="600" w:afterLines="600"/>
     </w:pPr>
     <w:rPr>
-      <w:rFonts w:ascii="宋体" w:eastAsia="宋体" w:hAnsi="宋体" w:cs="宋体" w:hint="eastAsia"/>
+      <w:rFonts w:hint="eastAsia" w:ascii="宋体" w:hAnsi="宋体" w:eastAsia="宋体" w:cs="宋体"/>
       <w:bCs/>
       <w:spacing w:val="-6"/>
       <w:sz w:val="52"/>
       <w:szCs w:val="52"/>
     </w:rPr>
   </w:style>
-  <w:style w:type="paragraph" w:customStyle="1" w:styleId="a0">
+  <w:style w:type="paragraph" w:customStyle="1" w:styleId="25">
     <w:name w:val="柴_文档名"/>
-    <w:basedOn w:val="Title"/>
+    <w:basedOn w:val="19"/>
     <w:qFormat/>
+    <w:uiPriority w:val="0"/>
     <w:pPr>
       <w:spacing w:after="900" w:afterLines="900"/>
     </w:pPr>
     <w:rPr>
-      <w:rFonts w:ascii="黑体" w:eastAsia="黑体" w:hAnsi="黑体" w:cs="黑体"/>
+      <w:rFonts w:ascii="黑体" w:hAnsi="黑体" w:eastAsia="黑体" w:cs="黑体"/>
       <w:bCs/>
       <w:spacing w:val="-7"/>
       <w:sz w:val="52"/>
       <w:szCs w:val="52"/>
     </w:rPr>
   </w:style>
-  <w:style w:type="table" w:customStyle="1" w:styleId="TableNormal0">
+  <w:style w:type="table" w:customStyle="1" w:styleId="26">
     <w:name w:val="Table Normal_0"/>
     <w:semiHidden/>
     <w:unhideWhenUsed/>
     <w:qFormat/>
+    <w:uiPriority w:val="0"/>
     <w:tblPr>
       <w:tblCellMar>
         <w:top w:w="0" w:type="dxa"/>
@@ -4420,81 +4565,87 @@
       </w:tblCellMar>
     </w:tblPr>
   </w:style>
-  <w:style w:type="paragraph" w:customStyle="1" w:styleId="TableText">
+  <w:style w:type="paragraph" w:customStyle="1" w:styleId="27">
     <w:name w:val="Table Text"/>
-    <w:basedOn w:val="Normal"/>
+    <w:basedOn w:val="1"/>
     <w:semiHidden/>
     <w:qFormat/>
+    <w:uiPriority w:val="0"/>
     <w:rPr>
-      <w:rFonts w:ascii="宋体" w:eastAsia="宋体" w:hAnsi="宋体" w:cs="宋体"/>
+      <w:rFonts w:ascii="宋体" w:hAnsi="宋体" w:eastAsia="宋体" w:cs="宋体"/>
       <w:sz w:val="21"/>
       <w:szCs w:val="21"/>
       <w:lang w:val="en-US" w:eastAsia="en-US" w:bidi="ar-SA"/>
     </w:rPr>
   </w:style>
-  <w:style w:type="paragraph" w:customStyle="1" w:styleId="1">
+  <w:style w:type="paragraph" w:customStyle="1" w:styleId="28">
     <w:name w:val="柴_标题1"/>
-    <w:basedOn w:val="Heading1"/>
-    <w:next w:val="a1"/>
-    <w:link w:val="1Char"/>
+    <w:basedOn w:val="2"/>
+    <w:next w:val="29"/>
+    <w:link w:val="38"/>
     <w:qFormat/>
+    <w:uiPriority w:val="0"/>
     <w:pPr>
       <w:spacing w:before="100" w:after="90" w:line="360" w:lineRule="auto"/>
     </w:pPr>
     <w:rPr>
-      <w:rFonts w:ascii="Arial" w:eastAsia="宋体" w:hAnsi="Arial"/>
+      <w:rFonts w:ascii="Arial" w:hAnsi="Arial" w:eastAsia="宋体"/>
       <w:sz w:val="32"/>
     </w:rPr>
   </w:style>
-  <w:style w:type="paragraph" w:customStyle="1" w:styleId="a1">
+  <w:style w:type="paragraph" w:customStyle="1" w:styleId="29">
     <w:name w:val="柴_正文"/>
-    <w:basedOn w:val="BodyText"/>
-    <w:link w:val="Char"/>
+    <w:basedOn w:val="12"/>
+    <w:link w:val="41"/>
     <w:qFormat/>
+    <w:uiPriority w:val="0"/>
     <w:pPr>
       <w:spacing w:line="360" w:lineRule="auto"/>
       <w:ind w:firstLine="470" w:firstLineChars="200"/>
     </w:pPr>
     <w:rPr>
-      <w:rFonts w:ascii="Arial" w:eastAsia="宋体" w:hAnsi="Arial"/>
+      <w:rFonts w:ascii="Arial" w:hAnsi="Arial" w:eastAsia="宋体"/>
       <w:sz w:val="24"/>
       <w:lang w:eastAsia="zh-CN"/>
     </w:rPr>
   </w:style>
-  <w:style w:type="paragraph" w:customStyle="1" w:styleId="2">
+  <w:style w:type="paragraph" w:customStyle="1" w:styleId="30">
     <w:name w:val="柴_标题2"/>
-    <w:basedOn w:val="Heading2"/>
-    <w:next w:val="a1"/>
+    <w:basedOn w:val="3"/>
+    <w:next w:val="29"/>
     <w:qFormat/>
+    <w:uiPriority w:val="0"/>
     <w:pPr>
       <w:spacing w:line="360" w:lineRule="auto"/>
     </w:pPr>
     <w:rPr>
-      <w:rFonts w:ascii="Arial" w:eastAsia="宋体" w:hAnsi="Arial"/>
+      <w:rFonts w:ascii="Arial" w:hAnsi="Arial" w:eastAsia="宋体"/>
       <w:sz w:val="28"/>
     </w:rPr>
   </w:style>
-  <w:style w:type="paragraph" w:customStyle="1" w:styleId="3">
+  <w:style w:type="paragraph" w:customStyle="1" w:styleId="31">
     <w:name w:val="柴_标题3"/>
-    <w:basedOn w:val="Heading3"/>
-    <w:next w:val="a1"/>
+    <w:basedOn w:val="4"/>
+    <w:next w:val="29"/>
     <w:qFormat/>
+    <w:uiPriority w:val="0"/>
     <w:pPr>
       <w:spacing w:line="360" w:lineRule="auto"/>
       <w:ind w:left="0" w:firstLine="472" w:firstLineChars="200"/>
     </w:pPr>
     <w:rPr>
-      <w:rFonts w:ascii="宋体" w:eastAsia="宋体" w:hAnsi="宋体" w:cs="宋体"/>
+      <w:rFonts w:ascii="宋体" w:hAnsi="宋体" w:eastAsia="宋体" w:cs="宋体"/>
       <w:spacing w:val="-2"/>
       <w:sz w:val="24"/>
       <w:szCs w:val="24"/>
     </w:rPr>
   </w:style>
-  <w:style w:type="paragraph" w:customStyle="1" w:styleId="a2">
+  <w:style w:type="paragraph" w:customStyle="1" w:styleId="32">
     <w:name w:val="柴_目录"/>
-    <w:basedOn w:val="Normal"/>
-    <w:next w:val="BodyText"/>
+    <w:basedOn w:val="1"/>
+    <w:next w:val="12"/>
     <w:qFormat/>
+    <w:uiPriority w:val="0"/>
     <w:pPr>
       <w:tabs>
         <w:tab w:val="right" w:leader="dot" w:pos="8442"/>
@@ -4502,59 +4653,64 @@
       <w:ind w:left="0" w:leftChars="0"/>
     </w:pPr>
     <w:rPr>
-      <w:rFonts w:ascii="Arial" w:eastAsia="Microsoft JhengHei" w:hAnsi="Arial"/>
+      <w:rFonts w:ascii="Arial" w:hAnsi="Arial" w:eastAsia="Microsoft JhengHei"/>
       <w:sz w:val="24"/>
     </w:rPr>
   </w:style>
-  <w:style w:type="paragraph" w:customStyle="1" w:styleId="WPSOffice1">
+  <w:style w:type="paragraph" w:customStyle="1" w:styleId="33">
     <w:name w:val="WPSOffice手动目录 1"/>
     <w:qFormat/>
+    <w:uiPriority w:val="0"/>
     <w:pPr>
       <w:ind w:leftChars="0"/>
     </w:pPr>
     <w:rPr>
-      <w:rFonts w:ascii="Times New Roman" w:eastAsia="宋体" w:hAnsi="Times New Roman" w:cs="Times New Roman"/>
+      <w:rFonts w:ascii="Times New Roman" w:hAnsi="Times New Roman" w:eastAsia="宋体" w:cs="Times New Roman"/>
       <w:sz w:val="20"/>
       <w:szCs w:val="20"/>
     </w:rPr>
   </w:style>
-  <w:style w:type="paragraph" w:customStyle="1" w:styleId="WPSOffice2">
+  <w:style w:type="paragraph" w:customStyle="1" w:styleId="34">
     <w:name w:val="WPSOffice手动目录 2"/>
     <w:qFormat/>
+    <w:uiPriority w:val="0"/>
     <w:pPr>
       <w:ind w:leftChars="200"/>
     </w:pPr>
     <w:rPr>
-      <w:rFonts w:ascii="Times New Roman" w:eastAsia="宋体" w:hAnsi="Times New Roman" w:cs="Times New Roman"/>
+      <w:rFonts w:ascii="Times New Roman" w:hAnsi="Times New Roman" w:eastAsia="宋体" w:cs="Times New Roman"/>
       <w:sz w:val="20"/>
       <w:szCs w:val="20"/>
     </w:rPr>
   </w:style>
-  <w:style w:type="paragraph" w:customStyle="1" w:styleId="WPSOffice3">
+  <w:style w:type="paragraph" w:customStyle="1" w:styleId="35">
     <w:name w:val="WPSOffice手动目录 3"/>
     <w:qFormat/>
+    <w:uiPriority w:val="0"/>
     <w:pPr>
       <w:ind w:leftChars="400"/>
     </w:pPr>
     <w:rPr>
-      <w:rFonts w:ascii="Times New Roman" w:eastAsia="宋体" w:hAnsi="Times New Roman" w:cs="Times New Roman"/>
+      <w:rFonts w:ascii="Times New Roman" w:hAnsi="Times New Roman" w:eastAsia="宋体" w:cs="Times New Roman"/>
       <w:sz w:val="20"/>
       <w:szCs w:val="20"/>
     </w:rPr>
   </w:style>
-  <w:style w:type="paragraph" w:customStyle="1" w:styleId="Compact">
+  <w:style w:type="paragraph" w:customStyle="1" w:styleId="36">
     <w:name w:val="Compact"/>
-    <w:basedOn w:val="BodyText"/>
+    <w:basedOn w:val="12"/>
     <w:qFormat/>
+    <w:uiPriority w:val="0"/>
     <w:pPr>
       <w:spacing w:before="36" w:after="36"/>
     </w:pPr>
   </w:style>
-  <w:style w:type="table" w:customStyle="1" w:styleId="Table">
+  <w:style w:type="table" w:customStyle="1" w:styleId="37">
     <w:name w:val="Table"/>
     <w:semiHidden/>
     <w:unhideWhenUsed/>
     <w:qFormat/>
+    <w:uiPriority w:val="0"/>
     <w:tblPr>
       <w:tblCellMar>
         <w:top w:w="0" w:type="dxa"/>
@@ -4566,25 +4722,27 @@
     <w:tblStylePr w:type="firstRow">
       <w:tcPr>
         <w:tcBorders>
-          <w:bottom w:val="single" w:sz="0" w:space="0" w:color="auto"/>
+          <w:bottom w:val="single" w:color="auto" w:sz="0" w:space="0"/>
         </w:tcBorders>
         <w:vAlign w:val="bottom"/>
       </w:tcPr>
     </w:tblStylePr>
   </w:style>
-  <w:style w:type="character" w:customStyle="1" w:styleId="1Char">
+  <w:style w:type="character" w:customStyle="1" w:styleId="38">
     <w:name w:val="柴_标题1 Char"/>
-    <w:link w:val="1"/>
+    <w:link w:val="28"/>
     <w:qFormat/>
+    <w:uiPriority w:val="0"/>
     <w:rPr>
-      <w:rFonts w:ascii="Arial" w:eastAsia="宋体" w:hAnsi="Arial"/>
+      <w:rFonts w:ascii="Arial" w:hAnsi="Arial" w:eastAsia="宋体"/>
       <w:sz w:val="32"/>
     </w:rPr>
   </w:style>
-  <w:style w:type="paragraph" w:customStyle="1" w:styleId="a3">
+  <w:style w:type="paragraph" w:customStyle="1" w:styleId="39">
     <w:name w:val="柴_正文_无缩进"/>
-    <w:basedOn w:val="Normal"/>
+    <w:basedOn w:val="1"/>
     <w:qFormat/>
+    <w:uiPriority w:val="0"/>
     <w:pPr>
       <w:ind w:firstLine="0" w:firstLineChars="0"/>
     </w:pPr>
@@ -4594,29 +4752,31 @@
       <w:lang w:eastAsia="zh-CN"/>
     </w:rPr>
   </w:style>
-  <w:style w:type="paragraph" w:customStyle="1" w:styleId="4">
+  <w:style w:type="paragraph" w:customStyle="1" w:styleId="40">
     <w:name w:val="柴_标题4"/>
-    <w:basedOn w:val="Heading4"/>
-    <w:next w:val="Normal"/>
+    <w:basedOn w:val="5"/>
+    <w:next w:val="1"/>
     <w:qFormat/>
+    <w:uiPriority w:val="0"/>
     <w:pPr>
       <w:widowControl w:val="0"/>
       <w:spacing w:before="160" w:line="360" w:lineRule="auto"/>
-      <w:ind w:left="981" w:hanging="862" w:leftChars="300"/>
+      <w:ind w:left="981" w:leftChars="300" w:hanging="862"/>
     </w:pPr>
     <w:rPr>
-      <w:rFonts w:ascii="Calibri" w:eastAsia="宋体" w:hAnsi="Calibri" w:cs="宋体" w:hint="eastAsia"/>
+      <w:rFonts w:hint="eastAsia" w:ascii="Calibri" w:hAnsi="Calibri" w:eastAsia="宋体" w:cs="宋体"/>
       <w:sz w:val="24"/>
       <w:szCs w:val="24"/>
       <w:lang w:eastAsia="zh-CN" w:bidi="zh-CN"/>
     </w:rPr>
   </w:style>
-  <w:style w:type="character" w:customStyle="1" w:styleId="Char">
+  <w:style w:type="character" w:customStyle="1" w:styleId="41">
     <w:name w:val="柴_正文 Char"/>
-    <w:link w:val="a1"/>
+    <w:link w:val="29"/>
     <w:qFormat/>
+    <w:uiPriority w:val="0"/>
     <w:rPr>
-      <w:rFonts w:ascii="Arial" w:eastAsia="宋体" w:hAnsi="Arial"/>
+      <w:rFonts w:ascii="Arial" w:hAnsi="Arial" w:eastAsia="宋体"/>
       <w:sz w:val="24"/>
       <w:lang w:eastAsia="zh-CN"/>
     </w:rPr>
